--- a/dossier/Dossier_Bloc2_Albion_Helper_v3.docx
+++ b/dossier/Dossier_Bloc2_Albion_Helper_v3.docx
@@ -3899,7 +3899,7 @@
           <w:sz w:val="22"/>
           <w:szCs w:val="22"/>
         </w:rPr>
-        <w:t xml:space="preserve">Sécurisée : tout passe par le firewall Symfony (JWT, rôles, throttling) avant d'atteindre le moindre contrôleur ; les en-têtes de sécurité sont posés globalement par un EventSubscriber.</w:t>
+        <w:t xml:space="preserve">Sécurisée : tout passe par le firewall Symfony (JWT, rôles, throttling) avant d'atteindre le moindre contrôleur ; les en-têtes de sécurité sont posés globalement par un EventSubscriber (code complet en annexe A).</w:t>
       </w:r>
     </w:p>
     <w:p>
@@ -3920,6 +3920,1195 @@
         <w:t xml:space="preserve">Supervisable : endpoint public /api/health (état BDD + API externe) interrogeable par une sonde, canal de log « incident » dédié.</w:t>
       </w:r>
     </w:p>
+    <w:p>
+      <w:pPr>
+        <w:pStyle w:val="Heading2"/>
+      </w:pPr>
+      <w:r>
+        <w:t xml:space="preserve">3.2 Modèle de données</w:t>
+      </w:r>
+    </w:p>
+    <w:p>
+      <w:pPr>
+        <w:spacing w:after="140" w:before="0" w:line="330"/>
+        <w:jc w:val="both"/>
+      </w:pPr>
+      <w:r>
+        <w:rPr>
+          <w:b w:val="false"/>
+          <w:bCs w:val="false"/>
+          <w:i w:val="false"/>
+          <w:iCs w:val="false"/>
+          <w:sz w:val="22"/>
+          <w:szCs w:val="22"/>
+        </w:rPr>
+        <w:t xml:space="preserve">Le schéma relationnel est porté par 14 entités Doctrine, versionnées par migrations. Les données volatiles du jeu (statistiques de joueurs, batailles) ne sont volontairement pas persistées : elles sont relayées depuis l'API officielle, ce qui évite toute donnée obsolète en base.</w:t>
+      </w:r>
+    </w:p>
+    <w:tbl>
+      <w:tblPr>
+        <w:tblW w:type="dxa" w:w="9072"/>
+        <w:tblBorders>
+          <w:top w:val="single" w:color="auto" w:sz="4"/>
+          <w:left w:val="single" w:color="auto" w:sz="4"/>
+          <w:bottom w:val="single" w:color="auto" w:sz="4"/>
+          <w:right w:val="single" w:color="auto" w:sz="4"/>
+          <w:insideH w:val="single" w:color="auto" w:sz="4"/>
+          <w:insideV w:val="single" w:color="auto" w:sz="4"/>
+        </w:tblBorders>
+      </w:tblPr>
+      <w:tblGrid>
+        <w:gridCol w:w="1701"/>
+        <w:gridCol w:w="4536"/>
+        <w:gridCol w:w="2835"/>
+      </w:tblGrid>
+      <w:tr>
+        <w:trPr>
+          <w:tblHeader/>
+        </w:trPr>
+        <w:tc>
+          <w:tcPr>
+            <w:tcW w:type="dxa" w:w="1701"/>
+            <w:tcBorders>
+              <w:top w:val="single" w:color="8B6914" w:sz="10"/>
+              <w:left w:val="none" w:color="FFFFFF" w:sz="0"/>
+              <w:bottom w:val="single" w:color="8B6914" w:sz="5"/>
+              <w:right w:val="none" w:color="FFFFFF" w:sz="0"/>
+            </w:tcBorders>
+            <w:tcMar>
+              <w:top w:type="dxa" w:w="70"/>
+              <w:left w:type="dxa" w:w="60"/>
+              <w:bottom w:type="dxa" w:w="70"/>
+              <w:right w:type="dxa" w:w="120"/>
+            </w:tcMar>
+          </w:tcPr>
+          <w:p>
+            <w:pPr>
+              <w:spacing w:after="0" w:line="264"/>
+            </w:pPr>
+            <w:r>
+              <w:rPr>
+                <w:b/>
+                <w:bCs/>
+                <w:color w:val="2D1A00"/>
+                <w:sz w:val="19"/>
+                <w:szCs w:val="19"/>
+              </w:rPr>
+              <w:t xml:space="preserve">Entité</w:t>
+            </w:r>
+          </w:p>
+        </w:tc>
+        <w:tc>
+          <w:tcPr>
+            <w:tcW w:type="dxa" w:w="4536"/>
+            <w:tcBorders>
+              <w:top w:val="single" w:color="8B6914" w:sz="10"/>
+              <w:left w:val="none" w:color="FFFFFF" w:sz="0"/>
+              <w:bottom w:val="single" w:color="8B6914" w:sz="5"/>
+              <w:right w:val="none" w:color="FFFFFF" w:sz="0"/>
+            </w:tcBorders>
+            <w:tcMar>
+              <w:top w:type="dxa" w:w="70"/>
+              <w:left w:type="dxa" w:w="60"/>
+              <w:bottom w:type="dxa" w:w="70"/>
+              <w:right w:type="dxa" w:w="120"/>
+            </w:tcMar>
+          </w:tcPr>
+          <w:p>
+            <w:pPr>
+              <w:spacing w:after="0" w:line="264"/>
+            </w:pPr>
+            <w:r>
+              <w:rPr>
+                <w:b/>
+                <w:bCs/>
+                <w:color w:val="2D1A00"/>
+                <w:sz w:val="19"/>
+                <w:szCs w:val="19"/>
+              </w:rPr>
+              <w:t xml:space="preserve">Rôle</w:t>
+            </w:r>
+          </w:p>
+        </w:tc>
+        <w:tc>
+          <w:tcPr>
+            <w:tcW w:type="dxa" w:w="2835"/>
+            <w:tcBorders>
+              <w:top w:val="single" w:color="8B6914" w:sz="10"/>
+              <w:left w:val="none" w:color="FFFFFF" w:sz="0"/>
+              <w:bottom w:val="single" w:color="8B6914" w:sz="5"/>
+              <w:right w:val="none" w:color="FFFFFF" w:sz="0"/>
+            </w:tcBorders>
+            <w:tcMar>
+              <w:top w:type="dxa" w:w="70"/>
+              <w:left w:type="dxa" w:w="60"/>
+              <w:bottom w:type="dxa" w:w="70"/>
+              <w:right w:type="dxa" w:w="120"/>
+            </w:tcMar>
+          </w:tcPr>
+          <w:p>
+            <w:pPr>
+              <w:spacing w:after="0" w:line="264"/>
+            </w:pPr>
+            <w:r>
+              <w:rPr>
+                <w:b/>
+                <w:bCs/>
+                <w:color w:val="2D1A00"/>
+                <w:sz w:val="19"/>
+                <w:szCs w:val="19"/>
+              </w:rPr>
+              <w:t xml:space="preserve">Relations principales</w:t>
+            </w:r>
+          </w:p>
+        </w:tc>
+      </w:tr>
+      <w:tr>
+        <w:tc>
+          <w:tcPr>
+            <w:tcW w:type="dxa" w:w="1701"/>
+            <w:tcBorders>
+              <w:top w:val="none" w:color="FFFFFF" w:sz="0"/>
+              <w:left w:val="none" w:color="FFFFFF" w:sz="0"/>
+              <w:bottom w:val="single" w:color="E0D5BB" w:sz="2"/>
+              <w:right w:val="none" w:color="FFFFFF" w:sz="0"/>
+            </w:tcBorders>
+            <w:tcMar>
+              <w:top w:type="dxa" w:w="70"/>
+              <w:left w:type="dxa" w:w="60"/>
+              <w:bottom w:type="dxa" w:w="70"/>
+              <w:right w:type="dxa" w:w="120"/>
+            </w:tcMar>
+          </w:tcPr>
+          <w:p>
+            <w:pPr>
+              <w:spacing w:after="0" w:line="264"/>
+            </w:pPr>
+            <w:r>
+              <w:rPr>
+                <w:b w:val="false"/>
+                <w:bCs w:val="false"/>
+                <w:sz w:val="19"/>
+                <w:szCs w:val="19"/>
+              </w:rPr>
+              <w:t xml:space="preserve">User</w:t>
+            </w:r>
+          </w:p>
+        </w:tc>
+        <w:tc>
+          <w:tcPr>
+            <w:tcW w:type="dxa" w:w="4536"/>
+            <w:tcBorders>
+              <w:top w:val="none" w:color="FFFFFF" w:sz="0"/>
+              <w:left w:val="none" w:color="FFFFFF" w:sz="0"/>
+              <w:bottom w:val="single" w:color="E0D5BB" w:sz="2"/>
+              <w:right w:val="none" w:color="FFFFFF" w:sz="0"/>
+            </w:tcBorders>
+            <w:tcMar>
+              <w:top w:type="dxa" w:w="70"/>
+              <w:left w:type="dxa" w:w="60"/>
+              <w:bottom w:type="dxa" w:w="70"/>
+              <w:right w:type="dxa" w:w="120"/>
+            </w:tcMar>
+          </w:tcPr>
+          <w:p>
+            <w:pPr>
+              <w:spacing w:after="0" w:line="264"/>
+            </w:pPr>
+            <w:r>
+              <w:rPr>
+                <w:b w:val="false"/>
+                <w:bCs w:val="false"/>
+                <w:sz w:val="19"/>
+                <w:szCs w:val="19"/>
+              </w:rPr>
+              <w:t xml:space="preserve">Compte utilisateur : identifiant, mot de passe bcrypt, rôles, préférences (JSON)</w:t>
+            </w:r>
+          </w:p>
+        </w:tc>
+        <w:tc>
+          <w:tcPr>
+            <w:tcW w:type="dxa" w:w="2835"/>
+            <w:tcBorders>
+              <w:top w:val="none" w:color="FFFFFF" w:sz="0"/>
+              <w:left w:val="none" w:color="FFFFFF" w:sz="0"/>
+              <w:bottom w:val="single" w:color="E0D5BB" w:sz="2"/>
+              <w:right w:val="none" w:color="FFFFFF" w:sz="0"/>
+            </w:tcBorders>
+            <w:tcMar>
+              <w:top w:type="dxa" w:w="70"/>
+              <w:left w:type="dxa" w:w="60"/>
+              <w:bottom w:type="dxa" w:w="70"/>
+              <w:right w:type="dxa" w:w="120"/>
+            </w:tcMar>
+          </w:tcPr>
+          <w:p>
+            <w:pPr>
+              <w:spacing w:after="0" w:line="264"/>
+            </w:pPr>
+            <w:r>
+              <w:rPr>
+                <w:b w:val="false"/>
+                <w:bCs w:val="false"/>
+                <w:sz w:val="19"/>
+                <w:szCs w:val="19"/>
+              </w:rPr>
+              <w:t xml:space="preserve">1—N GameRoute, 1—N Composition</w:t>
+            </w:r>
+          </w:p>
+        </w:tc>
+      </w:tr>
+      <w:tr>
+        <w:tc>
+          <w:tcPr>
+            <w:tcW w:type="dxa" w:w="1701"/>
+            <w:tcBorders>
+              <w:top w:val="none" w:color="FFFFFF" w:sz="0"/>
+              <w:left w:val="none" w:color="FFFFFF" w:sz="0"/>
+              <w:bottom w:val="single" w:color="E0D5BB" w:sz="2"/>
+              <w:right w:val="none" w:color="FFFFFF" w:sz="0"/>
+            </w:tcBorders>
+            <w:tcMar>
+              <w:top w:type="dxa" w:w="70"/>
+              <w:left w:type="dxa" w:w="60"/>
+              <w:bottom w:type="dxa" w:w="70"/>
+              <w:right w:type="dxa" w:w="120"/>
+            </w:tcMar>
+          </w:tcPr>
+          <w:p>
+            <w:pPr>
+              <w:spacing w:after="0" w:line="264"/>
+            </w:pPr>
+            <w:r>
+              <w:rPr>
+                <w:b w:val="false"/>
+                <w:bCs w:val="false"/>
+                <w:sz w:val="19"/>
+                <w:szCs w:val="19"/>
+              </w:rPr>
+              <w:t xml:space="preserve">RefreshToken</w:t>
+            </w:r>
+          </w:p>
+        </w:tc>
+        <w:tc>
+          <w:tcPr>
+            <w:tcW w:type="dxa" w:w="4536"/>
+            <w:tcBorders>
+              <w:top w:val="none" w:color="FFFFFF" w:sz="0"/>
+              <w:left w:val="none" w:color="FFFFFF" w:sz="0"/>
+              <w:bottom w:val="single" w:color="E0D5BB" w:sz="2"/>
+              <w:right w:val="none" w:color="FFFFFF" w:sz="0"/>
+            </w:tcBorders>
+            <w:tcMar>
+              <w:top w:type="dxa" w:w="70"/>
+              <w:left w:type="dxa" w:w="60"/>
+              <w:bottom w:type="dxa" w:w="70"/>
+              <w:right w:type="dxa" w:w="120"/>
+            </w:tcMar>
+          </w:tcPr>
+          <w:p>
+            <w:pPr>
+              <w:spacing w:after="0" w:line="264"/>
+            </w:pPr>
+            <w:r>
+              <w:rPr>
+                <w:b w:val="false"/>
+                <w:bCs w:val="false"/>
+                <w:sz w:val="19"/>
+                <w:szCs w:val="19"/>
+              </w:rPr>
+              <w:t xml:space="preserve">Jetons de rafraîchissement JWT, rotation single_use</w:t>
+            </w:r>
+          </w:p>
+        </w:tc>
+        <w:tc>
+          <w:tcPr>
+            <w:tcW w:type="dxa" w:w="2835"/>
+            <w:tcBorders>
+              <w:top w:val="none" w:color="FFFFFF" w:sz="0"/>
+              <w:left w:val="none" w:color="FFFFFF" w:sz="0"/>
+              <w:bottom w:val="single" w:color="E0D5BB" w:sz="2"/>
+              <w:right w:val="none" w:color="FFFFFF" w:sz="0"/>
+            </w:tcBorders>
+            <w:tcMar>
+              <w:top w:type="dxa" w:w="70"/>
+              <w:left w:type="dxa" w:w="60"/>
+              <w:bottom w:type="dxa" w:w="70"/>
+              <w:right w:type="dxa" w:w="120"/>
+            </w:tcMar>
+          </w:tcPr>
+          <w:p>
+            <w:pPr>
+              <w:spacing w:after="0" w:line="264"/>
+            </w:pPr>
+            <w:r>
+              <w:rPr>
+                <w:b w:val="false"/>
+                <w:bCs w:val="false"/>
+                <w:sz w:val="19"/>
+                <w:szCs w:val="19"/>
+              </w:rPr>
+              <w:t xml:space="preserve">— (géré par bundle)</w:t>
+            </w:r>
+          </w:p>
+        </w:tc>
+      </w:tr>
+      <w:tr>
+        <w:tc>
+          <w:tcPr>
+            <w:tcW w:type="dxa" w:w="1701"/>
+            <w:tcBorders>
+              <w:top w:val="none" w:color="FFFFFF" w:sz="0"/>
+              <w:left w:val="none" w:color="FFFFFF" w:sz="0"/>
+              <w:bottom w:val="single" w:color="E0D5BB" w:sz="2"/>
+              <w:right w:val="none" w:color="FFFFFF" w:sz="0"/>
+            </w:tcBorders>
+            <w:tcMar>
+              <w:top w:type="dxa" w:w="70"/>
+              <w:left w:type="dxa" w:w="60"/>
+              <w:bottom w:type="dxa" w:w="70"/>
+              <w:right w:type="dxa" w:w="120"/>
+            </w:tcMar>
+          </w:tcPr>
+          <w:p>
+            <w:pPr>
+              <w:spacing w:after="0" w:line="264"/>
+            </w:pPr>
+            <w:r>
+              <w:rPr>
+                <w:b w:val="false"/>
+                <w:bCs w:val="false"/>
+                <w:sz w:val="19"/>
+                <w:szCs w:val="19"/>
+              </w:rPr>
+              <w:t xml:space="preserve">GameRoute</w:t>
+            </w:r>
+          </w:p>
+        </w:tc>
+        <w:tc>
+          <w:tcPr>
+            <w:tcW w:type="dxa" w:w="4536"/>
+            <w:tcBorders>
+              <w:top w:val="none" w:color="FFFFFF" w:sz="0"/>
+              <w:left w:val="none" w:color="FFFFFF" w:sz="0"/>
+              <w:bottom w:val="single" w:color="E0D5BB" w:sz="2"/>
+              <w:right w:val="none" w:color="FFFFFF" w:sz="0"/>
+            </w:tcBorders>
+            <w:tcMar>
+              <w:top w:type="dxa" w:w="70"/>
+              <w:left w:type="dxa" w:w="60"/>
+              <w:bottom w:type="dxa" w:w="70"/>
+              <w:right w:type="dxa" w:w="120"/>
+            </w:tcMar>
+          </w:tcPr>
+          <w:p>
+            <w:pPr>
+              <w:spacing w:after="0" w:line="264"/>
+            </w:pPr>
+            <w:r>
+              <w:rPr>
+                <w:b w:val="false"/>
+                <w:bCs w:val="false"/>
+                <w:sz w:val="19"/>
+                <w:szCs w:val="19"/>
+              </w:rPr>
+              <w:t xml:space="preserve">Route de farming : nom, jeton de partage aléatoire, expiration 24 h</w:t>
+            </w:r>
+          </w:p>
+        </w:tc>
+        <w:tc>
+          <w:tcPr>
+            <w:tcW w:type="dxa" w:w="2835"/>
+            <w:tcBorders>
+              <w:top w:val="none" w:color="FFFFFF" w:sz="0"/>
+              <w:left w:val="none" w:color="FFFFFF" w:sz="0"/>
+              <w:bottom w:val="single" w:color="E0D5BB" w:sz="2"/>
+              <w:right w:val="none" w:color="FFFFFF" w:sz="0"/>
+            </w:tcBorders>
+            <w:tcMar>
+              <w:top w:type="dxa" w:w="70"/>
+              <w:left w:type="dxa" w:w="60"/>
+              <w:bottom w:type="dxa" w:w="70"/>
+              <w:right w:type="dxa" w:w="120"/>
+            </w:tcMar>
+          </w:tcPr>
+          <w:p>
+            <w:pPr>
+              <w:spacing w:after="0" w:line="264"/>
+            </w:pPr>
+            <w:r>
+              <w:rPr>
+                <w:b w:val="false"/>
+                <w:bCs w:val="false"/>
+                <w:sz w:val="19"/>
+                <w:szCs w:val="19"/>
+              </w:rPr>
+              <w:t xml:space="preserve">N—1 User · 1—N RouteZone</w:t>
+            </w:r>
+          </w:p>
+        </w:tc>
+      </w:tr>
+      <w:tr>
+        <w:tc>
+          <w:tcPr>
+            <w:tcW w:type="dxa" w:w="1701"/>
+            <w:tcBorders>
+              <w:top w:val="none" w:color="FFFFFF" w:sz="0"/>
+              <w:left w:val="none" w:color="FFFFFF" w:sz="0"/>
+              <w:bottom w:val="single" w:color="E0D5BB" w:sz="2"/>
+              <w:right w:val="none" w:color="FFFFFF" w:sz="0"/>
+            </w:tcBorders>
+            <w:tcMar>
+              <w:top w:type="dxa" w:w="70"/>
+              <w:left w:type="dxa" w:w="60"/>
+              <w:bottom w:type="dxa" w:w="70"/>
+              <w:right w:type="dxa" w:w="120"/>
+            </w:tcMar>
+          </w:tcPr>
+          <w:p>
+            <w:pPr>
+              <w:spacing w:after="0" w:line="264"/>
+            </w:pPr>
+            <w:r>
+              <w:rPr>
+                <w:b w:val="false"/>
+                <w:bCs w:val="false"/>
+                <w:sz w:val="19"/>
+                <w:szCs w:val="19"/>
+              </w:rPr>
+              <w:t xml:space="preserve">RouteZone</w:t>
+            </w:r>
+          </w:p>
+        </w:tc>
+        <w:tc>
+          <w:tcPr>
+            <w:tcW w:type="dxa" w:w="4536"/>
+            <w:tcBorders>
+              <w:top w:val="none" w:color="FFFFFF" w:sz="0"/>
+              <w:left w:val="none" w:color="FFFFFF" w:sz="0"/>
+              <w:bottom w:val="single" w:color="E0D5BB" w:sz="2"/>
+              <w:right w:val="none" w:color="FFFFFF" w:sz="0"/>
+            </w:tcBorders>
+            <w:tcMar>
+              <w:top w:type="dxa" w:w="70"/>
+              <w:left w:type="dxa" w:w="60"/>
+              <w:bottom w:type="dxa" w:w="70"/>
+              <w:right w:type="dxa" w:w="120"/>
+            </w:tcMar>
+          </w:tcPr>
+          <w:p>
+            <w:pPr>
+              <w:spacing w:after="0" w:line="264"/>
+            </w:pPr>
+            <w:r>
+              <w:rPr>
+                <w:b w:val="false"/>
+                <w:bCs w:val="false"/>
+                <w:sz w:val="19"/>
+                <w:szCs w:val="19"/>
+              </w:rPr>
+              <w:t xml:space="preserve">Étape ordonnée d'une route + minuteur</w:t>
+            </w:r>
+          </w:p>
+        </w:tc>
+        <w:tc>
+          <w:tcPr>
+            <w:tcW w:type="dxa" w:w="2835"/>
+            <w:tcBorders>
+              <w:top w:val="none" w:color="FFFFFF" w:sz="0"/>
+              <w:left w:val="none" w:color="FFFFFF" w:sz="0"/>
+              <w:bottom w:val="single" w:color="E0D5BB" w:sz="2"/>
+              <w:right w:val="none" w:color="FFFFFF" w:sz="0"/>
+            </w:tcBorders>
+            <w:tcMar>
+              <w:top w:type="dxa" w:w="70"/>
+              <w:left w:type="dxa" w:w="60"/>
+              <w:bottom w:type="dxa" w:w="70"/>
+              <w:right w:type="dxa" w:w="120"/>
+            </w:tcMar>
+          </w:tcPr>
+          <w:p>
+            <w:pPr>
+              <w:spacing w:after="0" w:line="264"/>
+            </w:pPr>
+            <w:r>
+              <w:rPr>
+                <w:b w:val="false"/>
+                <w:bCs w:val="false"/>
+                <w:sz w:val="19"/>
+                <w:szCs w:val="19"/>
+              </w:rPr>
+              <w:t xml:space="preserve">N—1 GameRoute · N—1 Zone</w:t>
+            </w:r>
+          </w:p>
+        </w:tc>
+      </w:tr>
+      <w:tr>
+        <w:tc>
+          <w:tcPr>
+            <w:tcW w:type="dxa" w:w="1701"/>
+            <w:tcBorders>
+              <w:top w:val="none" w:color="FFFFFF" w:sz="0"/>
+              <w:left w:val="none" w:color="FFFFFF" w:sz="0"/>
+              <w:bottom w:val="single" w:color="E0D5BB" w:sz="2"/>
+              <w:right w:val="none" w:color="FFFFFF" w:sz="0"/>
+            </w:tcBorders>
+            <w:tcMar>
+              <w:top w:type="dxa" w:w="70"/>
+              <w:left w:type="dxa" w:w="60"/>
+              <w:bottom w:type="dxa" w:w="70"/>
+              <w:right w:type="dxa" w:w="120"/>
+            </w:tcMar>
+          </w:tcPr>
+          <w:p>
+            <w:pPr>
+              <w:spacing w:after="0" w:line="264"/>
+            </w:pPr>
+            <w:r>
+              <w:rPr>
+                <w:b w:val="false"/>
+                <w:bCs w:val="false"/>
+                <w:sz w:val="19"/>
+                <w:szCs w:val="19"/>
+              </w:rPr>
+              <w:t xml:space="preserve">Zone</w:t>
+            </w:r>
+          </w:p>
+        </w:tc>
+        <w:tc>
+          <w:tcPr>
+            <w:tcW w:type="dxa" w:w="4536"/>
+            <w:tcBorders>
+              <w:top w:val="none" w:color="FFFFFF" w:sz="0"/>
+              <w:left w:val="none" w:color="FFFFFF" w:sz="0"/>
+              <w:bottom w:val="single" w:color="E0D5BB" w:sz="2"/>
+              <w:right w:val="none" w:color="FFFFFF" w:sz="0"/>
+            </w:tcBorders>
+            <w:tcMar>
+              <w:top w:type="dxa" w:w="70"/>
+              <w:left w:type="dxa" w:w="60"/>
+              <w:bottom w:type="dxa" w:w="70"/>
+              <w:right w:type="dxa" w:w="120"/>
+            </w:tcMar>
+          </w:tcPr>
+          <w:p>
+            <w:pPr>
+              <w:spacing w:after="0" w:line="264"/>
+            </w:pPr>
+            <w:r>
+              <w:rPr>
+                <w:b w:val="false"/>
+                <w:bCs w:val="false"/>
+                <w:sz w:val="19"/>
+                <w:szCs w:val="19"/>
+              </w:rPr>
+              <w:t xml:space="preserve">Carte du jeu : nom, tier, type</w:t>
+            </w:r>
+          </w:p>
+        </w:tc>
+        <w:tc>
+          <w:tcPr>
+            <w:tcW w:type="dxa" w:w="2835"/>
+            <w:tcBorders>
+              <w:top w:val="none" w:color="FFFFFF" w:sz="0"/>
+              <w:left w:val="none" w:color="FFFFFF" w:sz="0"/>
+              <w:bottom w:val="single" w:color="E0D5BB" w:sz="2"/>
+              <w:right w:val="none" w:color="FFFFFF" w:sz="0"/>
+            </w:tcBorders>
+            <w:tcMar>
+              <w:top w:type="dxa" w:w="70"/>
+              <w:left w:type="dxa" w:w="60"/>
+              <w:bottom w:type="dxa" w:w="70"/>
+              <w:right w:type="dxa" w:w="120"/>
+            </w:tcMar>
+          </w:tcPr>
+          <w:p>
+            <w:pPr>
+              <w:spacing w:after="0" w:line="264"/>
+            </w:pPr>
+            <w:r>
+              <w:rPr>
+                <w:b w:val="false"/>
+                <w:bCs w:val="false"/>
+                <w:sz w:val="19"/>
+                <w:szCs w:val="19"/>
+              </w:rPr>
+              <w:t xml:space="preserve">1—N Marker / Resource / Mob</w:t>
+            </w:r>
+          </w:p>
+        </w:tc>
+      </w:tr>
+      <w:tr>
+        <w:tc>
+          <w:tcPr>
+            <w:tcW w:type="dxa" w:w="1701"/>
+            <w:tcBorders>
+              <w:top w:val="none" w:color="FFFFFF" w:sz="0"/>
+              <w:left w:val="none" w:color="FFFFFF" w:sz="0"/>
+              <w:bottom w:val="single" w:color="E0D5BB" w:sz="2"/>
+              <w:right w:val="none" w:color="FFFFFF" w:sz="0"/>
+            </w:tcBorders>
+            <w:tcMar>
+              <w:top w:type="dxa" w:w="70"/>
+              <w:left w:type="dxa" w:w="60"/>
+              <w:bottom w:type="dxa" w:w="70"/>
+              <w:right w:type="dxa" w:w="120"/>
+            </w:tcMar>
+          </w:tcPr>
+          <w:p>
+            <w:pPr>
+              <w:spacing w:after="0" w:line="264"/>
+            </w:pPr>
+            <w:r>
+              <w:rPr>
+                <w:b w:val="false"/>
+                <w:bCs w:val="false"/>
+                <w:sz w:val="19"/>
+                <w:szCs w:val="19"/>
+              </w:rPr>
+              <w:t xml:space="preserve">Marker / Resource / Mob</w:t>
+            </w:r>
+          </w:p>
+        </w:tc>
+        <w:tc>
+          <w:tcPr>
+            <w:tcW w:type="dxa" w:w="4536"/>
+            <w:tcBorders>
+              <w:top w:val="none" w:color="FFFFFF" w:sz="0"/>
+              <w:left w:val="none" w:color="FFFFFF" w:sz="0"/>
+              <w:bottom w:val="single" w:color="E0D5BB" w:sz="2"/>
+              <w:right w:val="none" w:color="FFFFFF" w:sz="0"/>
+            </w:tcBorders>
+            <w:tcMar>
+              <w:top w:type="dxa" w:w="70"/>
+              <w:left w:type="dxa" w:w="60"/>
+              <w:bottom w:type="dxa" w:w="70"/>
+              <w:right w:type="dxa" w:w="120"/>
+            </w:tcMar>
+          </w:tcPr>
+          <w:p>
+            <w:pPr>
+              <w:spacing w:after="0" w:line="264"/>
+            </w:pPr>
+            <w:r>
+              <w:rPr>
+                <w:b w:val="false"/>
+                <w:bCs w:val="false"/>
+                <w:sz w:val="19"/>
+                <w:szCs w:val="19"/>
+              </w:rPr>
+              <w:t xml:space="preserve">Points d'intérêt d'une zone : coffres, ressources, créatures</w:t>
+            </w:r>
+          </w:p>
+        </w:tc>
+        <w:tc>
+          <w:tcPr>
+            <w:tcW w:type="dxa" w:w="2835"/>
+            <w:tcBorders>
+              <w:top w:val="none" w:color="FFFFFF" w:sz="0"/>
+              <w:left w:val="none" w:color="FFFFFF" w:sz="0"/>
+              <w:bottom w:val="single" w:color="E0D5BB" w:sz="2"/>
+              <w:right w:val="none" w:color="FFFFFF" w:sz="0"/>
+            </w:tcBorders>
+            <w:tcMar>
+              <w:top w:type="dxa" w:w="70"/>
+              <w:left w:type="dxa" w:w="60"/>
+              <w:bottom w:type="dxa" w:w="70"/>
+              <w:right w:type="dxa" w:w="120"/>
+            </w:tcMar>
+          </w:tcPr>
+          <w:p>
+            <w:pPr>
+              <w:spacing w:after="0" w:line="264"/>
+            </w:pPr>
+            <w:r>
+              <w:rPr>
+                <w:b w:val="false"/>
+                <w:bCs w:val="false"/>
+                <w:sz w:val="19"/>
+                <w:szCs w:val="19"/>
+              </w:rPr>
+              <w:t xml:space="preserve">N—1 Zone</w:t>
+            </w:r>
+          </w:p>
+        </w:tc>
+      </w:tr>
+      <w:tr>
+        <w:tc>
+          <w:tcPr>
+            <w:tcW w:type="dxa" w:w="1701"/>
+            <w:tcBorders>
+              <w:top w:val="none" w:color="FFFFFF" w:sz="0"/>
+              <w:left w:val="none" w:color="FFFFFF" w:sz="0"/>
+              <w:bottom w:val="single" w:color="E0D5BB" w:sz="2"/>
+              <w:right w:val="none" w:color="FFFFFF" w:sz="0"/>
+            </w:tcBorders>
+            <w:tcMar>
+              <w:top w:type="dxa" w:w="70"/>
+              <w:left w:type="dxa" w:w="60"/>
+              <w:bottom w:type="dxa" w:w="70"/>
+              <w:right w:type="dxa" w:w="120"/>
+            </w:tcMar>
+          </w:tcPr>
+          <w:p>
+            <w:pPr>
+              <w:spacing w:after="0" w:line="264"/>
+            </w:pPr>
+            <w:r>
+              <w:rPr>
+                <w:b w:val="false"/>
+                <w:bCs w:val="false"/>
+                <w:sz w:val="19"/>
+                <w:szCs w:val="19"/>
+              </w:rPr>
+              <w:t xml:space="preserve">Composition</w:t>
+            </w:r>
+          </w:p>
+        </w:tc>
+        <w:tc>
+          <w:tcPr>
+            <w:tcW w:type="dxa" w:w="4536"/>
+            <w:tcBorders>
+              <w:top w:val="none" w:color="FFFFFF" w:sz="0"/>
+              <w:left w:val="none" w:color="FFFFFF" w:sz="0"/>
+              <w:bottom w:val="single" w:color="E0D5BB" w:sz="2"/>
+              <w:right w:val="none" w:color="FFFFFF" w:sz="0"/>
+            </w:tcBorders>
+            <w:tcMar>
+              <w:top w:type="dxa" w:w="70"/>
+              <w:left w:type="dxa" w:w="60"/>
+              <w:bottom w:type="dxa" w:w="70"/>
+              <w:right w:type="dxa" w:w="120"/>
+            </w:tcMar>
+          </w:tcPr>
+          <w:p>
+            <w:pPr>
+              <w:spacing w:after="0" w:line="264"/>
+            </w:pPr>
+            <w:r>
+              <w:rPr>
+                <w:b w:val="false"/>
+                <w:bCs w:val="false"/>
+                <w:sz w:val="19"/>
+                <w:szCs w:val="19"/>
+              </w:rPr>
+              <w:t xml:space="preserve">Composition d'équipe : joueurs et équipements (JSON), visibilité, jeton de partage</w:t>
+            </w:r>
+          </w:p>
+        </w:tc>
+        <w:tc>
+          <w:tcPr>
+            <w:tcW w:type="dxa" w:w="2835"/>
+            <w:tcBorders>
+              <w:top w:val="none" w:color="FFFFFF" w:sz="0"/>
+              <w:left w:val="none" w:color="FFFFFF" w:sz="0"/>
+              <w:bottom w:val="single" w:color="E0D5BB" w:sz="2"/>
+              <w:right w:val="none" w:color="FFFFFF" w:sz="0"/>
+            </w:tcBorders>
+            <w:tcMar>
+              <w:top w:type="dxa" w:w="70"/>
+              <w:left w:type="dxa" w:w="60"/>
+              <w:bottom w:type="dxa" w:w="70"/>
+              <w:right w:type="dxa" w:w="120"/>
+            </w:tcMar>
+          </w:tcPr>
+          <w:p>
+            <w:pPr>
+              <w:spacing w:after="0" w:line="264"/>
+            </w:pPr>
+            <w:r>
+              <w:rPr>
+                <w:b w:val="false"/>
+                <w:bCs w:val="false"/>
+                <w:sz w:val="19"/>
+                <w:szCs w:val="19"/>
+              </w:rPr>
+              <w:t xml:space="preserve">N—1 User</w:t>
+            </w:r>
+          </w:p>
+        </w:tc>
+      </w:tr>
+      <w:tr>
+        <w:tc>
+          <w:tcPr>
+            <w:tcW w:type="dxa" w:w="1701"/>
+            <w:tcBorders>
+              <w:top w:val="none" w:color="FFFFFF" w:sz="0"/>
+              <w:left w:val="none" w:color="FFFFFF" w:sz="0"/>
+              <w:bottom w:val="single" w:color="E0D5BB" w:sz="2"/>
+              <w:right w:val="none" w:color="FFFFFF" w:sz="0"/>
+            </w:tcBorders>
+            <w:tcMar>
+              <w:top w:type="dxa" w:w="70"/>
+              <w:left w:type="dxa" w:w="60"/>
+              <w:bottom w:type="dxa" w:w="70"/>
+              <w:right w:type="dxa" w:w="120"/>
+            </w:tcMar>
+          </w:tcPr>
+          <w:p>
+            <w:pPr>
+              <w:spacing w:after="0" w:line="264"/>
+            </w:pPr>
+            <w:r>
+              <w:rPr>
+                <w:b w:val="false"/>
+                <w:bCs w:val="false"/>
+                <w:sz w:val="19"/>
+                <w:szCs w:val="19"/>
+              </w:rPr>
+              <w:t xml:space="preserve">Item</w:t>
+            </w:r>
+          </w:p>
+        </w:tc>
+        <w:tc>
+          <w:tcPr>
+            <w:tcW w:type="dxa" w:w="4536"/>
+            <w:tcBorders>
+              <w:top w:val="none" w:color="FFFFFF" w:sz="0"/>
+              <w:left w:val="none" w:color="FFFFFF" w:sz="0"/>
+              <w:bottom w:val="single" w:color="E0D5BB" w:sz="2"/>
+              <w:right w:val="none" w:color="FFFFFF" w:sz="0"/>
+            </w:tcBorders>
+            <w:tcMar>
+              <w:top w:type="dxa" w:w="70"/>
+              <w:left w:type="dxa" w:w="60"/>
+              <w:bottom w:type="dxa" w:w="70"/>
+              <w:right w:type="dxa" w:w="120"/>
+            </w:tcMar>
+          </w:tcPr>
+          <w:p>
+            <w:pPr>
+              <w:spacing w:after="0" w:line="264"/>
+            </w:pPr>
+            <w:r>
+              <w:rPr>
+                <w:b w:val="false"/>
+                <w:bCs w:val="false"/>
+                <w:sz w:val="19"/>
+                <w:szCs w:val="19"/>
+              </w:rPr>
+              <w:t xml:space="preserve">12 066 objets du jeu synchronisés, noms localisés (JSON)</w:t>
+            </w:r>
+          </w:p>
+        </w:tc>
+        <w:tc>
+          <w:tcPr>
+            <w:tcW w:type="dxa" w:w="2835"/>
+            <w:tcBorders>
+              <w:top w:val="none" w:color="FFFFFF" w:sz="0"/>
+              <w:left w:val="none" w:color="FFFFFF" w:sz="0"/>
+              <w:bottom w:val="single" w:color="E0D5BB" w:sz="2"/>
+              <w:right w:val="none" w:color="FFFFFF" w:sz="0"/>
+            </w:tcBorders>
+            <w:tcMar>
+              <w:top w:type="dxa" w:w="70"/>
+              <w:left w:type="dxa" w:w="60"/>
+              <w:bottom w:type="dxa" w:w="70"/>
+              <w:right w:type="dxa" w:w="120"/>
+            </w:tcMar>
+          </w:tcPr>
+          <w:p>
+            <w:pPr>
+              <w:spacing w:after="0" w:line="264"/>
+            </w:pPr>
+            <w:r>
+              <w:rPr>
+                <w:b w:val="false"/>
+                <w:bCs w:val="false"/>
+                <w:sz w:val="19"/>
+                <w:szCs w:val="19"/>
+              </w:rPr>
+              <w:t xml:space="preserve">1—N ItemMarketData</w:t>
+            </w:r>
+          </w:p>
+        </w:tc>
+      </w:tr>
+      <w:tr>
+        <w:tc>
+          <w:tcPr>
+            <w:tcW w:type="dxa" w:w="1701"/>
+            <w:tcBorders>
+              <w:top w:val="none" w:color="FFFFFF" w:sz="0"/>
+              <w:left w:val="none" w:color="FFFFFF" w:sz="0"/>
+              <w:bottom w:val="single" w:color="E0D5BB" w:sz="2"/>
+              <w:right w:val="none" w:color="FFFFFF" w:sz="0"/>
+            </w:tcBorders>
+            <w:tcMar>
+              <w:top w:type="dxa" w:w="70"/>
+              <w:left w:type="dxa" w:w="60"/>
+              <w:bottom w:type="dxa" w:w="70"/>
+              <w:right w:type="dxa" w:w="120"/>
+            </w:tcMar>
+          </w:tcPr>
+          <w:p>
+            <w:pPr>
+              <w:spacing w:after="0" w:line="264"/>
+            </w:pPr>
+            <w:r>
+              <w:rPr>
+                <w:b w:val="false"/>
+                <w:bCs w:val="false"/>
+                <w:sz w:val="19"/>
+                <w:szCs w:val="19"/>
+              </w:rPr>
+              <w:t xml:space="preserve">ItemMarketData</w:t>
+            </w:r>
+          </w:p>
+        </w:tc>
+        <w:tc>
+          <w:tcPr>
+            <w:tcW w:type="dxa" w:w="4536"/>
+            <w:tcBorders>
+              <w:top w:val="none" w:color="FFFFFF" w:sz="0"/>
+              <w:left w:val="none" w:color="FFFFFF" w:sz="0"/>
+              <w:bottom w:val="single" w:color="E0D5BB" w:sz="2"/>
+              <w:right w:val="none" w:color="FFFFFF" w:sz="0"/>
+            </w:tcBorders>
+            <w:tcMar>
+              <w:top w:type="dxa" w:w="70"/>
+              <w:left w:type="dxa" w:w="60"/>
+              <w:bottom w:type="dxa" w:w="70"/>
+              <w:right w:type="dxa" w:w="120"/>
+            </w:tcMar>
+          </w:tcPr>
+          <w:p>
+            <w:pPr>
+              <w:spacing w:after="0" w:line="264"/>
+            </w:pPr>
+            <w:r>
+              <w:rPr>
+                <w:b w:val="false"/>
+                <w:bCs w:val="false"/>
+                <w:sz w:val="19"/>
+                <w:szCs w:val="19"/>
+              </w:rPr>
+              <w:t xml:space="preserve">Prix de marché par ville et qualité, horodatés</w:t>
+            </w:r>
+          </w:p>
+        </w:tc>
+        <w:tc>
+          <w:tcPr>
+            <w:tcW w:type="dxa" w:w="2835"/>
+            <w:tcBorders>
+              <w:top w:val="none" w:color="FFFFFF" w:sz="0"/>
+              <w:left w:val="none" w:color="FFFFFF" w:sz="0"/>
+              <w:bottom w:val="single" w:color="E0D5BB" w:sz="2"/>
+              <w:right w:val="none" w:color="FFFFFF" w:sz="0"/>
+            </w:tcBorders>
+            <w:tcMar>
+              <w:top w:type="dxa" w:w="70"/>
+              <w:left w:type="dxa" w:w="60"/>
+              <w:bottom w:type="dxa" w:w="70"/>
+              <w:right w:type="dxa" w:w="120"/>
+            </w:tcMar>
+          </w:tcPr>
+          <w:p>
+            <w:pPr>
+              <w:spacing w:after="0" w:line="264"/>
+            </w:pPr>
+            <w:r>
+              <w:rPr>
+                <w:b w:val="false"/>
+                <w:bCs w:val="false"/>
+                <w:sz w:val="19"/>
+                <w:szCs w:val="19"/>
+              </w:rPr>
+              <w:t xml:space="preserve">N—1 Item</w:t>
+            </w:r>
+          </w:p>
+        </w:tc>
+      </w:tr>
+      <w:tr>
+        <w:tc>
+          <w:tcPr>
+            <w:tcW w:type="dxa" w:w="1701"/>
+            <w:tcBorders>
+              <w:top w:val="none" w:color="FFFFFF" w:sz="0"/>
+              <w:left w:val="none" w:color="FFFFFF" w:sz="0"/>
+              <w:bottom w:val="single" w:color="E0D5BB" w:sz="2"/>
+              <w:right w:val="none" w:color="FFFFFF" w:sz="0"/>
+            </w:tcBorders>
+            <w:tcMar>
+              <w:top w:type="dxa" w:w="70"/>
+              <w:left w:type="dxa" w:w="60"/>
+              <w:bottom w:type="dxa" w:w="70"/>
+              <w:right w:type="dxa" w:w="120"/>
+            </w:tcMar>
+          </w:tcPr>
+          <w:p>
+            <w:pPr>
+              <w:spacing w:after="0" w:line="264"/>
+            </w:pPr>
+            <w:r>
+              <w:rPr>
+                <w:b w:val="false"/>
+                <w:bCs w:val="false"/>
+                <w:sz w:val="19"/>
+                <w:szCs w:val="19"/>
+              </w:rPr>
+              <w:t xml:space="preserve">CraftingRecipe(-Ingredient)</w:t>
+            </w:r>
+          </w:p>
+        </w:tc>
+        <w:tc>
+          <w:tcPr>
+            <w:tcW w:type="dxa" w:w="4536"/>
+            <w:tcBorders>
+              <w:top w:val="none" w:color="FFFFFF" w:sz="0"/>
+              <w:left w:val="none" w:color="FFFFFF" w:sz="0"/>
+              <w:bottom w:val="single" w:color="E0D5BB" w:sz="2"/>
+              <w:right w:val="none" w:color="FFFFFF" w:sz="0"/>
+            </w:tcBorders>
+            <w:tcMar>
+              <w:top w:type="dxa" w:w="70"/>
+              <w:left w:type="dxa" w:w="60"/>
+              <w:bottom w:type="dxa" w:w="70"/>
+              <w:right w:type="dxa" w:w="120"/>
+            </w:tcMar>
+          </w:tcPr>
+          <w:p>
+            <w:pPr>
+              <w:spacing w:after="0" w:line="264"/>
+            </w:pPr>
+            <w:r>
+              <w:rPr>
+                <w:b w:val="false"/>
+                <w:bCs w:val="false"/>
+                <w:sz w:val="19"/>
+                <w:szCs w:val="19"/>
+              </w:rPr>
+              <w:t xml:space="preserve">Recettes de craft et leurs ingrédients quantifiés</w:t>
+            </w:r>
+          </w:p>
+        </w:tc>
+        <w:tc>
+          <w:tcPr>
+            <w:tcW w:type="dxa" w:w="2835"/>
+            <w:tcBorders>
+              <w:top w:val="none" w:color="FFFFFF" w:sz="0"/>
+              <w:left w:val="none" w:color="FFFFFF" w:sz="0"/>
+              <w:bottom w:val="single" w:color="E0D5BB" w:sz="2"/>
+              <w:right w:val="none" w:color="FFFFFF" w:sz="0"/>
+            </w:tcBorders>
+            <w:tcMar>
+              <w:top w:type="dxa" w:w="70"/>
+              <w:left w:type="dxa" w:w="60"/>
+              <w:bottom w:type="dxa" w:w="70"/>
+              <w:right w:type="dxa" w:w="120"/>
+            </w:tcMar>
+          </w:tcPr>
+          <w:p>
+            <w:pPr>
+              <w:spacing w:after="0" w:line="264"/>
+            </w:pPr>
+            <w:r>
+              <w:rPr>
+                <w:b w:val="false"/>
+                <w:bCs w:val="false"/>
+                <w:sz w:val="19"/>
+                <w:szCs w:val="19"/>
+              </w:rPr>
+              <w:t xml:space="preserve">1—N ingrédients, N—1 Item</w:t>
+            </w:r>
+          </w:p>
+        </w:tc>
+      </w:tr>
+      <w:tr>
+        <w:tc>
+          <w:tcPr>
+            <w:tcW w:type="dxa" w:w="1701"/>
+            <w:tcBorders>
+              <w:top w:val="none" w:color="FFFFFF" w:sz="0"/>
+              <w:left w:val="none" w:color="FFFFFF" w:sz="0"/>
+              <w:bottom w:val="single" w:color="8B6914" w:sz="10"/>
+              <w:right w:val="none" w:color="FFFFFF" w:sz="0"/>
+            </w:tcBorders>
+            <w:tcMar>
+              <w:top w:type="dxa" w:w="70"/>
+              <w:left w:type="dxa" w:w="60"/>
+              <w:bottom w:type="dxa" w:w="70"/>
+              <w:right w:type="dxa" w:w="120"/>
+            </w:tcMar>
+          </w:tcPr>
+          <w:p>
+            <w:pPr>
+              <w:spacing w:after="0" w:line="264"/>
+            </w:pPr>
+            <w:r>
+              <w:rPr>
+                <w:b w:val="false"/>
+                <w:bCs w:val="false"/>
+                <w:sz w:val="19"/>
+                <w:szCs w:val="19"/>
+              </w:rPr>
+              <w:t xml:space="preserve">SearchLog</w:t>
+            </w:r>
+          </w:p>
+        </w:tc>
+        <w:tc>
+          <w:tcPr>
+            <w:tcW w:type="dxa" w:w="4536"/>
+            <w:tcBorders>
+              <w:top w:val="none" w:color="FFFFFF" w:sz="0"/>
+              <w:left w:val="none" w:color="FFFFFF" w:sz="0"/>
+              <w:bottom w:val="single" w:color="8B6914" w:sz="10"/>
+              <w:right w:val="none" w:color="FFFFFF" w:sz="0"/>
+            </w:tcBorders>
+            <w:tcMar>
+              <w:top w:type="dxa" w:w="70"/>
+              <w:left w:type="dxa" w:w="60"/>
+              <w:bottom w:type="dxa" w:w="70"/>
+              <w:right w:type="dxa" w:w="120"/>
+            </w:tcMar>
+          </w:tcPr>
+          <w:p>
+            <w:pPr>
+              <w:spacing w:after="0" w:line="264"/>
+            </w:pPr>
+            <w:r>
+              <w:rPr>
+                <w:b w:val="false"/>
+                <w:bCs w:val="false"/>
+                <w:sz w:val="19"/>
+                <w:szCs w:val="19"/>
+              </w:rPr>
+              <w:t xml:space="preserve">Journal des recherches (alimente les KPI de l'administration)</w:t>
+            </w:r>
+          </w:p>
+        </w:tc>
+        <w:tc>
+          <w:tcPr>
+            <w:tcW w:type="dxa" w:w="2835"/>
+            <w:tcBorders>
+              <w:top w:val="none" w:color="FFFFFF" w:sz="0"/>
+              <w:left w:val="none" w:color="FFFFFF" w:sz="0"/>
+              <w:bottom w:val="single" w:color="8B6914" w:sz="10"/>
+              <w:right w:val="none" w:color="FFFFFF" w:sz="0"/>
+            </w:tcBorders>
+            <w:tcMar>
+              <w:top w:type="dxa" w:w="70"/>
+              <w:left w:type="dxa" w:w="60"/>
+              <w:bottom w:type="dxa" w:w="70"/>
+              <w:right w:type="dxa" w:w="120"/>
+            </w:tcMar>
+          </w:tcPr>
+          <w:p>
+            <w:pPr>
+              <w:spacing w:after="0" w:line="264"/>
+            </w:pPr>
+            <w:r>
+              <w:rPr>
+                <w:b w:val="false"/>
+                <w:bCs w:val="false"/>
+                <w:sz w:val="19"/>
+                <w:szCs w:val="19"/>
+              </w:rPr>
+              <w:t xml:space="preserve">—</w:t>
+            </w:r>
+          </w:p>
+        </w:tc>
+      </w:tr>
+    </w:tbl>
     <w:p>
       <w:pPr>
         <w:pStyle w:val="Heading1"/>
@@ -7963,6 +9152,271 @@
     <w:p>
       <w:pPr>
         <w:spacing w:after="140" w:before="60" w:line="330"/>
+        <w:jc w:val="both"/>
+      </w:pPr>
+      <w:r>
+        <w:rPr>
+          <w:b w:val="false"/>
+          <w:bCs w:val="false"/>
+          <w:i w:val="false"/>
+          <w:iCs w:val="false"/>
+          <w:sz w:val="22"/>
+          <w:szCs w:val="22"/>
+        </w:rPr>
+        <w:t xml:space="preserve">Exemple réel — le scénario nominal d'inscription, exécuté contre l'API complète (WebTestCase, base SQLite dédiée) :</w:t>
+      </w:r>
+    </w:p>
+    <w:tbl>
+      <w:tblPr>
+        <w:tblW w:type="dxa" w:w="9072"/>
+        <w:tblBorders>
+          <w:top w:val="single" w:color="auto" w:sz="4"/>
+          <w:left w:val="single" w:color="auto" w:sz="4"/>
+          <w:bottom w:val="single" w:color="auto" w:sz="4"/>
+          <w:right w:val="single" w:color="auto" w:sz="4"/>
+          <w:insideH w:val="single" w:color="auto" w:sz="4"/>
+          <w:insideV w:val="single" w:color="auto" w:sz="4"/>
+        </w:tblBorders>
+      </w:tblPr>
+      <w:tblGrid>
+        <w:gridCol w:w="9072"/>
+      </w:tblGrid>
+      <w:tr>
+        <w:tc>
+          <w:tcPr>
+            <w:tcW w:type="dxa" w:w="9072"/>
+            <w:tcBorders>
+              <w:top w:val="single" w:color="E0D5BB" w:sz="2"/>
+              <w:left w:val="single" w:color="E0D5BB" w:sz="2"/>
+              <w:bottom w:val="single" w:color="E0D5BB" w:sz="2"/>
+              <w:right w:val="single" w:color="E0D5BB" w:sz="2"/>
+            </w:tcBorders>
+            <w:shd w:fill="FAF6EC" w:val="clear"/>
+            <w:tcMar>
+              <w:top w:type="dxa" w:w="90"/>
+              <w:left w:type="dxa" w:w="140"/>
+              <w:bottom w:type="dxa" w:w="90"/>
+              <w:right w:type="dxa" w:w="140"/>
+            </w:tcMar>
+          </w:tcPr>
+          <w:p>
+            <w:pPr>
+              <w:spacing w:after="0" w:line="230"/>
+            </w:pPr>
+            <w:r>
+              <w:rPr>
+                <w:rFonts w:ascii="Courier New" w:cs="Courier New" w:eastAsia="Courier New" w:hAnsi="Courier New"/>
+                <w:color w:val="3A2E15"/>
+                <w:sz w:val="16"/>
+                <w:szCs w:val="16"/>
+              </w:rPr>
+              <w:t xml:space="preserve">public function testRegisterSuccess(): void</w:t>
+            </w:r>
+          </w:p>
+          <w:p>
+            <w:pPr>
+              <w:spacing w:after="0" w:line="230"/>
+            </w:pPr>
+            <w:r>
+              <w:rPr>
+                <w:rFonts w:ascii="Courier New" w:cs="Courier New" w:eastAsia="Courier New" w:hAnsi="Courier New"/>
+                <w:color w:val="3A2E15"/>
+                <w:sz w:val="16"/>
+                <w:szCs w:val="16"/>
+              </w:rPr>
+              <w:t xml:space="preserve">{</w:t>
+            </w:r>
+          </w:p>
+          <w:p>
+            <w:pPr>
+              <w:spacing w:after="0" w:line="230"/>
+            </w:pPr>
+            <w:r>
+              <w:rPr>
+                <w:rFonts w:ascii="Courier New" w:cs="Courier New" w:eastAsia="Courier New" w:hAnsi="Courier New"/>
+                <w:color w:val="3A2E15"/>
+                <w:sz w:val="16"/>
+                <w:szCs w:val="16"/>
+              </w:rPr>
+              <w:t xml:space="preserve">    $client = static::createClient();</w:t>
+            </w:r>
+          </w:p>
+          <w:p>
+            <w:pPr>
+              <w:spacing w:after="0" w:line="230"/>
+            </w:pPr>
+            <w:r>
+              <w:rPr>
+                <w:rFonts w:ascii="Courier New" w:cs="Courier New" w:eastAsia="Courier New" w:hAnsi="Courier New"/>
+                <w:color w:val="3A2E15"/>
+                <w:sz w:val="16"/>
+                <w:szCs w:val="16"/>
+              </w:rPr>
+              <w:t xml:space="preserve">    $username = 'testuser_' . uniqid();</w:t>
+            </w:r>
+          </w:p>
+          <w:p>
+            <w:pPr>
+              <w:spacing w:after="0" w:line="230"/>
+            </w:pPr>
+            <w:r>
+              <w:rPr>
+                <w:rFonts w:ascii="Courier New" w:cs="Courier New" w:eastAsia="Courier New" w:hAnsi="Courier New"/>
+                <w:color w:val="3A2E15"/>
+                <w:sz w:val="16"/>
+                <w:szCs w:val="16"/>
+              </w:rPr>
+              <w:t xml:space="preserve"> </w:t>
+            </w:r>
+          </w:p>
+          <w:p>
+            <w:pPr>
+              <w:spacing w:after="0" w:line="230"/>
+            </w:pPr>
+            <w:r>
+              <w:rPr>
+                <w:rFonts w:ascii="Courier New" w:cs="Courier New" w:eastAsia="Courier New" w:hAnsi="Courier New"/>
+                <w:color w:val="3A2E15"/>
+                <w:sz w:val="16"/>
+                <w:szCs w:val="16"/>
+              </w:rPr>
+              <w:t xml:space="preserve">    $client-&gt;request('POST', '/api/register', [], [],</w:t>
+            </w:r>
+          </w:p>
+          <w:p>
+            <w:pPr>
+              <w:spacing w:after="0" w:line="230"/>
+            </w:pPr>
+            <w:r>
+              <w:rPr>
+                <w:rFonts w:ascii="Courier New" w:cs="Courier New" w:eastAsia="Courier New" w:hAnsi="Courier New"/>
+                <w:color w:val="3A2E15"/>
+                <w:sz w:val="16"/>
+                <w:szCs w:val="16"/>
+              </w:rPr>
+              <w:t xml:space="preserve">        ['CONTENT_TYPE' =&gt; 'application/json'],</w:t>
+            </w:r>
+          </w:p>
+          <w:p>
+            <w:pPr>
+              <w:spacing w:after="0" w:line="230"/>
+            </w:pPr>
+            <w:r>
+              <w:rPr>
+                <w:rFonts w:ascii="Courier New" w:cs="Courier New" w:eastAsia="Courier New" w:hAnsi="Courier New"/>
+                <w:color w:val="3A2E15"/>
+                <w:sz w:val="16"/>
+                <w:szCs w:val="16"/>
+              </w:rPr>
+              <w:t xml:space="preserve">        json_encode(['username' =&gt; $username, 'password' =&gt; 'password123'])</w:t>
+            </w:r>
+          </w:p>
+          <w:p>
+            <w:pPr>
+              <w:spacing w:after="0" w:line="230"/>
+            </w:pPr>
+            <w:r>
+              <w:rPr>
+                <w:rFonts w:ascii="Courier New" w:cs="Courier New" w:eastAsia="Courier New" w:hAnsi="Courier New"/>
+                <w:color w:val="3A2E15"/>
+                <w:sz w:val="16"/>
+                <w:szCs w:val="16"/>
+              </w:rPr>
+              <w:t xml:space="preserve">    );</w:t>
+            </w:r>
+          </w:p>
+          <w:p>
+            <w:pPr>
+              <w:spacing w:after="0" w:line="230"/>
+            </w:pPr>
+            <w:r>
+              <w:rPr>
+                <w:rFonts w:ascii="Courier New" w:cs="Courier New" w:eastAsia="Courier New" w:hAnsi="Courier New"/>
+                <w:color w:val="3A2E15"/>
+                <w:sz w:val="16"/>
+                <w:szCs w:val="16"/>
+              </w:rPr>
+              <w:t xml:space="preserve"> </w:t>
+            </w:r>
+          </w:p>
+          <w:p>
+            <w:pPr>
+              <w:spacing w:after="0" w:line="230"/>
+            </w:pPr>
+            <w:r>
+              <w:rPr>
+                <w:rFonts w:ascii="Courier New" w:cs="Courier New" w:eastAsia="Courier New" w:hAnsi="Courier New"/>
+                <w:color w:val="3A2E15"/>
+                <w:sz w:val="16"/>
+                <w:szCs w:val="16"/>
+              </w:rPr>
+              <w:t xml:space="preserve">    $this-&gt;assertResponseStatusCodeSame(201);</w:t>
+            </w:r>
+          </w:p>
+          <w:p>
+            <w:pPr>
+              <w:spacing w:after="0" w:line="230"/>
+            </w:pPr>
+            <w:r>
+              <w:rPr>
+                <w:rFonts w:ascii="Courier New" w:cs="Courier New" w:eastAsia="Courier New" w:hAnsi="Courier New"/>
+                <w:color w:val="3A2E15"/>
+                <w:sz w:val="16"/>
+                <w:szCs w:val="16"/>
+              </w:rPr>
+              <w:t xml:space="preserve">    $content = json_decode($client-&gt;getResponse()-&gt;getContent(), true);</w:t>
+            </w:r>
+          </w:p>
+          <w:p>
+            <w:pPr>
+              <w:spacing w:after="0" w:line="230"/>
+            </w:pPr>
+            <w:r>
+              <w:rPr>
+                <w:rFonts w:ascii="Courier New" w:cs="Courier New" w:eastAsia="Courier New" w:hAnsi="Courier New"/>
+                <w:color w:val="3A2E15"/>
+                <w:sz w:val="16"/>
+                <w:szCs w:val="16"/>
+              </w:rPr>
+              <w:t xml:space="preserve">    $this-&gt;assertEquals('User created', $content['status']);</w:t>
+            </w:r>
+          </w:p>
+          <w:p>
+            <w:pPr>
+              <w:spacing w:after="0" w:line="230"/>
+            </w:pPr>
+            <w:r>
+              <w:rPr>
+                <w:rFonts w:ascii="Courier New" w:cs="Courier New" w:eastAsia="Courier New" w:hAnsi="Courier New"/>
+                <w:color w:val="3A2E15"/>
+                <w:sz w:val="16"/>
+                <w:szCs w:val="16"/>
+              </w:rPr>
+              <w:t xml:space="preserve">}</w:t>
+            </w:r>
+          </w:p>
+        </w:tc>
+      </w:tr>
+    </w:tbl>
+    <w:p>
+      <w:pPr>
+        <w:spacing w:after="180" w:before="50"/>
+        <w:jc w:val="left"/>
+      </w:pPr>
+      <w:r>
+        <w:rPr>
+          <w:i/>
+          <w:iCs/>
+          <w:color w:val="5A4825"/>
+          <w:sz w:val="18"/>
+          <w:szCs w:val="18"/>
+        </w:rPr>
+        <w:t xml:space="preserve">Extrait de back/tests/Controller/AuthControllerTest.php — les sorties complètes des deux suites figurent en annexe C.</w:t>
+      </w:r>
+    </w:p>
+    <w:p>
+      <w:pPr>
+        <w:spacing w:after="140" w:before="0" w:line="330"/>
         <w:jc w:val="both"/>
       </w:pPr>
       <w:r>
@@ -22249,6 +23703,2245 @@
         <w:t xml:space="preserve">Axes d'amélioration identifiés pour la suite : migration des jetons vers des cookies httpOnly, finalisation des contrastes du tableau de craft (OBS-01), sortie de Create React App vers Vite pour assainir les dépendances de build, et extension de la couverture de tests aux modules v3 (batailles, multi-serveur côté API).</w:t>
       </w:r>
     </w:p>
+    <w:p>
+      <w:r>
+        <w:br w:type="page"/>
+      </w:r>
+    </w:p>
+    <w:p>
+      <w:pPr>
+        <w:pStyle w:val="Heading1"/>
+      </w:pPr>
+      <w:r>
+        <w:t xml:space="preserve">Annexe A — Extraits de code représentatifs</w:t>
+      </w:r>
+    </w:p>
+    <w:p>
+      <w:pPr>
+        <w:spacing w:after="140" w:before="0" w:line="330"/>
+        <w:jc w:val="both"/>
+      </w:pPr>
+      <w:r>
+        <w:rPr>
+          <w:b w:val="false"/>
+          <w:bCs w:val="false"/>
+          <w:i w:val="false"/>
+          <w:iCs w:val="false"/>
+          <w:sz w:val="22"/>
+          <w:szCs w:val="22"/>
+        </w:rPr>
+        <w:t xml:space="preserve">Les extraits ci-dessous sont reproduits tels quels depuis le dépôt. Ils illustrent trois préoccupations transverses du Bloc 2 : la sécurisation globale des réponses, la supervision, et la protection contre la force brute.</w:t>
+      </w:r>
+    </w:p>
+    <w:p>
+      <w:pPr>
+        <w:pStyle w:val="Heading2"/>
+      </w:pPr>
+      <w:r>
+        <w:t xml:space="preserve">A.1 En-têtes de sécurité globaux (OWASP A05)</w:t>
+      </w:r>
+    </w:p>
+    <w:p>
+      <w:pPr>
+        <w:spacing w:after="140" w:before="0" w:line="330"/>
+        <w:jc w:val="both"/>
+      </w:pPr>
+      <w:r>
+        <w:rPr>
+          <w:b w:val="false"/>
+          <w:bCs w:val="false"/>
+          <w:i w:val="false"/>
+          <w:iCs w:val="false"/>
+          <w:sz w:val="22"/>
+          <w:szCs w:val="22"/>
+        </w:rPr>
+        <w:t xml:space="preserve">Un EventSubscriber Symfony pose les en-têtes sur toutes les réponses de l'API — impossible d'oublier une route :</w:t>
+      </w:r>
+    </w:p>
+    <w:tbl>
+      <w:tblPr>
+        <w:tblW w:type="dxa" w:w="9072"/>
+        <w:tblBorders>
+          <w:top w:val="single" w:color="auto" w:sz="4"/>
+          <w:left w:val="single" w:color="auto" w:sz="4"/>
+          <w:bottom w:val="single" w:color="auto" w:sz="4"/>
+          <w:right w:val="single" w:color="auto" w:sz="4"/>
+          <w:insideH w:val="single" w:color="auto" w:sz="4"/>
+          <w:insideV w:val="single" w:color="auto" w:sz="4"/>
+        </w:tblBorders>
+      </w:tblPr>
+      <w:tblGrid>
+        <w:gridCol w:w="9072"/>
+      </w:tblGrid>
+      <w:tr>
+        <w:tc>
+          <w:tcPr>
+            <w:tcW w:type="dxa" w:w="9072"/>
+            <w:tcBorders>
+              <w:top w:val="single" w:color="E0D5BB" w:sz="2"/>
+              <w:left w:val="single" w:color="E0D5BB" w:sz="2"/>
+              <w:bottom w:val="single" w:color="E0D5BB" w:sz="2"/>
+              <w:right w:val="single" w:color="E0D5BB" w:sz="2"/>
+            </w:tcBorders>
+            <w:shd w:fill="FAF6EC" w:val="clear"/>
+            <w:tcMar>
+              <w:top w:type="dxa" w:w="90"/>
+              <w:left w:type="dxa" w:w="140"/>
+              <w:bottom w:type="dxa" w:w="90"/>
+              <w:right w:type="dxa" w:w="140"/>
+            </w:tcMar>
+          </w:tcPr>
+          <w:p>
+            <w:pPr>
+              <w:spacing w:after="0" w:line="230"/>
+            </w:pPr>
+            <w:r>
+              <w:rPr>
+                <w:rFonts w:ascii="Courier New" w:cs="Courier New" w:eastAsia="Courier New" w:hAnsi="Courier New"/>
+                <w:color w:val="3A2E15"/>
+                <w:sz w:val="16"/>
+                <w:szCs w:val="16"/>
+              </w:rPr>
+              <w:t xml:space="preserve">class SecurityHeadersSubscriber implements EventSubscriberInterface</w:t>
+            </w:r>
+          </w:p>
+          <w:p>
+            <w:pPr>
+              <w:spacing w:after="0" w:line="230"/>
+            </w:pPr>
+            <w:r>
+              <w:rPr>
+                <w:rFonts w:ascii="Courier New" w:cs="Courier New" w:eastAsia="Courier New" w:hAnsi="Courier New"/>
+                <w:color w:val="3A2E15"/>
+                <w:sz w:val="16"/>
+                <w:szCs w:val="16"/>
+              </w:rPr>
+              <w:t xml:space="preserve">{</w:t>
+            </w:r>
+          </w:p>
+          <w:p>
+            <w:pPr>
+              <w:spacing w:after="0" w:line="230"/>
+            </w:pPr>
+            <w:r>
+              <w:rPr>
+                <w:rFonts w:ascii="Courier New" w:cs="Courier New" w:eastAsia="Courier New" w:hAnsi="Courier New"/>
+                <w:color w:val="3A2E15"/>
+                <w:sz w:val="16"/>
+                <w:szCs w:val="16"/>
+              </w:rPr>
+              <w:t xml:space="preserve">    public static function getSubscribedEvents(): array</w:t>
+            </w:r>
+          </w:p>
+          <w:p>
+            <w:pPr>
+              <w:spacing w:after="0" w:line="230"/>
+            </w:pPr>
+            <w:r>
+              <w:rPr>
+                <w:rFonts w:ascii="Courier New" w:cs="Courier New" w:eastAsia="Courier New" w:hAnsi="Courier New"/>
+                <w:color w:val="3A2E15"/>
+                <w:sz w:val="16"/>
+                <w:szCs w:val="16"/>
+              </w:rPr>
+              <w:t xml:space="preserve">    {</w:t>
+            </w:r>
+          </w:p>
+          <w:p>
+            <w:pPr>
+              <w:spacing w:after="0" w:line="230"/>
+            </w:pPr>
+            <w:r>
+              <w:rPr>
+                <w:rFonts w:ascii="Courier New" w:cs="Courier New" w:eastAsia="Courier New" w:hAnsi="Courier New"/>
+                <w:color w:val="3A2E15"/>
+                <w:sz w:val="16"/>
+                <w:szCs w:val="16"/>
+              </w:rPr>
+              <w:t xml:space="preserve">        return [ResponseEvent::class =&gt; 'onResponse'];</w:t>
+            </w:r>
+          </w:p>
+          <w:p>
+            <w:pPr>
+              <w:spacing w:after="0" w:line="230"/>
+            </w:pPr>
+            <w:r>
+              <w:rPr>
+                <w:rFonts w:ascii="Courier New" w:cs="Courier New" w:eastAsia="Courier New" w:hAnsi="Courier New"/>
+                <w:color w:val="3A2E15"/>
+                <w:sz w:val="16"/>
+                <w:szCs w:val="16"/>
+              </w:rPr>
+              <w:t xml:space="preserve">    }</w:t>
+            </w:r>
+          </w:p>
+          <w:p>
+            <w:pPr>
+              <w:spacing w:after="0" w:line="230"/>
+            </w:pPr>
+            <w:r>
+              <w:rPr>
+                <w:rFonts w:ascii="Courier New" w:cs="Courier New" w:eastAsia="Courier New" w:hAnsi="Courier New"/>
+                <w:color w:val="3A2E15"/>
+                <w:sz w:val="16"/>
+                <w:szCs w:val="16"/>
+              </w:rPr>
+              <w:t xml:space="preserve"> </w:t>
+            </w:r>
+          </w:p>
+          <w:p>
+            <w:pPr>
+              <w:spacing w:after="0" w:line="230"/>
+            </w:pPr>
+            <w:r>
+              <w:rPr>
+                <w:rFonts w:ascii="Courier New" w:cs="Courier New" w:eastAsia="Courier New" w:hAnsi="Courier New"/>
+                <w:color w:val="3A2E15"/>
+                <w:sz w:val="16"/>
+                <w:szCs w:val="16"/>
+              </w:rPr>
+              <w:t xml:space="preserve">    public function onResponse(ResponseEvent $event): void</w:t>
+            </w:r>
+          </w:p>
+          <w:p>
+            <w:pPr>
+              <w:spacing w:after="0" w:line="230"/>
+            </w:pPr>
+            <w:r>
+              <w:rPr>
+                <w:rFonts w:ascii="Courier New" w:cs="Courier New" w:eastAsia="Courier New" w:hAnsi="Courier New"/>
+                <w:color w:val="3A2E15"/>
+                <w:sz w:val="16"/>
+                <w:szCs w:val="16"/>
+              </w:rPr>
+              <w:t xml:space="preserve">    {</w:t>
+            </w:r>
+          </w:p>
+          <w:p>
+            <w:pPr>
+              <w:spacing w:after="0" w:line="230"/>
+            </w:pPr>
+            <w:r>
+              <w:rPr>
+                <w:rFonts w:ascii="Courier New" w:cs="Courier New" w:eastAsia="Courier New" w:hAnsi="Courier New"/>
+                <w:color w:val="3A2E15"/>
+                <w:sz w:val="16"/>
+                <w:szCs w:val="16"/>
+              </w:rPr>
+              <w:t xml:space="preserve">        if (!$event-&gt;isMainRequest()</w:t>
+            </w:r>
+          </w:p>
+          <w:p>
+            <w:pPr>
+              <w:spacing w:after="0" w:line="230"/>
+            </w:pPr>
+            <w:r>
+              <w:rPr>
+                <w:rFonts w:ascii="Courier New" w:cs="Courier New" w:eastAsia="Courier New" w:hAnsi="Courier New"/>
+                <w:color w:val="3A2E15"/>
+                <w:sz w:val="16"/>
+                <w:szCs w:val="16"/>
+              </w:rPr>
+              <w:t xml:space="preserve">            || !str_starts_with($event-&gt;getRequest()-&gt;getPathInfo(), '/api')) {</w:t>
+            </w:r>
+          </w:p>
+          <w:p>
+            <w:pPr>
+              <w:spacing w:after="0" w:line="230"/>
+            </w:pPr>
+            <w:r>
+              <w:rPr>
+                <w:rFonts w:ascii="Courier New" w:cs="Courier New" w:eastAsia="Courier New" w:hAnsi="Courier New"/>
+                <w:color w:val="3A2E15"/>
+                <w:sz w:val="16"/>
+                <w:szCs w:val="16"/>
+              </w:rPr>
+              <w:t xml:space="preserve">            return;</w:t>
+            </w:r>
+          </w:p>
+          <w:p>
+            <w:pPr>
+              <w:spacing w:after="0" w:line="230"/>
+            </w:pPr>
+            <w:r>
+              <w:rPr>
+                <w:rFonts w:ascii="Courier New" w:cs="Courier New" w:eastAsia="Courier New" w:hAnsi="Courier New"/>
+                <w:color w:val="3A2E15"/>
+                <w:sz w:val="16"/>
+                <w:szCs w:val="16"/>
+              </w:rPr>
+              <w:t xml:space="preserve">        }</w:t>
+            </w:r>
+          </w:p>
+          <w:p>
+            <w:pPr>
+              <w:spacing w:after="0" w:line="230"/>
+            </w:pPr>
+            <w:r>
+              <w:rPr>
+                <w:rFonts w:ascii="Courier New" w:cs="Courier New" w:eastAsia="Courier New" w:hAnsi="Courier New"/>
+                <w:color w:val="3A2E15"/>
+                <w:sz w:val="16"/>
+                <w:szCs w:val="16"/>
+              </w:rPr>
+              <w:t xml:space="preserve"> </w:t>
+            </w:r>
+          </w:p>
+          <w:p>
+            <w:pPr>
+              <w:spacing w:after="0" w:line="230"/>
+            </w:pPr>
+            <w:r>
+              <w:rPr>
+                <w:rFonts w:ascii="Courier New" w:cs="Courier New" w:eastAsia="Courier New" w:hAnsi="Courier New"/>
+                <w:color w:val="3A2E15"/>
+                <w:sz w:val="16"/>
+                <w:szCs w:val="16"/>
+              </w:rPr>
+              <w:t xml:space="preserve">        $headers = $event-&gt;getResponse()-&gt;headers;</w:t>
+            </w:r>
+          </w:p>
+          <w:p>
+            <w:pPr>
+              <w:spacing w:after="0" w:line="230"/>
+            </w:pPr>
+            <w:r>
+              <w:rPr>
+                <w:rFonts w:ascii="Courier New" w:cs="Courier New" w:eastAsia="Courier New" w:hAnsi="Courier New"/>
+                <w:color w:val="3A2E15"/>
+                <w:sz w:val="16"/>
+                <w:szCs w:val="16"/>
+              </w:rPr>
+              <w:t xml:space="preserve">        $headers-&gt;set('X-Content-Type-Options', 'nosniff');</w:t>
+            </w:r>
+          </w:p>
+          <w:p>
+            <w:pPr>
+              <w:spacing w:after="0" w:line="230"/>
+            </w:pPr>
+            <w:r>
+              <w:rPr>
+                <w:rFonts w:ascii="Courier New" w:cs="Courier New" w:eastAsia="Courier New" w:hAnsi="Courier New"/>
+                <w:color w:val="3A2E15"/>
+                <w:sz w:val="16"/>
+                <w:szCs w:val="16"/>
+              </w:rPr>
+              <w:t xml:space="preserve">        $headers-&gt;set('X-Frame-Options', 'DENY');</w:t>
+            </w:r>
+          </w:p>
+          <w:p>
+            <w:pPr>
+              <w:spacing w:after="0" w:line="230"/>
+            </w:pPr>
+            <w:r>
+              <w:rPr>
+                <w:rFonts w:ascii="Courier New" w:cs="Courier New" w:eastAsia="Courier New" w:hAnsi="Courier New"/>
+                <w:color w:val="3A2E15"/>
+                <w:sz w:val="16"/>
+                <w:szCs w:val="16"/>
+              </w:rPr>
+              <w:t xml:space="preserve">        $headers-&gt;set('Referrer-Policy', 'strict-origin-when-cross-origin');</w:t>
+            </w:r>
+          </w:p>
+          <w:p>
+            <w:pPr>
+              <w:spacing w:after="0" w:line="230"/>
+            </w:pPr>
+            <w:r>
+              <w:rPr>
+                <w:rFonts w:ascii="Courier New" w:cs="Courier New" w:eastAsia="Courier New" w:hAnsi="Courier New"/>
+                <w:color w:val="3A2E15"/>
+                <w:sz w:val="16"/>
+                <w:szCs w:val="16"/>
+              </w:rPr>
+              <w:t xml:space="preserve">        // L'API ne sert que du JSON : aucune exécution de contenu autorisée</w:t>
+            </w:r>
+          </w:p>
+          <w:p>
+            <w:pPr>
+              <w:spacing w:after="0" w:line="230"/>
+            </w:pPr>
+            <w:r>
+              <w:rPr>
+                <w:rFonts w:ascii="Courier New" w:cs="Courier New" w:eastAsia="Courier New" w:hAnsi="Courier New"/>
+                <w:color w:val="3A2E15"/>
+                <w:sz w:val="16"/>
+                <w:szCs w:val="16"/>
+              </w:rPr>
+              <w:t xml:space="preserve">        $headers-&gt;set('Content-Security-Policy',</w:t>
+            </w:r>
+          </w:p>
+          <w:p>
+            <w:pPr>
+              <w:spacing w:after="0" w:line="230"/>
+            </w:pPr>
+            <w:r>
+              <w:rPr>
+                <w:rFonts w:ascii="Courier New" w:cs="Courier New" w:eastAsia="Courier New" w:hAnsi="Courier New"/>
+                <w:color w:val="3A2E15"/>
+                <w:sz w:val="16"/>
+                <w:szCs w:val="16"/>
+              </w:rPr>
+              <w:t xml:space="preserve">            "default-src 'none'; frame-ancestors 'none'");</w:t>
+            </w:r>
+          </w:p>
+          <w:p>
+            <w:pPr>
+              <w:spacing w:after="0" w:line="230"/>
+            </w:pPr>
+            <w:r>
+              <w:rPr>
+                <w:rFonts w:ascii="Courier New" w:cs="Courier New" w:eastAsia="Courier New" w:hAnsi="Courier New"/>
+                <w:color w:val="3A2E15"/>
+                <w:sz w:val="16"/>
+                <w:szCs w:val="16"/>
+              </w:rPr>
+              <w:t xml:space="preserve">    }</w:t>
+            </w:r>
+          </w:p>
+          <w:p>
+            <w:pPr>
+              <w:spacing w:after="0" w:line="230"/>
+            </w:pPr>
+            <w:r>
+              <w:rPr>
+                <w:rFonts w:ascii="Courier New" w:cs="Courier New" w:eastAsia="Courier New" w:hAnsi="Courier New"/>
+                <w:color w:val="3A2E15"/>
+                <w:sz w:val="16"/>
+                <w:szCs w:val="16"/>
+              </w:rPr>
+              <w:t xml:space="preserve">}</w:t>
+            </w:r>
+          </w:p>
+        </w:tc>
+      </w:tr>
+    </w:tbl>
+    <w:p>
+      <w:pPr>
+        <w:spacing w:after="180" w:before="50"/>
+        <w:jc w:val="left"/>
+      </w:pPr>
+      <w:r>
+        <w:rPr>
+          <w:i/>
+          <w:iCs/>
+          <w:color w:val="5A4825"/>
+          <w:sz w:val="18"/>
+          <w:szCs w:val="18"/>
+        </w:rPr>
+        <w:t xml:space="preserve">back/src/EventSubscriber/SecurityHeadersSubscriber.php (intégral) — vérifié par le scénario SEC-02.</w:t>
+      </w:r>
+    </w:p>
+    <w:p>
+      <w:pPr>
+        <w:pStyle w:val="Heading2"/>
+      </w:pPr>
+      <w:r>
+        <w:t xml:space="preserve">A.2 Sonde de supervision (C4.1.2, utilisée dès le Bloc 2)</w:t>
+      </w:r>
+    </w:p>
+    <w:p>
+      <w:pPr>
+        <w:spacing w:after="140" w:before="0" w:line="330"/>
+        <w:jc w:val="both"/>
+      </w:pPr>
+      <w:r>
+        <w:rPr>
+          <w:b w:val="false"/>
+          <w:bCs w:val="false"/>
+          <w:i w:val="false"/>
+          <w:iCs w:val="false"/>
+          <w:sz w:val="22"/>
+          <w:szCs w:val="22"/>
+        </w:rPr>
+        <w:t xml:space="preserve">L'endpoint public /api/health agrège l'état des dépendances critiques et renvoie 503 si l'une d'elles est dégradée — c'est lui que les sondes interrogent :</w:t>
+      </w:r>
+    </w:p>
+    <w:tbl>
+      <w:tblPr>
+        <w:tblW w:type="dxa" w:w="9072"/>
+        <w:tblBorders>
+          <w:top w:val="single" w:color="auto" w:sz="4"/>
+          <w:left w:val="single" w:color="auto" w:sz="4"/>
+          <w:bottom w:val="single" w:color="auto" w:sz="4"/>
+          <w:right w:val="single" w:color="auto" w:sz="4"/>
+          <w:insideH w:val="single" w:color="auto" w:sz="4"/>
+          <w:insideV w:val="single" w:color="auto" w:sz="4"/>
+        </w:tblBorders>
+      </w:tblPr>
+      <w:tblGrid>
+        <w:gridCol w:w="9072"/>
+      </w:tblGrid>
+      <w:tr>
+        <w:tc>
+          <w:tcPr>
+            <w:tcW w:type="dxa" w:w="9072"/>
+            <w:tcBorders>
+              <w:top w:val="single" w:color="E0D5BB" w:sz="2"/>
+              <w:left w:val="single" w:color="E0D5BB" w:sz="2"/>
+              <w:bottom w:val="single" w:color="E0D5BB" w:sz="2"/>
+              <w:right w:val="single" w:color="E0D5BB" w:sz="2"/>
+            </w:tcBorders>
+            <w:shd w:fill="FAF6EC" w:val="clear"/>
+            <w:tcMar>
+              <w:top w:type="dxa" w:w="90"/>
+              <w:left w:type="dxa" w:w="140"/>
+              <w:bottom w:type="dxa" w:w="90"/>
+              <w:right w:type="dxa" w:w="140"/>
+            </w:tcMar>
+          </w:tcPr>
+          <w:p>
+            <w:pPr>
+              <w:spacing w:after="0" w:line="230"/>
+            </w:pPr>
+            <w:r>
+              <w:rPr>
+                <w:rFonts w:ascii="Courier New" w:cs="Courier New" w:eastAsia="Courier New" w:hAnsi="Courier New"/>
+                <w:color w:val="3A2E15"/>
+                <w:sz w:val="16"/>
+                <w:szCs w:val="16"/>
+              </w:rPr>
+              <w:t xml:space="preserve">#[Route('/api/health', name: 'api_health', methods: ['GET'])]</w:t>
+            </w:r>
+          </w:p>
+          <w:p>
+            <w:pPr>
+              <w:spacing w:after="0" w:line="230"/>
+            </w:pPr>
+            <w:r>
+              <w:rPr>
+                <w:rFonts w:ascii="Courier New" w:cs="Courier New" w:eastAsia="Courier New" w:hAnsi="Courier New"/>
+                <w:color w:val="3A2E15"/>
+                <w:sz w:val="16"/>
+                <w:szCs w:val="16"/>
+              </w:rPr>
+              <w:t xml:space="preserve">public function check(): JsonResponse</w:t>
+            </w:r>
+          </w:p>
+          <w:p>
+            <w:pPr>
+              <w:spacing w:after="0" w:line="230"/>
+            </w:pPr>
+            <w:r>
+              <w:rPr>
+                <w:rFonts w:ascii="Courier New" w:cs="Courier New" w:eastAsia="Courier New" w:hAnsi="Courier New"/>
+                <w:color w:val="3A2E15"/>
+                <w:sz w:val="16"/>
+                <w:szCs w:val="16"/>
+              </w:rPr>
+              <w:t xml:space="preserve">{</w:t>
+            </w:r>
+          </w:p>
+          <w:p>
+            <w:pPr>
+              <w:spacing w:after="0" w:line="230"/>
+            </w:pPr>
+            <w:r>
+              <w:rPr>
+                <w:rFonts w:ascii="Courier New" w:cs="Courier New" w:eastAsia="Courier New" w:hAnsi="Courier New"/>
+                <w:color w:val="3A2E15"/>
+                <w:sz w:val="16"/>
+                <w:szCs w:val="16"/>
+              </w:rPr>
+              <w:t xml:space="preserve">    $status = [</w:t>
+            </w:r>
+          </w:p>
+          <w:p>
+            <w:pPr>
+              <w:spacing w:after="0" w:line="230"/>
+            </w:pPr>
+            <w:r>
+              <w:rPr>
+                <w:rFonts w:ascii="Courier New" w:cs="Courier New" w:eastAsia="Courier New" w:hAnsi="Courier New"/>
+                <w:color w:val="3A2E15"/>
+                <w:sz w:val="16"/>
+                <w:szCs w:val="16"/>
+              </w:rPr>
+              <w:t xml:space="preserve">        'status' =&gt; 'OK',</w:t>
+            </w:r>
+          </w:p>
+          <w:p>
+            <w:pPr>
+              <w:spacing w:after="0" w:line="230"/>
+            </w:pPr>
+            <w:r>
+              <w:rPr>
+                <w:rFonts w:ascii="Courier New" w:cs="Courier New" w:eastAsia="Courier New" w:hAnsi="Courier New"/>
+                <w:color w:val="3A2E15"/>
+                <w:sz w:val="16"/>
+                <w:szCs w:val="16"/>
+              </w:rPr>
+              <w:t xml:space="preserve">        'timestamp' =&gt; date('c'),</w:t>
+            </w:r>
+          </w:p>
+          <w:p>
+            <w:pPr>
+              <w:spacing w:after="0" w:line="230"/>
+            </w:pPr>
+            <w:r>
+              <w:rPr>
+                <w:rFonts w:ascii="Courier New" w:cs="Courier New" w:eastAsia="Courier New" w:hAnsi="Courier New"/>
+                <w:color w:val="3A2E15"/>
+                <w:sz w:val="16"/>
+                <w:szCs w:val="16"/>
+              </w:rPr>
+              <w:t xml:space="preserve">        'services' =&gt; [</w:t>
+            </w:r>
+          </w:p>
+          <w:p>
+            <w:pPr>
+              <w:spacing w:after="0" w:line="230"/>
+            </w:pPr>
+            <w:r>
+              <w:rPr>
+                <w:rFonts w:ascii="Courier New" w:cs="Courier New" w:eastAsia="Courier New" w:hAnsi="Courier New"/>
+                <w:color w:val="3A2E15"/>
+                <w:sz w:val="16"/>
+                <w:szCs w:val="16"/>
+              </w:rPr>
+              <w:t xml:space="preserve">            'database' =&gt; $this-&gt;checkDatabase(),</w:t>
+            </w:r>
+          </w:p>
+          <w:p>
+            <w:pPr>
+              <w:spacing w:after="0" w:line="230"/>
+            </w:pPr>
+            <w:r>
+              <w:rPr>
+                <w:rFonts w:ascii="Courier New" w:cs="Courier New" w:eastAsia="Courier New" w:hAnsi="Courier New"/>
+                <w:color w:val="3A2E15"/>
+                <w:sz w:val="16"/>
+                <w:szCs w:val="16"/>
+              </w:rPr>
+              <w:t xml:space="preserve">            'albion_api' =&gt; $this-&gt;checkAlbionApi(),</w:t>
+            </w:r>
+          </w:p>
+          <w:p>
+            <w:pPr>
+              <w:spacing w:after="0" w:line="230"/>
+            </w:pPr>
+            <w:r>
+              <w:rPr>
+                <w:rFonts w:ascii="Courier New" w:cs="Courier New" w:eastAsia="Courier New" w:hAnsi="Courier New"/>
+                <w:color w:val="3A2E15"/>
+                <w:sz w:val="16"/>
+                <w:szCs w:val="16"/>
+              </w:rPr>
+              <w:t xml:space="preserve">        ]</w:t>
+            </w:r>
+          </w:p>
+          <w:p>
+            <w:pPr>
+              <w:spacing w:after="0" w:line="230"/>
+            </w:pPr>
+            <w:r>
+              <w:rPr>
+                <w:rFonts w:ascii="Courier New" w:cs="Courier New" w:eastAsia="Courier New" w:hAnsi="Courier New"/>
+                <w:color w:val="3A2E15"/>
+                <w:sz w:val="16"/>
+                <w:szCs w:val="16"/>
+              </w:rPr>
+              <w:t xml:space="preserve">    ];</w:t>
+            </w:r>
+          </w:p>
+          <w:p>
+            <w:pPr>
+              <w:spacing w:after="0" w:line="230"/>
+            </w:pPr>
+            <w:r>
+              <w:rPr>
+                <w:rFonts w:ascii="Courier New" w:cs="Courier New" w:eastAsia="Courier New" w:hAnsi="Courier New"/>
+                <w:color w:val="3A2E15"/>
+                <w:sz w:val="16"/>
+                <w:szCs w:val="16"/>
+              </w:rPr>
+              <w:t xml:space="preserve"> </w:t>
+            </w:r>
+          </w:p>
+          <w:p>
+            <w:pPr>
+              <w:spacing w:after="0" w:line="230"/>
+            </w:pPr>
+            <w:r>
+              <w:rPr>
+                <w:rFonts w:ascii="Courier New" w:cs="Courier New" w:eastAsia="Courier New" w:hAnsi="Courier New"/>
+                <w:color w:val="3A2E15"/>
+                <w:sz w:val="16"/>
+                <w:szCs w:val="16"/>
+              </w:rPr>
+              <w:t xml:space="preserve">    $statusCode = 200;</w:t>
+            </w:r>
+          </w:p>
+          <w:p>
+            <w:pPr>
+              <w:spacing w:after="0" w:line="230"/>
+            </w:pPr>
+            <w:r>
+              <w:rPr>
+                <w:rFonts w:ascii="Courier New" w:cs="Courier New" w:eastAsia="Courier New" w:hAnsi="Courier New"/>
+                <w:color w:val="3A2E15"/>
+                <w:sz w:val="16"/>
+                <w:szCs w:val="16"/>
+              </w:rPr>
+              <w:t xml:space="preserve">    foreach ($status['services'] as $service) {</w:t>
+            </w:r>
+          </w:p>
+          <w:p>
+            <w:pPr>
+              <w:spacing w:after="0" w:line="230"/>
+            </w:pPr>
+            <w:r>
+              <w:rPr>
+                <w:rFonts w:ascii="Courier New" w:cs="Courier New" w:eastAsia="Courier New" w:hAnsi="Courier New"/>
+                <w:color w:val="3A2E15"/>
+                <w:sz w:val="16"/>
+                <w:szCs w:val="16"/>
+              </w:rPr>
+              <w:t xml:space="preserve">        if ($service['status'] !== 'OK') {</w:t>
+            </w:r>
+          </w:p>
+          <w:p>
+            <w:pPr>
+              <w:spacing w:after="0" w:line="230"/>
+            </w:pPr>
+            <w:r>
+              <w:rPr>
+                <w:rFonts w:ascii="Courier New" w:cs="Courier New" w:eastAsia="Courier New" w:hAnsi="Courier New"/>
+                <w:color w:val="3A2E15"/>
+                <w:sz w:val="16"/>
+                <w:szCs w:val="16"/>
+              </w:rPr>
+              <w:t xml:space="preserve">            $status['status'] = 'ERROR';</w:t>
+            </w:r>
+          </w:p>
+          <w:p>
+            <w:pPr>
+              <w:spacing w:after="0" w:line="230"/>
+            </w:pPr>
+            <w:r>
+              <w:rPr>
+                <w:rFonts w:ascii="Courier New" w:cs="Courier New" w:eastAsia="Courier New" w:hAnsi="Courier New"/>
+                <w:color w:val="3A2E15"/>
+                <w:sz w:val="16"/>
+                <w:szCs w:val="16"/>
+              </w:rPr>
+              <w:t xml:space="preserve">            $statusCode = 503;</w:t>
+            </w:r>
+          </w:p>
+          <w:p>
+            <w:pPr>
+              <w:spacing w:after="0" w:line="230"/>
+            </w:pPr>
+            <w:r>
+              <w:rPr>
+                <w:rFonts w:ascii="Courier New" w:cs="Courier New" w:eastAsia="Courier New" w:hAnsi="Courier New"/>
+                <w:color w:val="3A2E15"/>
+                <w:sz w:val="16"/>
+                <w:szCs w:val="16"/>
+              </w:rPr>
+              <w:t xml:space="preserve">            break;</w:t>
+            </w:r>
+          </w:p>
+          <w:p>
+            <w:pPr>
+              <w:spacing w:after="0" w:line="230"/>
+            </w:pPr>
+            <w:r>
+              <w:rPr>
+                <w:rFonts w:ascii="Courier New" w:cs="Courier New" w:eastAsia="Courier New" w:hAnsi="Courier New"/>
+                <w:color w:val="3A2E15"/>
+                <w:sz w:val="16"/>
+                <w:szCs w:val="16"/>
+              </w:rPr>
+              <w:t xml:space="preserve">        }</w:t>
+            </w:r>
+          </w:p>
+          <w:p>
+            <w:pPr>
+              <w:spacing w:after="0" w:line="230"/>
+            </w:pPr>
+            <w:r>
+              <w:rPr>
+                <w:rFonts w:ascii="Courier New" w:cs="Courier New" w:eastAsia="Courier New" w:hAnsi="Courier New"/>
+                <w:color w:val="3A2E15"/>
+                <w:sz w:val="16"/>
+                <w:szCs w:val="16"/>
+              </w:rPr>
+              <w:t xml:space="preserve">    }</w:t>
+            </w:r>
+          </w:p>
+          <w:p>
+            <w:pPr>
+              <w:spacing w:after="0" w:line="230"/>
+            </w:pPr>
+            <w:r>
+              <w:rPr>
+                <w:rFonts w:ascii="Courier New" w:cs="Courier New" w:eastAsia="Courier New" w:hAnsi="Courier New"/>
+                <w:color w:val="3A2E15"/>
+                <w:sz w:val="16"/>
+                <w:szCs w:val="16"/>
+              </w:rPr>
+              <w:t xml:space="preserve"> </w:t>
+            </w:r>
+          </w:p>
+          <w:p>
+            <w:pPr>
+              <w:spacing w:after="0" w:line="230"/>
+            </w:pPr>
+            <w:r>
+              <w:rPr>
+                <w:rFonts w:ascii="Courier New" w:cs="Courier New" w:eastAsia="Courier New" w:hAnsi="Courier New"/>
+                <w:color w:val="3A2E15"/>
+                <w:sz w:val="16"/>
+                <w:szCs w:val="16"/>
+              </w:rPr>
+              <w:t xml:space="preserve">    return new JsonResponse($status, $statusCode);</w:t>
+            </w:r>
+          </w:p>
+          <w:p>
+            <w:pPr>
+              <w:spacing w:after="0" w:line="230"/>
+            </w:pPr>
+            <w:r>
+              <w:rPr>
+                <w:rFonts w:ascii="Courier New" w:cs="Courier New" w:eastAsia="Courier New" w:hAnsi="Courier New"/>
+                <w:color w:val="3A2E15"/>
+                <w:sz w:val="16"/>
+                <w:szCs w:val="16"/>
+              </w:rPr>
+              <w:t xml:space="preserve">}</w:t>
+            </w:r>
+          </w:p>
+        </w:tc>
+      </w:tr>
+    </w:tbl>
+    <w:p>
+      <w:pPr>
+        <w:spacing w:after="180" w:before="50"/>
+        <w:jc w:val="left"/>
+      </w:pPr>
+      <w:r>
+        <w:rPr>
+          <w:i/>
+          <w:iCs/>
+          <w:color w:val="5A4825"/>
+          <w:sz w:val="18"/>
+          <w:szCs w:val="18"/>
+        </w:rPr>
+        <w:t xml:space="preserve">back/src/Controller/HealthCheckController.php (extrait) — testé par la recette SEC-02 et supervisé en production.</w:t>
+      </w:r>
+    </w:p>
+    <w:p>
+      <w:pPr>
+        <w:pStyle w:val="Heading2"/>
+      </w:pPr>
+      <w:r>
+        <w:t xml:space="preserve">A.3 Firewall : authentification et contrôle d'accès (OWASP A01 / A07)</w:t>
+      </w:r>
+    </w:p>
+    <w:p>
+      <w:pPr>
+        <w:spacing w:after="140" w:before="0" w:line="330"/>
+        <w:jc w:val="both"/>
+      </w:pPr>
+      <w:r>
+        <w:rPr>
+          <w:b w:val="false"/>
+          <w:bCs w:val="false"/>
+          <w:i w:val="false"/>
+          <w:iCs w:val="false"/>
+          <w:sz w:val="22"/>
+          <w:szCs w:val="22"/>
+        </w:rPr>
+        <w:t xml:space="preserve">Le firewall stateless combine JWT, rafraîchissement de jeton et verrouillage du login ; la liste des routes publiques est explicite, tout le reste exige un jeton :</w:t>
+      </w:r>
+    </w:p>
+    <w:tbl>
+      <w:tblPr>
+        <w:tblW w:type="dxa" w:w="9072"/>
+        <w:tblBorders>
+          <w:top w:val="single" w:color="auto" w:sz="4"/>
+          <w:left w:val="single" w:color="auto" w:sz="4"/>
+          <w:bottom w:val="single" w:color="auto" w:sz="4"/>
+          <w:right w:val="single" w:color="auto" w:sz="4"/>
+          <w:insideH w:val="single" w:color="auto" w:sz="4"/>
+          <w:insideV w:val="single" w:color="auto" w:sz="4"/>
+        </w:tblBorders>
+      </w:tblPr>
+      <w:tblGrid>
+        <w:gridCol w:w="9072"/>
+      </w:tblGrid>
+      <w:tr>
+        <w:tc>
+          <w:tcPr>
+            <w:tcW w:type="dxa" w:w="9072"/>
+            <w:tcBorders>
+              <w:top w:val="single" w:color="E0D5BB" w:sz="2"/>
+              <w:left w:val="single" w:color="E0D5BB" w:sz="2"/>
+              <w:bottom w:val="single" w:color="E0D5BB" w:sz="2"/>
+              <w:right w:val="single" w:color="E0D5BB" w:sz="2"/>
+            </w:tcBorders>
+            <w:shd w:fill="FAF6EC" w:val="clear"/>
+            <w:tcMar>
+              <w:top w:type="dxa" w:w="90"/>
+              <w:left w:type="dxa" w:w="140"/>
+              <w:bottom w:type="dxa" w:w="90"/>
+              <w:right w:type="dxa" w:w="140"/>
+            </w:tcMar>
+          </w:tcPr>
+          <w:p>
+            <w:pPr>
+              <w:spacing w:after="0" w:line="230"/>
+            </w:pPr>
+            <w:r>
+              <w:rPr>
+                <w:rFonts w:ascii="Courier New" w:cs="Courier New" w:eastAsia="Courier New" w:hAnsi="Courier New"/>
+                <w:color w:val="3A2E15"/>
+                <w:sz w:val="16"/>
+                <w:szCs w:val="16"/>
+              </w:rPr>
+              <w:t xml:space="preserve">stateless: true</w:t>
+            </w:r>
+          </w:p>
+          <w:p>
+            <w:pPr>
+              <w:spacing w:after="0" w:line="230"/>
+            </w:pPr>
+            <w:r>
+              <w:rPr>
+                <w:rFonts w:ascii="Courier New" w:cs="Courier New" w:eastAsia="Courier New" w:hAnsi="Courier New"/>
+                <w:color w:val="3A2E15"/>
+                <w:sz w:val="16"/>
+                <w:szCs w:val="16"/>
+              </w:rPr>
+              <w:t xml:space="preserve">entry_point: jwt</w:t>
+            </w:r>
+          </w:p>
+          <w:p>
+            <w:pPr>
+              <w:spacing w:after="0" w:line="230"/>
+            </w:pPr>
+            <w:r>
+              <w:rPr>
+                <w:rFonts w:ascii="Courier New" w:cs="Courier New" w:eastAsia="Courier New" w:hAnsi="Courier New"/>
+                <w:color w:val="3A2E15"/>
+                <w:sz w:val="16"/>
+                <w:szCs w:val="16"/>
+              </w:rPr>
+              <w:t xml:space="preserve">jwt: ~</w:t>
+            </w:r>
+          </w:p>
+          <w:p>
+            <w:pPr>
+              <w:spacing w:after="0" w:line="230"/>
+            </w:pPr>
+            <w:r>
+              <w:rPr>
+                <w:rFonts w:ascii="Courier New" w:cs="Courier New" w:eastAsia="Courier New" w:hAnsi="Courier New"/>
+                <w:color w:val="3A2E15"/>
+                <w:sz w:val="16"/>
+                <w:szCs w:val="16"/>
+              </w:rPr>
+              <w:t xml:space="preserve">refresh_jwt:</w:t>
+            </w:r>
+          </w:p>
+          <w:p>
+            <w:pPr>
+              <w:spacing w:after="0" w:line="230"/>
+            </w:pPr>
+            <w:r>
+              <w:rPr>
+                <w:rFonts w:ascii="Courier New" w:cs="Courier New" w:eastAsia="Courier New" w:hAnsi="Courier New"/>
+                <w:color w:val="3A2E15"/>
+                <w:sz w:val="16"/>
+                <w:szCs w:val="16"/>
+              </w:rPr>
+              <w:t xml:space="preserve">    check_path: /api/token/refresh</w:t>
+            </w:r>
+          </w:p>
+          <w:p>
+            <w:pPr>
+              <w:spacing w:after="0" w:line="230"/>
+            </w:pPr>
+            <w:r>
+              <w:rPr>
+                <w:rFonts w:ascii="Courier New" w:cs="Courier New" w:eastAsia="Courier New" w:hAnsi="Courier New"/>
+                <w:color w:val="3A2E15"/>
+                <w:sz w:val="16"/>
+                <w:szCs w:val="16"/>
+              </w:rPr>
+              <w:t xml:space="preserve">json_login:</w:t>
+            </w:r>
+          </w:p>
+          <w:p>
+            <w:pPr>
+              <w:spacing w:after="0" w:line="230"/>
+            </w:pPr>
+            <w:r>
+              <w:rPr>
+                <w:rFonts w:ascii="Courier New" w:cs="Courier New" w:eastAsia="Courier New" w:hAnsi="Courier New"/>
+                <w:color w:val="3A2E15"/>
+                <w:sz w:val="16"/>
+                <w:szCs w:val="16"/>
+              </w:rPr>
+              <w:t xml:space="preserve">    check_path: /api/login</w:t>
+            </w:r>
+          </w:p>
+          <w:p>
+            <w:pPr>
+              <w:spacing w:after="0" w:line="230"/>
+            </w:pPr>
+            <w:r>
+              <w:rPr>
+                <w:rFonts w:ascii="Courier New" w:cs="Courier New" w:eastAsia="Courier New" w:hAnsi="Courier New"/>
+                <w:color w:val="3A2E15"/>
+                <w:sz w:val="16"/>
+                <w:szCs w:val="16"/>
+              </w:rPr>
+              <w:t xml:space="preserve">    success_handler: lexik_jwt_authentication.handler.authentication_success</w:t>
+            </w:r>
+          </w:p>
+          <w:p>
+            <w:pPr>
+              <w:spacing w:after="0" w:line="230"/>
+            </w:pPr>
+            <w:r>
+              <w:rPr>
+                <w:rFonts w:ascii="Courier New" w:cs="Courier New" w:eastAsia="Courier New" w:hAnsi="Courier New"/>
+                <w:color w:val="3A2E15"/>
+                <w:sz w:val="16"/>
+                <w:szCs w:val="16"/>
+              </w:rPr>
+              <w:t xml:space="preserve">    failure_handler: lexik_jwt_authentication.handler.authentication_failure</w:t>
+            </w:r>
+          </w:p>
+          <w:p>
+            <w:pPr>
+              <w:spacing w:after="0" w:line="230"/>
+            </w:pPr>
+            <w:r>
+              <w:rPr>
+                <w:rFonts w:ascii="Courier New" w:cs="Courier New" w:eastAsia="Courier New" w:hAnsi="Courier New"/>
+                <w:color w:val="3A2E15"/>
+                <w:sz w:val="16"/>
+                <w:szCs w:val="16"/>
+              </w:rPr>
+              <w:t xml:space="preserve"># Protection brute-force : 5 tentatives max par utilisateur/IP, fenêtre de 15 min</w:t>
+            </w:r>
+          </w:p>
+          <w:p>
+            <w:pPr>
+              <w:spacing w:after="0" w:line="230"/>
+            </w:pPr>
+            <w:r>
+              <w:rPr>
+                <w:rFonts w:ascii="Courier New" w:cs="Courier New" w:eastAsia="Courier New" w:hAnsi="Courier New"/>
+                <w:color w:val="3A2E15"/>
+                <w:sz w:val="16"/>
+                <w:szCs w:val="16"/>
+              </w:rPr>
+              <w:t xml:space="preserve">login_throttling:</w:t>
+            </w:r>
+          </w:p>
+          <w:p>
+            <w:pPr>
+              <w:spacing w:after="0" w:line="230"/>
+            </w:pPr>
+            <w:r>
+              <w:rPr>
+                <w:rFonts w:ascii="Courier New" w:cs="Courier New" w:eastAsia="Courier New" w:hAnsi="Courier New"/>
+                <w:color w:val="3A2E15"/>
+                <w:sz w:val="16"/>
+                <w:szCs w:val="16"/>
+              </w:rPr>
+              <w:t xml:space="preserve">    max_attempts: 5</w:t>
+            </w:r>
+          </w:p>
+          <w:p>
+            <w:pPr>
+              <w:spacing w:after="0" w:line="230"/>
+            </w:pPr>
+            <w:r>
+              <w:rPr>
+                <w:rFonts w:ascii="Courier New" w:cs="Courier New" w:eastAsia="Courier New" w:hAnsi="Courier New"/>
+                <w:color w:val="3A2E15"/>
+                <w:sz w:val="16"/>
+                <w:szCs w:val="16"/>
+              </w:rPr>
+              <w:t xml:space="preserve">    interval: '15 minutes'</w:t>
+            </w:r>
+          </w:p>
+          <w:p>
+            <w:pPr>
+              <w:spacing w:after="0" w:line="230"/>
+            </w:pPr>
+            <w:r>
+              <w:rPr>
+                <w:rFonts w:ascii="Courier New" w:cs="Courier New" w:eastAsia="Courier New" w:hAnsi="Courier New"/>
+                <w:color w:val="3A2E15"/>
+                <w:sz w:val="16"/>
+                <w:szCs w:val="16"/>
+              </w:rPr>
+              <w:t xml:space="preserve"> </w:t>
+            </w:r>
+          </w:p>
+          <w:p>
+            <w:pPr>
+              <w:spacing w:after="0" w:line="230"/>
+            </w:pPr>
+            <w:r>
+              <w:rPr>
+                <w:rFonts w:ascii="Courier New" w:cs="Courier New" w:eastAsia="Courier New" w:hAnsi="Courier New"/>
+                <w:color w:val="3A2E15"/>
+                <w:sz w:val="16"/>
+                <w:szCs w:val="16"/>
+              </w:rPr>
+              <w:t xml:space="preserve">access_control:</w:t>
+            </w:r>
+          </w:p>
+          <w:p>
+            <w:pPr>
+              <w:spacing w:after="0" w:line="230"/>
+            </w:pPr>
+            <w:r>
+              <w:rPr>
+                <w:rFonts w:ascii="Courier New" w:cs="Courier New" w:eastAsia="Courier New" w:hAnsi="Courier New"/>
+                <w:color w:val="3A2E15"/>
+                <w:sz w:val="16"/>
+                <w:szCs w:val="16"/>
+              </w:rPr>
+              <w:t xml:space="preserve">    - { path: ^/api/health, roles: PUBLIC_ACCESS }</w:t>
+            </w:r>
+          </w:p>
+          <w:p>
+            <w:pPr>
+              <w:spacing w:after="0" w:line="230"/>
+            </w:pPr>
+            <w:r>
+              <w:rPr>
+                <w:rFonts w:ascii="Courier New" w:cs="Courier New" w:eastAsia="Courier New" w:hAnsi="Courier New"/>
+                <w:color w:val="3A2E15"/>
+                <w:sz w:val="16"/>
+                <w:szCs w:val="16"/>
+              </w:rPr>
+              <w:t xml:space="preserve">    - { path: ^/api/register, roles: PUBLIC_ACCESS }</w:t>
+            </w:r>
+          </w:p>
+          <w:p>
+            <w:pPr>
+              <w:spacing w:after="0" w:line="230"/>
+            </w:pPr>
+            <w:r>
+              <w:rPr>
+                <w:rFonts w:ascii="Courier New" w:cs="Courier New" w:eastAsia="Courier New" w:hAnsi="Courier New"/>
+                <w:color w:val="3A2E15"/>
+                <w:sz w:val="16"/>
+                <w:szCs w:val="16"/>
+              </w:rPr>
+              <w:t xml:space="preserve">    - { path: ^/api/login, roles: PUBLIC_ACCESS }</w:t>
+            </w:r>
+          </w:p>
+          <w:p>
+            <w:pPr>
+              <w:spacing w:after="0" w:line="230"/>
+            </w:pPr>
+            <w:r>
+              <w:rPr>
+                <w:rFonts w:ascii="Courier New" w:cs="Courier New" w:eastAsia="Courier New" w:hAnsi="Courier New"/>
+                <w:color w:val="3A2E15"/>
+                <w:sz w:val="16"/>
+                <w:szCs w:val="16"/>
+              </w:rPr>
+              <w:t xml:space="preserve">    - { path: ^/api/routes/share/, roles: PUBLIC_ACCESS }</w:t>
+            </w:r>
+          </w:p>
+          <w:p>
+            <w:pPr>
+              <w:spacing w:after="0" w:line="230"/>
+            </w:pPr>
+            <w:r>
+              <w:rPr>
+                <w:rFonts w:ascii="Courier New" w:cs="Courier New" w:eastAsia="Courier New" w:hAnsi="Courier New"/>
+                <w:color w:val="3A2E15"/>
+                <w:sz w:val="16"/>
+                <w:szCs w:val="16"/>
+              </w:rPr>
+              <w:t xml:space="preserve">    - { path: ^/api/compositions/share/, roles: PUBLIC_ACCESS }</w:t>
+            </w:r>
+          </w:p>
+          <w:p>
+            <w:pPr>
+              <w:spacing w:after="0" w:line="230"/>
+            </w:pPr>
+            <w:r>
+              <w:rPr>
+                <w:rFonts w:ascii="Courier New" w:cs="Courier New" w:eastAsia="Courier New" w:hAnsi="Courier New"/>
+                <w:color w:val="3A2E15"/>
+                <w:sz w:val="16"/>
+                <w:szCs w:val="16"/>
+              </w:rPr>
+              <w:t xml:space="preserve">    - { path: ^/api/admin, roles: ROLE_ADMIN }</w:t>
+            </w:r>
+          </w:p>
+          <w:p>
+            <w:pPr>
+              <w:spacing w:after="0" w:line="230"/>
+            </w:pPr>
+            <w:r>
+              <w:rPr>
+                <w:rFonts w:ascii="Courier New" w:cs="Courier New" w:eastAsia="Courier New" w:hAnsi="Courier New"/>
+                <w:color w:val="3A2E15"/>
+                <w:sz w:val="16"/>
+                <w:szCs w:val="16"/>
+              </w:rPr>
+              <w:t xml:space="preserve">    - { path: ^/api, roles: IS_AUTHENTICATED_FULLY }</w:t>
+            </w:r>
+          </w:p>
+        </w:tc>
+      </w:tr>
+    </w:tbl>
+    <w:p>
+      <w:pPr>
+        <w:spacing w:after="180" w:before="50"/>
+        <w:jc w:val="left"/>
+      </w:pPr>
+      <w:r>
+        <w:rPr>
+          <w:i/>
+          <w:iCs/>
+          <w:color w:val="5A4825"/>
+          <w:sz w:val="18"/>
+          <w:szCs w:val="18"/>
+        </w:rPr>
+        <w:t xml:space="preserve">back/config/packages/security.yaml (extraits) — HTTP 429 dès la 6e tentative (SEC-04), 401 sans jeton (SEC-01), admin réservé (ADM-02).</w:t>
+      </w:r>
+    </w:p>
+    <w:p>
+      <w:pPr>
+        <w:pStyle w:val="Heading1"/>
+      </w:pPr>
+      <w:r>
+        <w:t xml:space="preserve">Annexe B — Chaîne d'intégration et de déploiement continus</w:t>
+      </w:r>
+    </w:p>
+    <w:p>
+      <w:pPr>
+        <w:spacing w:after="140" w:before="0" w:line="330"/>
+        <w:jc w:val="both"/>
+      </w:pPr>
+      <w:r>
+        <w:rPr>
+          <w:b w:val="false"/>
+          <w:bCs w:val="false"/>
+          <w:i w:val="false"/>
+          <w:iCs w:val="false"/>
+          <w:sz w:val="22"/>
+          <w:szCs w:val="22"/>
+        </w:rPr>
+        <w:t xml:space="preserve">Le pipeline décrit aux sections 4 et 5 est observable publiquement sur le dépôt GitHub. Les captures ci-dessous en attestent l'exécution réelle.</w:t>
+      </w:r>
+    </w:p>
+    <w:tbl>
+      <w:tblPr>
+        <w:tblW w:type="dxa" w:w="9072"/>
+        <w:tblBorders>
+          <w:top w:val="single" w:color="auto" w:sz="4"/>
+          <w:left w:val="single" w:color="auto" w:sz="4"/>
+          <w:bottom w:val="single" w:color="auto" w:sz="4"/>
+          <w:right w:val="single" w:color="auto" w:sz="4"/>
+          <w:insideH w:val="single" w:color="auto" w:sz="4"/>
+          <w:insideV w:val="single" w:color="auto" w:sz="4"/>
+        </w:tblBorders>
+      </w:tblPr>
+      <w:tblGrid>
+        <w:gridCol w:w="9072"/>
+      </w:tblGrid>
+      <w:tr>
+        <w:tc>
+          <w:tcPr>
+            <w:tcW w:type="dxa" w:w="9072"/>
+            <w:tcBorders>
+              <w:top w:val="single" w:color="C9B98A" w:sz="4"/>
+              <w:left w:val="single" w:color="C9B98A" w:sz="4"/>
+              <w:bottom w:val="single" w:color="C9B98A" w:sz="4"/>
+              <w:right w:val="single" w:color="C9B98A" w:sz="4"/>
+            </w:tcBorders>
+            <w:tcMar>
+              <w:top w:type="dxa" w:w="50"/>
+              <w:left w:type="dxa" w:w="50"/>
+              <w:bottom w:type="dxa" w:w="30"/>
+              <w:right w:type="dxa" w:w="50"/>
+            </w:tcMar>
+          </w:tcPr>
+          <w:p>
+            <w:pPr>
+              <w:spacing w:after="0"/>
+              <w:jc w:val="center"/>
+            </w:pPr>
+            <w:r>
+              <w:drawing>
+                <wp:inline distT="0" distB="0" distL="0" distR="0">
+                  <wp:extent cx="5334000" cy="3333750"/>
+                  <wp:effectExtent t="0" r="0" b="0" l="0"/>
+                  <wp:docPr id="1" name="figure-13" descr="Détail d'un run vert : jobs backend-tests et frontend-tests exécutés en parallèle sur le commit poussé" title="Détail d'un run vert : jobs backend-tests et frontend-tests exécutés en parallèle sur le commit poussé"/>
+                  <wp:cNvGraphicFramePr>
+                    <a:graphicFrameLocks xmlns:a="http://schemas.openxmlformats.org/drawingml/2006/main" noChangeAspect="1"/>
+                  </wp:cNvGraphicFramePr>
+                  <a:graphic xmlns:a="http://schemas.openxmlformats.org/drawingml/2006/main">
+                    <a:graphicData uri="http://schemas.openxmlformats.org/drawingml/2006/picture">
+                      <pic:pic xmlns:pic="http://schemas.openxmlformats.org/drawingml/2006/picture">
+                        <pic:nvPicPr>
+                          <pic:cNvPr id="0" name="" descr=""/>
+                          <pic:cNvPicPr>
+                            <a:picLocks noChangeAspect="1" noChangeArrowheads="1"/>
+                          </pic:cNvPicPr>
+                        </pic:nvPicPr>
+                        <pic:blipFill>
+                          <a:blip r:embed="rId24" cstate="none"/>
+                          <a:srcRect/>
+                          <a:stretch>
+                            <a:fillRect/>
+                          </a:stretch>
+                        </pic:blipFill>
+                        <pic:spPr bwMode="auto">
+                          <a:xfrm>
+                            <a:off x="0" y="0"/>
+                            <a:ext cx="5334000" cy="3333750"/>
+                          </a:xfrm>
+                          <a:prstGeom prst="rect">
+                            <a:avLst/>
+                          </a:prstGeom>
+                        </pic:spPr>
+                      </pic:pic>
+                    </a:graphicData>
+                  </a:graphic>
+                </wp:inline>
+              </w:drawing>
+            </w:r>
+          </w:p>
+        </w:tc>
+      </w:tr>
+    </w:tbl>
+    <w:p>
+      <w:pPr>
+        <w:spacing w:after="200" w:before="60"/>
+        <w:jc w:val="center"/>
+      </w:pPr>
+      <w:r>
+        <w:rPr>
+          <w:i/>
+          <w:iCs/>
+          <w:color w:val="5A4825"/>
+          <w:sz w:val="18"/>
+          <w:szCs w:val="18"/>
+        </w:rPr>
+        <w:t xml:space="preserve">Figure 13 — Détail d'un run vert : jobs backend-tests et frontend-tests exécutés en parallèle sur le commit poussé</w:t>
+      </w:r>
+    </w:p>
+    <w:tbl>
+      <w:tblPr>
+        <w:tblW w:type="dxa" w:w="9072"/>
+        <w:tblBorders>
+          <w:top w:val="single" w:color="auto" w:sz="4"/>
+          <w:left w:val="single" w:color="auto" w:sz="4"/>
+          <w:bottom w:val="single" w:color="auto" w:sz="4"/>
+          <w:right w:val="single" w:color="auto" w:sz="4"/>
+          <w:insideH w:val="single" w:color="auto" w:sz="4"/>
+          <w:insideV w:val="single" w:color="auto" w:sz="4"/>
+        </w:tblBorders>
+      </w:tblPr>
+      <w:tblGrid>
+        <w:gridCol w:w="9072"/>
+      </w:tblGrid>
+      <w:tr>
+        <w:tc>
+          <w:tcPr>
+            <w:tcW w:type="dxa" w:w="9072"/>
+            <w:tcBorders>
+              <w:top w:val="single" w:color="C9B98A" w:sz="4"/>
+              <w:left w:val="single" w:color="C9B98A" w:sz="4"/>
+              <w:bottom w:val="single" w:color="C9B98A" w:sz="4"/>
+              <w:right w:val="single" w:color="C9B98A" w:sz="4"/>
+            </w:tcBorders>
+            <w:tcMar>
+              <w:top w:type="dxa" w:w="50"/>
+              <w:left w:type="dxa" w:w="50"/>
+              <w:bottom w:type="dxa" w:w="30"/>
+              <w:right w:type="dxa" w:w="50"/>
+            </w:tcMar>
+          </w:tcPr>
+          <w:p>
+            <w:pPr>
+              <w:spacing w:after="0"/>
+              <w:jc w:val="center"/>
+            </w:pPr>
+            <w:r>
+              <w:drawing>
+                <wp:inline distT="0" distB="0" distL="0" distR="0">
+                  <wp:extent cx="5334000" cy="3333750"/>
+                  <wp:effectExtent t="0" r="0" b="0" l="0"/>
+                  <wp:docPr id="1" name="figure-14" descr="Historique des runs. Le run rouge sur master est un garde-fou volontaire : sans les secrets SSH configurés, le job de déploiement refuse de s'exécuter — aucun identifiant n'existe dans le code" title="Historique des runs. Le run rouge sur master est un garde-fou volontaire : sans les secrets SSH configurés, le job de déploiement refuse de s'exécuter — aucun identifiant n'existe dans le code"/>
+                  <wp:cNvGraphicFramePr>
+                    <a:graphicFrameLocks xmlns:a="http://schemas.openxmlformats.org/drawingml/2006/main" noChangeAspect="1"/>
+                  </wp:cNvGraphicFramePr>
+                  <a:graphic xmlns:a="http://schemas.openxmlformats.org/drawingml/2006/main">
+                    <a:graphicData uri="http://schemas.openxmlformats.org/drawingml/2006/picture">
+                      <pic:pic xmlns:pic="http://schemas.openxmlformats.org/drawingml/2006/picture">
+                        <pic:nvPicPr>
+                          <pic:cNvPr id="0" name="" descr=""/>
+                          <pic:cNvPicPr>
+                            <a:picLocks noChangeAspect="1" noChangeArrowheads="1"/>
+                          </pic:cNvPicPr>
+                        </pic:nvPicPr>
+                        <pic:blipFill>
+                          <a:blip r:embed="rId25" cstate="none"/>
+                          <a:srcRect/>
+                          <a:stretch>
+                            <a:fillRect/>
+                          </a:stretch>
+                        </pic:blipFill>
+                        <pic:spPr bwMode="auto">
+                          <a:xfrm>
+                            <a:off x="0" y="0"/>
+                            <a:ext cx="5334000" cy="3333750"/>
+                          </a:xfrm>
+                          <a:prstGeom prst="rect">
+                            <a:avLst/>
+                          </a:prstGeom>
+                        </pic:spPr>
+                      </pic:pic>
+                    </a:graphicData>
+                  </a:graphic>
+                </wp:inline>
+              </w:drawing>
+            </w:r>
+          </w:p>
+        </w:tc>
+      </w:tr>
+    </w:tbl>
+    <w:p>
+      <w:pPr>
+        <w:spacing w:after="200" w:before="60"/>
+        <w:jc w:val="center"/>
+      </w:pPr>
+      <w:r>
+        <w:rPr>
+          <w:i/>
+          <w:iCs/>
+          <w:color w:val="5A4825"/>
+          <w:sz w:val="18"/>
+          <w:szCs w:val="18"/>
+        </w:rPr>
+        <w:t xml:space="preserve">Figure 14 — Historique des runs. Le run rouge sur master est un garde-fou volontaire : sans les secrets SSH configurés, le job de déploiement refuse de s'exécuter — aucun identifiant n'existe dans le code</w:t>
+      </w:r>
+    </w:p>
+    <w:p>
+      <w:pPr>
+        <w:spacing w:after="140" w:before="0" w:line="330"/>
+        <w:jc w:val="both"/>
+      </w:pPr>
+      <w:r>
+        <w:rPr>
+          <w:b w:val="false"/>
+          <w:bCs w:val="false"/>
+          <w:i w:val="false"/>
+          <w:iCs w:val="false"/>
+          <w:sz w:val="22"/>
+          <w:szCs w:val="22"/>
+        </w:rPr>
+        <w:t xml:space="preserve">Définition condensée du workflow (.github/workflows/main.yml) :</w:t>
+      </w:r>
+    </w:p>
+    <w:tbl>
+      <w:tblPr>
+        <w:tblW w:type="dxa" w:w="9072"/>
+        <w:tblBorders>
+          <w:top w:val="single" w:color="auto" w:sz="4"/>
+          <w:left w:val="single" w:color="auto" w:sz="4"/>
+          <w:bottom w:val="single" w:color="auto" w:sz="4"/>
+          <w:right w:val="single" w:color="auto" w:sz="4"/>
+          <w:insideH w:val="single" w:color="auto" w:sz="4"/>
+          <w:insideV w:val="single" w:color="auto" w:sz="4"/>
+        </w:tblBorders>
+      </w:tblPr>
+      <w:tblGrid>
+        <w:gridCol w:w="9072"/>
+      </w:tblGrid>
+      <w:tr>
+        <w:tc>
+          <w:tcPr>
+            <w:tcW w:type="dxa" w:w="9072"/>
+            <w:tcBorders>
+              <w:top w:val="single" w:color="E0D5BB" w:sz="2"/>
+              <w:left w:val="single" w:color="E0D5BB" w:sz="2"/>
+              <w:bottom w:val="single" w:color="E0D5BB" w:sz="2"/>
+              <w:right w:val="single" w:color="E0D5BB" w:sz="2"/>
+            </w:tcBorders>
+            <w:shd w:fill="FAF6EC" w:val="clear"/>
+            <w:tcMar>
+              <w:top w:type="dxa" w:w="90"/>
+              <w:left w:type="dxa" w:w="140"/>
+              <w:bottom w:type="dxa" w:w="90"/>
+              <w:right w:type="dxa" w:w="140"/>
+            </w:tcMar>
+          </w:tcPr>
+          <w:p>
+            <w:pPr>
+              <w:spacing w:after="0" w:line="230"/>
+            </w:pPr>
+            <w:r>
+              <w:rPr>
+                <w:rFonts w:ascii="Courier New" w:cs="Courier New" w:eastAsia="Courier New" w:hAnsi="Courier New"/>
+                <w:color w:val="3A2E15"/>
+                <w:sz w:val="16"/>
+                <w:szCs w:val="16"/>
+              </w:rPr>
+              <w:t xml:space="preserve">on:</w:t>
+            </w:r>
+          </w:p>
+          <w:p>
+            <w:pPr>
+              <w:spacing w:after="0" w:line="230"/>
+            </w:pPr>
+            <w:r>
+              <w:rPr>
+                <w:rFonts w:ascii="Courier New" w:cs="Courier New" w:eastAsia="Courier New" w:hAnsi="Courier New"/>
+                <w:color w:val="3A2E15"/>
+                <w:sz w:val="16"/>
+                <w:szCs w:val="16"/>
+              </w:rPr>
+              <w:t xml:space="preserve">  push: { branches: [master, develop] }</w:t>
+            </w:r>
+          </w:p>
+          <w:p>
+            <w:pPr>
+              <w:spacing w:after="0" w:line="230"/>
+            </w:pPr>
+            <w:r>
+              <w:rPr>
+                <w:rFonts w:ascii="Courier New" w:cs="Courier New" w:eastAsia="Courier New" w:hAnsi="Courier New"/>
+                <w:color w:val="3A2E15"/>
+                <w:sz w:val="16"/>
+                <w:szCs w:val="16"/>
+              </w:rPr>
+              <w:t xml:space="preserve">  pull_request: { branches: [master, develop] }</w:t>
+            </w:r>
+          </w:p>
+          <w:p>
+            <w:pPr>
+              <w:spacing w:after="0" w:line="230"/>
+            </w:pPr>
+            <w:r>
+              <w:rPr>
+                <w:rFonts w:ascii="Courier New" w:cs="Courier New" w:eastAsia="Courier New" w:hAnsi="Courier New"/>
+                <w:color w:val="3A2E15"/>
+                <w:sz w:val="16"/>
+                <w:szCs w:val="16"/>
+              </w:rPr>
+              <w:t xml:space="preserve"> </w:t>
+            </w:r>
+          </w:p>
+          <w:p>
+            <w:pPr>
+              <w:spacing w:after="0" w:line="230"/>
+            </w:pPr>
+            <w:r>
+              <w:rPr>
+                <w:rFonts w:ascii="Courier New" w:cs="Courier New" w:eastAsia="Courier New" w:hAnsi="Courier New"/>
+                <w:color w:val="3A2E15"/>
+                <w:sz w:val="16"/>
+                <w:szCs w:val="16"/>
+              </w:rPr>
+              <w:t xml:space="preserve">jobs:</w:t>
+            </w:r>
+          </w:p>
+          <w:p>
+            <w:pPr>
+              <w:spacing w:after="0" w:line="230"/>
+            </w:pPr>
+            <w:r>
+              <w:rPr>
+                <w:rFonts w:ascii="Courier New" w:cs="Courier New" w:eastAsia="Courier New" w:hAnsi="Courier New"/>
+                <w:color w:val="3A2E15"/>
+                <w:sz w:val="16"/>
+                <w:szCs w:val="16"/>
+              </w:rPr>
+              <w:t xml:space="preserve">  backend-tests:    # PHP 8.2, clés JWT de test, SQLite, php bin/phpunit</w:t>
+            </w:r>
+          </w:p>
+          <w:p>
+            <w:pPr>
+              <w:spacing w:after="0" w:line="230"/>
+            </w:pPr>
+            <w:r>
+              <w:rPr>
+                <w:rFonts w:ascii="Courier New" w:cs="Courier New" w:eastAsia="Courier New" w:hAnsi="Courier New"/>
+                <w:color w:val="3A2E15"/>
+                <w:sz w:val="16"/>
+                <w:szCs w:val="16"/>
+              </w:rPr>
+              <w:t xml:space="preserve">  frontend-tests:   # Node 22, npm ci, CI=true npm test</w:t>
+            </w:r>
+          </w:p>
+          <w:p>
+            <w:pPr>
+              <w:spacing w:after="0" w:line="230"/>
+            </w:pPr>
+            <w:r>
+              <w:rPr>
+                <w:rFonts w:ascii="Courier New" w:cs="Courier New" w:eastAsia="Courier New" w:hAnsi="Courier New"/>
+                <w:color w:val="3A2E15"/>
+                <w:sz w:val="16"/>
+                <w:szCs w:val="16"/>
+              </w:rPr>
+              <w:t xml:space="preserve">  deploy:</w:t>
+            </w:r>
+          </w:p>
+          <w:p>
+            <w:pPr>
+              <w:spacing w:after="0" w:line="230"/>
+            </w:pPr>
+            <w:r>
+              <w:rPr>
+                <w:rFonts w:ascii="Courier New" w:cs="Courier New" w:eastAsia="Courier New" w:hAnsi="Courier New"/>
+                <w:color w:val="3A2E15"/>
+                <w:sz w:val="16"/>
+                <w:szCs w:val="16"/>
+              </w:rPr>
+              <w:t xml:space="preserve">    needs: [backend-tests, frontend-tests]   # bloqué si un test échoue</w:t>
+            </w:r>
+          </w:p>
+          <w:p>
+            <w:pPr>
+              <w:spacing w:after="0" w:line="230"/>
+            </w:pPr>
+            <w:r>
+              <w:rPr>
+                <w:rFonts w:ascii="Courier New" w:cs="Courier New" w:eastAsia="Courier New" w:hAnsi="Courier New"/>
+                <w:color w:val="3A2E15"/>
+                <w:sz w:val="16"/>
+                <w:szCs w:val="16"/>
+              </w:rPr>
+              <w:t xml:space="preserve">    if: github.event_name == 'push' &amp;&amp; github.ref == 'refs/heads/master'</w:t>
+            </w:r>
+          </w:p>
+          <w:p>
+            <w:pPr>
+              <w:spacing w:after="0" w:line="230"/>
+            </w:pPr>
+            <w:r>
+              <w:rPr>
+                <w:rFonts w:ascii="Courier New" w:cs="Courier New" w:eastAsia="Courier New" w:hAnsi="Courier New"/>
+                <w:color w:val="3A2E15"/>
+                <w:sz w:val="16"/>
+                <w:szCs w:val="16"/>
+              </w:rPr>
+              <w:t xml:space="preserve">    steps:</w:t>
+            </w:r>
+          </w:p>
+          <w:p>
+            <w:pPr>
+              <w:spacing w:after="0" w:line="230"/>
+            </w:pPr>
+            <w:r>
+              <w:rPr>
+                <w:rFonts w:ascii="Courier New" w:cs="Courier New" w:eastAsia="Courier New" w:hAnsi="Courier New"/>
+                <w:color w:val="3A2E15"/>
+                <w:sz w:val="16"/>
+                <w:szCs w:val="16"/>
+              </w:rPr>
+              <w:t xml:space="preserve">      - uses: appleboy/ssh-action@v1.2.0     # secrets: SSH_HOST, SSH_USER…</w:t>
+            </w:r>
+          </w:p>
+          <w:p>
+            <w:pPr>
+              <w:spacing w:after="0" w:line="230"/>
+            </w:pPr>
+            <w:r>
+              <w:rPr>
+                <w:rFonts w:ascii="Courier New" w:cs="Courier New" w:eastAsia="Courier New" w:hAnsi="Courier New"/>
+                <w:color w:val="3A2E15"/>
+                <w:sz w:val="16"/>
+                <w:szCs w:val="16"/>
+              </w:rPr>
+              <w:t xml:space="preserve">        with:</w:t>
+            </w:r>
+          </w:p>
+          <w:p>
+            <w:pPr>
+              <w:spacing w:after="0" w:line="230"/>
+            </w:pPr>
+            <w:r>
+              <w:rPr>
+                <w:rFonts w:ascii="Courier New" w:cs="Courier New" w:eastAsia="Courier New" w:hAnsi="Courier New"/>
+                <w:color w:val="3A2E15"/>
+                <w:sz w:val="16"/>
+                <w:szCs w:val="16"/>
+              </w:rPr>
+              <w:t xml:space="preserve">          script: cd ${{ secrets.DEPLOY_PATH }} &amp;&amp; sh deploy/deploy.sh</w:t>
+            </w:r>
+          </w:p>
+        </w:tc>
+      </w:tr>
+    </w:tbl>
+    <w:p>
+      <w:pPr>
+        <w:spacing w:after="180" w:before="50"/>
+        <w:jc w:val="left"/>
+      </w:pPr>
+      <w:r>
+        <w:rPr>
+          <w:i/>
+          <w:iCs/>
+          <w:color w:val="5A4825"/>
+          <w:sz w:val="18"/>
+          <w:szCs w:val="18"/>
+        </w:rPr>
+        <w:t xml:space="preserve">Le déploiement n'est possible que depuis master, après succès des 126 tests, via des secrets GitHub.</w:t>
+      </w:r>
+    </w:p>
+    <w:p>
+      <w:pPr>
+        <w:pStyle w:val="Heading1"/>
+      </w:pPr>
+      <w:r>
+        <w:t xml:space="preserve">Annexe C — Sorties d'outillage (preuves d'exécution)</w:t>
+      </w:r>
+    </w:p>
+    <w:p>
+      <w:pPr>
+        <w:spacing w:after="140" w:before="0" w:line="330"/>
+        <w:jc w:val="both"/>
+      </w:pPr>
+      <w:r>
+        <w:rPr>
+          <w:b w:val="false"/>
+          <w:bCs w:val="false"/>
+          <w:i w:val="false"/>
+          <w:iCs w:val="false"/>
+          <w:sz w:val="22"/>
+          <w:szCs w:val="22"/>
+        </w:rPr>
+        <w:t xml:space="preserve">Sorties brutes des commandes de qualité et de sécurité, exécutées sur la version 3.0.0 le 14/07/2026.</w:t>
+      </w:r>
+    </w:p>
+    <w:p>
+      <w:pPr>
+        <w:pStyle w:val="Heading2"/>
+      </w:pPr>
+      <w:r>
+        <w:t xml:space="preserve">C.1 Tests backend — PHPUnit</w:t>
+      </w:r>
+    </w:p>
+    <w:tbl>
+      <w:tblPr>
+        <w:tblW w:type="dxa" w:w="9072"/>
+        <w:tblBorders>
+          <w:top w:val="single" w:color="auto" w:sz="4"/>
+          <w:left w:val="single" w:color="auto" w:sz="4"/>
+          <w:bottom w:val="single" w:color="auto" w:sz="4"/>
+          <w:right w:val="single" w:color="auto" w:sz="4"/>
+          <w:insideH w:val="single" w:color="auto" w:sz="4"/>
+          <w:insideV w:val="single" w:color="auto" w:sz="4"/>
+        </w:tblBorders>
+      </w:tblPr>
+      <w:tblGrid>
+        <w:gridCol w:w="9072"/>
+      </w:tblGrid>
+      <w:tr>
+        <w:tc>
+          <w:tcPr>
+            <w:tcW w:type="dxa" w:w="9072"/>
+            <w:tcBorders>
+              <w:top w:val="single" w:color="E0D5BB" w:sz="2"/>
+              <w:left w:val="single" w:color="E0D5BB" w:sz="2"/>
+              <w:bottom w:val="single" w:color="E0D5BB" w:sz="2"/>
+              <w:right w:val="single" w:color="E0D5BB" w:sz="2"/>
+            </w:tcBorders>
+            <w:shd w:fill="FAF6EC" w:val="clear"/>
+            <w:tcMar>
+              <w:top w:type="dxa" w:w="90"/>
+              <w:left w:type="dxa" w:w="140"/>
+              <w:bottom w:type="dxa" w:w="90"/>
+              <w:right w:type="dxa" w:w="140"/>
+            </w:tcMar>
+          </w:tcPr>
+          <w:p>
+            <w:pPr>
+              <w:spacing w:after="0" w:line="230"/>
+            </w:pPr>
+            <w:r>
+              <w:rPr>
+                <w:rFonts w:ascii="Courier New" w:cs="Courier New" w:eastAsia="Courier New" w:hAnsi="Courier New"/>
+                <w:color w:val="3A2E15"/>
+                <w:sz w:val="16"/>
+                <w:szCs w:val="16"/>
+              </w:rPr>
+              <w:t xml:space="preserve">$ cd back &amp;&amp; APP_ENV=test php bin/phpunit</w:t>
+            </w:r>
+          </w:p>
+          <w:p>
+            <w:pPr>
+              <w:spacing w:after="0" w:line="230"/>
+            </w:pPr>
+            <w:r>
+              <w:rPr>
+                <w:rFonts w:ascii="Courier New" w:cs="Courier New" w:eastAsia="Courier New" w:hAnsi="Courier New"/>
+                <w:color w:val="3A2E15"/>
+                <w:sz w:val="16"/>
+                <w:szCs w:val="16"/>
+              </w:rPr>
+              <w:t xml:space="preserve">PHPUnit 9.6.29 by Sebastian Bergmann and contributors.</w:t>
+            </w:r>
+          </w:p>
+          <w:p>
+            <w:pPr>
+              <w:spacing w:after="0" w:line="230"/>
+            </w:pPr>
+            <w:r>
+              <w:rPr>
+                <w:rFonts w:ascii="Courier New" w:cs="Courier New" w:eastAsia="Courier New" w:hAnsi="Courier New"/>
+                <w:color w:val="3A2E15"/>
+                <w:sz w:val="16"/>
+                <w:szCs w:val="16"/>
+              </w:rPr>
+              <w:t xml:space="preserve"> </w:t>
+            </w:r>
+          </w:p>
+          <w:p>
+            <w:pPr>
+              <w:spacing w:after="0" w:line="230"/>
+            </w:pPr>
+            <w:r>
+              <w:rPr>
+                <w:rFonts w:ascii="Courier New" w:cs="Courier New" w:eastAsia="Courier New" w:hAnsi="Courier New"/>
+                <w:color w:val="3A2E15"/>
+                <w:sz w:val="16"/>
+                <w:szCs w:val="16"/>
+              </w:rPr>
+              <w:t xml:space="preserve">...............................                                31 / 31 (100%)</w:t>
+            </w:r>
+          </w:p>
+          <w:p>
+            <w:pPr>
+              <w:spacing w:after="0" w:line="230"/>
+            </w:pPr>
+            <w:r>
+              <w:rPr>
+                <w:rFonts w:ascii="Courier New" w:cs="Courier New" w:eastAsia="Courier New" w:hAnsi="Courier New"/>
+                <w:color w:val="3A2E15"/>
+                <w:sz w:val="16"/>
+                <w:szCs w:val="16"/>
+              </w:rPr>
+              <w:t xml:space="preserve"> </w:t>
+            </w:r>
+          </w:p>
+          <w:p>
+            <w:pPr>
+              <w:spacing w:after="0" w:line="230"/>
+            </w:pPr>
+            <w:r>
+              <w:rPr>
+                <w:rFonts w:ascii="Courier New" w:cs="Courier New" w:eastAsia="Courier New" w:hAnsi="Courier New"/>
+                <w:color w:val="3A2E15"/>
+                <w:sz w:val="16"/>
+                <w:szCs w:val="16"/>
+              </w:rPr>
+              <w:t xml:space="preserve">OK (31 tests, 85 assertions)</w:t>
+            </w:r>
+          </w:p>
+        </w:tc>
+      </w:tr>
+    </w:tbl>
+    <w:p>
+      <w:pPr>
+        <w:pStyle w:val="Heading2"/>
+      </w:pPr>
+      <w:r>
+        <w:t xml:space="preserve">C.2 Tests frontend — Jest</w:t>
+      </w:r>
+    </w:p>
+    <w:tbl>
+      <w:tblPr>
+        <w:tblW w:type="dxa" w:w="9072"/>
+        <w:tblBorders>
+          <w:top w:val="single" w:color="auto" w:sz="4"/>
+          <w:left w:val="single" w:color="auto" w:sz="4"/>
+          <w:bottom w:val="single" w:color="auto" w:sz="4"/>
+          <w:right w:val="single" w:color="auto" w:sz="4"/>
+          <w:insideH w:val="single" w:color="auto" w:sz="4"/>
+          <w:insideV w:val="single" w:color="auto" w:sz="4"/>
+        </w:tblBorders>
+      </w:tblPr>
+      <w:tblGrid>
+        <w:gridCol w:w="9072"/>
+      </w:tblGrid>
+      <w:tr>
+        <w:tc>
+          <w:tcPr>
+            <w:tcW w:type="dxa" w:w="9072"/>
+            <w:tcBorders>
+              <w:top w:val="single" w:color="E0D5BB" w:sz="2"/>
+              <w:left w:val="single" w:color="E0D5BB" w:sz="2"/>
+              <w:bottom w:val="single" w:color="E0D5BB" w:sz="2"/>
+              <w:right w:val="single" w:color="E0D5BB" w:sz="2"/>
+            </w:tcBorders>
+            <w:shd w:fill="FAF6EC" w:val="clear"/>
+            <w:tcMar>
+              <w:top w:type="dxa" w:w="90"/>
+              <w:left w:type="dxa" w:w="140"/>
+              <w:bottom w:type="dxa" w:w="90"/>
+              <w:right w:type="dxa" w:w="140"/>
+            </w:tcMar>
+          </w:tcPr>
+          <w:p>
+            <w:pPr>
+              <w:spacing w:after="0" w:line="230"/>
+            </w:pPr>
+            <w:r>
+              <w:rPr>
+                <w:rFonts w:ascii="Courier New" w:cs="Courier New" w:eastAsia="Courier New" w:hAnsi="Courier New"/>
+                <w:color w:val="3A2E15"/>
+                <w:sz w:val="16"/>
+                <w:szCs w:val="16"/>
+              </w:rPr>
+              <w:t xml:space="preserve">$ cd front &amp;&amp; CI=true npm test -- --watchAll=false</w:t>
+            </w:r>
+          </w:p>
+          <w:p>
+            <w:pPr>
+              <w:spacing w:after="0" w:line="230"/>
+            </w:pPr>
+            <w:r>
+              <w:rPr>
+                <w:rFonts w:ascii="Courier New" w:cs="Courier New" w:eastAsia="Courier New" w:hAnsi="Courier New"/>
+                <w:color w:val="3A2E15"/>
+                <w:sz w:val="16"/>
+                <w:szCs w:val="16"/>
+              </w:rPr>
+              <w:t xml:space="preserve"> </w:t>
+            </w:r>
+          </w:p>
+          <w:p>
+            <w:pPr>
+              <w:spacing w:after="0" w:line="230"/>
+            </w:pPr>
+            <w:r>
+              <w:rPr>
+                <w:rFonts w:ascii="Courier New" w:cs="Courier New" w:eastAsia="Courier New" w:hAnsi="Courier New"/>
+                <w:color w:val="3A2E15"/>
+                <w:sz w:val="16"/>
+                <w:szCs w:val="16"/>
+              </w:rPr>
+              <w:t xml:space="preserve">Test Suites: 12 passed, 12 total</w:t>
+            </w:r>
+          </w:p>
+          <w:p>
+            <w:pPr>
+              <w:spacing w:after="0" w:line="230"/>
+            </w:pPr>
+            <w:r>
+              <w:rPr>
+                <w:rFonts w:ascii="Courier New" w:cs="Courier New" w:eastAsia="Courier New" w:hAnsi="Courier New"/>
+                <w:color w:val="3A2E15"/>
+                <w:sz w:val="16"/>
+                <w:szCs w:val="16"/>
+              </w:rPr>
+              <w:t xml:space="preserve">Tests:       95 passed, 95 total</w:t>
+            </w:r>
+          </w:p>
+          <w:p>
+            <w:pPr>
+              <w:spacing w:after="0" w:line="230"/>
+            </w:pPr>
+            <w:r>
+              <w:rPr>
+                <w:rFonts w:ascii="Courier New" w:cs="Courier New" w:eastAsia="Courier New" w:hAnsi="Courier New"/>
+                <w:color w:val="3A2E15"/>
+                <w:sz w:val="16"/>
+                <w:szCs w:val="16"/>
+              </w:rPr>
+              <w:t xml:space="preserve">Snapshots:   0 total</w:t>
+            </w:r>
+          </w:p>
+          <w:p>
+            <w:pPr>
+              <w:spacing w:after="0" w:line="230"/>
+            </w:pPr>
+            <w:r>
+              <w:rPr>
+                <w:rFonts w:ascii="Courier New" w:cs="Courier New" w:eastAsia="Courier New" w:hAnsi="Courier New"/>
+                <w:color w:val="3A2E15"/>
+                <w:sz w:val="16"/>
+                <w:szCs w:val="16"/>
+              </w:rPr>
+              <w:t xml:space="preserve">Ran all test suites.</w:t>
+            </w:r>
+          </w:p>
+        </w:tc>
+      </w:tr>
+    </w:tbl>
+    <w:p>
+      <w:pPr>
+        <w:pStyle w:val="Heading2"/>
+      </w:pPr>
+      <w:r>
+        <w:t xml:space="preserve">C.3 Audit des dépendances backend — Composer</w:t>
+      </w:r>
+    </w:p>
+    <w:tbl>
+      <w:tblPr>
+        <w:tblW w:type="dxa" w:w="9072"/>
+        <w:tblBorders>
+          <w:top w:val="single" w:color="auto" w:sz="4"/>
+          <w:left w:val="single" w:color="auto" w:sz="4"/>
+          <w:bottom w:val="single" w:color="auto" w:sz="4"/>
+          <w:right w:val="single" w:color="auto" w:sz="4"/>
+          <w:insideH w:val="single" w:color="auto" w:sz="4"/>
+          <w:insideV w:val="single" w:color="auto" w:sz="4"/>
+        </w:tblBorders>
+      </w:tblPr>
+      <w:tblGrid>
+        <w:gridCol w:w="9072"/>
+      </w:tblGrid>
+      <w:tr>
+        <w:tc>
+          <w:tcPr>
+            <w:tcW w:type="dxa" w:w="9072"/>
+            <w:tcBorders>
+              <w:top w:val="single" w:color="E0D5BB" w:sz="2"/>
+              <w:left w:val="single" w:color="E0D5BB" w:sz="2"/>
+              <w:bottom w:val="single" w:color="E0D5BB" w:sz="2"/>
+              <w:right w:val="single" w:color="E0D5BB" w:sz="2"/>
+            </w:tcBorders>
+            <w:shd w:fill="FAF6EC" w:val="clear"/>
+            <w:tcMar>
+              <w:top w:type="dxa" w:w="90"/>
+              <w:left w:type="dxa" w:w="140"/>
+              <w:bottom w:type="dxa" w:w="90"/>
+              <w:right w:type="dxa" w:w="140"/>
+            </w:tcMar>
+          </w:tcPr>
+          <w:p>
+            <w:pPr>
+              <w:spacing w:after="0" w:line="230"/>
+            </w:pPr>
+            <w:r>
+              <w:rPr>
+                <w:rFonts w:ascii="Courier New" w:cs="Courier New" w:eastAsia="Courier New" w:hAnsi="Courier New"/>
+                <w:color w:val="3A2E15"/>
+                <w:sz w:val="16"/>
+                <w:szCs w:val="16"/>
+              </w:rPr>
+              <w:t xml:space="preserve">$ cd back &amp;&amp; composer audit</w:t>
+            </w:r>
+          </w:p>
+          <w:p>
+            <w:pPr>
+              <w:spacing w:after="0" w:line="230"/>
+            </w:pPr>
+            <w:r>
+              <w:rPr>
+                <w:rFonts w:ascii="Courier New" w:cs="Courier New" w:eastAsia="Courier New" w:hAnsi="Courier New"/>
+                <w:color w:val="3A2E15"/>
+                <w:sz w:val="16"/>
+                <w:szCs w:val="16"/>
+              </w:rPr>
+              <w:t xml:space="preserve">No security vulnerability advisories found.</w:t>
+            </w:r>
+          </w:p>
+        </w:tc>
+      </w:tr>
+    </w:tbl>
+    <w:p>
+      <w:pPr>
+        <w:pStyle w:val="Heading2"/>
+      </w:pPr>
+      <w:r>
+        <w:t xml:space="preserve">C.4 Audit des dépendances frontend — npm</w:t>
+      </w:r>
+    </w:p>
+    <w:tbl>
+      <w:tblPr>
+        <w:tblW w:type="dxa" w:w="9072"/>
+        <w:tblBorders>
+          <w:top w:val="single" w:color="auto" w:sz="4"/>
+          <w:left w:val="single" w:color="auto" w:sz="4"/>
+          <w:bottom w:val="single" w:color="auto" w:sz="4"/>
+          <w:right w:val="single" w:color="auto" w:sz="4"/>
+          <w:insideH w:val="single" w:color="auto" w:sz="4"/>
+          <w:insideV w:val="single" w:color="auto" w:sz="4"/>
+        </w:tblBorders>
+      </w:tblPr>
+      <w:tblGrid>
+        <w:gridCol w:w="9072"/>
+      </w:tblGrid>
+      <w:tr>
+        <w:tc>
+          <w:tcPr>
+            <w:tcW w:type="dxa" w:w="9072"/>
+            <w:tcBorders>
+              <w:top w:val="single" w:color="E0D5BB" w:sz="2"/>
+              <w:left w:val="single" w:color="E0D5BB" w:sz="2"/>
+              <w:bottom w:val="single" w:color="E0D5BB" w:sz="2"/>
+              <w:right w:val="single" w:color="E0D5BB" w:sz="2"/>
+            </w:tcBorders>
+            <w:shd w:fill="FAF6EC" w:val="clear"/>
+            <w:tcMar>
+              <w:top w:type="dxa" w:w="90"/>
+              <w:left w:type="dxa" w:w="140"/>
+              <w:bottom w:type="dxa" w:w="90"/>
+              <w:right w:type="dxa" w:w="140"/>
+            </w:tcMar>
+          </w:tcPr>
+          <w:p>
+            <w:pPr>
+              <w:spacing w:after="0" w:line="230"/>
+            </w:pPr>
+            <w:r>
+              <w:rPr>
+                <w:rFonts w:ascii="Courier New" w:cs="Courier New" w:eastAsia="Courier New" w:hAnsi="Courier New"/>
+                <w:color w:val="3A2E15"/>
+                <w:sz w:val="16"/>
+                <w:szCs w:val="16"/>
+              </w:rPr>
+              <w:t xml:space="preserve">$ cd front &amp;&amp; npm audit</w:t>
+            </w:r>
+          </w:p>
+          <w:p>
+            <w:pPr>
+              <w:spacing w:after="0" w:line="230"/>
+            </w:pPr>
+            <w:r>
+              <w:rPr>
+                <w:rFonts w:ascii="Courier New" w:cs="Courier New" w:eastAsia="Courier New" w:hAnsi="Courier New"/>
+                <w:color w:val="3A2E15"/>
+                <w:sz w:val="16"/>
+                <w:szCs w:val="16"/>
+              </w:rPr>
+              <w:t xml:space="preserve">59 vulnerabilities (13 low, 16 moderate, 28 high, 2 critical)</w:t>
+            </w:r>
+          </w:p>
+        </w:tc>
+      </w:tr>
+    </w:tbl>
+    <w:p>
+      <w:pPr>
+        <w:spacing w:after="140" w:before="0" w:line="330"/>
+        <w:jc w:val="both"/>
+      </w:pPr>
+      <w:r>
+        <w:rPr>
+          <w:b w:val="false"/>
+          <w:bCs w:val="false"/>
+          <w:i w:val="false"/>
+          <w:iCs w:val="false"/>
+          <w:sz w:val="22"/>
+          <w:szCs w:val="22"/>
+        </w:rPr>
+        <w:t xml:space="preserve">Lecture : la totalité de ces 59 avis concernent la chaîne de build react-scripts (outillage de développement, jamais exécuté ni servi en production). Ce risque est accepté et documenté (§7, A06) ; la sortie de Create React App vers Vite est planifiée comme axe d'amélioration. Les dépendances effectivement embarquées dans le bundle de production (React, MUI, axios, i18next) ne portent aucun avis.</w:t>
+      </w:r>
+    </w:p>
+    <w:p>
+      <w:pPr>
+        <w:pStyle w:val="Heading2"/>
+      </w:pPr>
+      <w:r>
+        <w:t xml:space="preserve">C.5 Vérification de l'endpoint de supervision</w:t>
+      </w:r>
+    </w:p>
+    <w:tbl>
+      <w:tblPr>
+        <w:tblW w:type="dxa" w:w="9072"/>
+        <w:tblBorders>
+          <w:top w:val="single" w:color="auto" w:sz="4"/>
+          <w:left w:val="single" w:color="auto" w:sz="4"/>
+          <w:bottom w:val="single" w:color="auto" w:sz="4"/>
+          <w:right w:val="single" w:color="auto" w:sz="4"/>
+          <w:insideH w:val="single" w:color="auto" w:sz="4"/>
+          <w:insideV w:val="single" w:color="auto" w:sz="4"/>
+        </w:tblBorders>
+      </w:tblPr>
+      <w:tblGrid>
+        <w:gridCol w:w="9072"/>
+      </w:tblGrid>
+      <w:tr>
+        <w:tc>
+          <w:tcPr>
+            <w:tcW w:type="dxa" w:w="9072"/>
+            <w:tcBorders>
+              <w:top w:val="single" w:color="E0D5BB" w:sz="2"/>
+              <w:left w:val="single" w:color="E0D5BB" w:sz="2"/>
+              <w:bottom w:val="single" w:color="E0D5BB" w:sz="2"/>
+              <w:right w:val="single" w:color="E0D5BB" w:sz="2"/>
+            </w:tcBorders>
+            <w:shd w:fill="FAF6EC" w:val="clear"/>
+            <w:tcMar>
+              <w:top w:type="dxa" w:w="90"/>
+              <w:left w:type="dxa" w:w="140"/>
+              <w:bottom w:type="dxa" w:w="90"/>
+              <w:right w:type="dxa" w:w="140"/>
+            </w:tcMar>
+          </w:tcPr>
+          <w:p>
+            <w:pPr>
+              <w:spacing w:after="0" w:line="230"/>
+            </w:pPr>
+            <w:r>
+              <w:rPr>
+                <w:rFonts w:ascii="Courier New" w:cs="Courier New" w:eastAsia="Courier New" w:hAnsi="Courier New"/>
+                <w:color w:val="3A2E15"/>
+                <w:sz w:val="16"/>
+                <w:szCs w:val="16"/>
+              </w:rPr>
+              <w:t xml:space="preserve">$ curl -s https://localhost:8000/api/health</w:t>
+            </w:r>
+          </w:p>
+          <w:p>
+            <w:pPr>
+              <w:spacing w:after="0" w:line="230"/>
+            </w:pPr>
+            <w:r>
+              <w:rPr>
+                <w:rFonts w:ascii="Courier New" w:cs="Courier New" w:eastAsia="Courier New" w:hAnsi="Courier New"/>
+                <w:color w:val="3A2E15"/>
+                <w:sz w:val="16"/>
+                <w:szCs w:val="16"/>
+              </w:rPr>
+              <w:t xml:space="preserve">{"status":"OK","timestamp":"2026-07-14T21:08:38+00:00",</w:t>
+            </w:r>
+          </w:p>
+          <w:p>
+            <w:pPr>
+              <w:spacing w:after="0" w:line="230"/>
+            </w:pPr>
+            <w:r>
+              <w:rPr>
+                <w:rFonts w:ascii="Courier New" w:cs="Courier New" w:eastAsia="Courier New" w:hAnsi="Courier New"/>
+                <w:color w:val="3A2E15"/>
+                <w:sz w:val="16"/>
+                <w:szCs w:val="16"/>
+              </w:rPr>
+              <w:t xml:space="preserve"> "services":{"database":{"status":"OK","message":"Database connected"},</w:t>
+            </w:r>
+          </w:p>
+          <w:p>
+            <w:pPr>
+              <w:spacing w:after="0" w:line="230"/>
+            </w:pPr>
+            <w:r>
+              <w:rPr>
+                <w:rFonts w:ascii="Courier New" w:cs="Courier New" w:eastAsia="Courier New" w:hAnsi="Courier New"/>
+                <w:color w:val="3A2E15"/>
+                <w:sz w:val="16"/>
+                <w:szCs w:val="16"/>
+              </w:rPr>
+              <w:t xml:space="preserve">             "albion_api":{"status":"OK","message":"Albion API reachable"}}}</w:t>
+            </w:r>
+          </w:p>
+        </w:tc>
+      </w:tr>
+    </w:tbl>
     <w:sectPr>
       <w:headerReference w:type="default" r:id="rId7"/>
       <w:headerReference w:type="first" r:id="rId8"/>

--- a/dossier/Dossier_Bloc2_Albion_Helper_v3.docx
+++ b/dossier/Dossier_Bloc2_Albion_Helper_v3.docx
@@ -2753,6 +2753,7 @@
               <w:bottom w:type="dxa" w:w="40"/>
               <w:right w:type="dxa" w:w="60"/>
             </w:tcMar>
+            <w:vAlign w:val="center"/>
           </w:tcPr>
           <w:p>
             <w:pPr>
@@ -2762,7 +2763,7 @@
             <w:r>
               <w:drawing>
                 <wp:inline distT="0" distB="0" distL="0" distR="0">
-                  <wp:extent cx="2619375" cy="1638300"/>
+                  <wp:extent cx="1571625" cy="2990850"/>
                   <wp:effectExtent t="0" r="0" b="0" l="0"/>
                   <wp:docPr id="1" name="figure-9" descr="20 langues d'interface administrables" title="20 langues d'interface administrables"/>
                   <wp:cNvGraphicFramePr>
@@ -2787,7 +2788,7 @@
                         <pic:spPr bwMode="auto">
                           <a:xfrm>
                             <a:off x="0" y="0"/>
-                            <a:ext cx="2619375" cy="1638300"/>
+                            <a:ext cx="1571625" cy="2990850"/>
                           </a:xfrm>
                           <a:prstGeom prst="rect">
                             <a:avLst/>
@@ -2832,6 +2833,7 @@
               <w:bottom w:type="dxa" w:w="40"/>
               <w:right w:type="dxa" w:w="60"/>
             </w:tcMar>
+            <w:vAlign w:val="center"/>
           </w:tcPr>
           <w:p>
             <w:pPr>
@@ -2841,7 +2843,7 @@
             <w:r>
               <w:drawing>
                 <wp:inline distT="0" distB="0" distL="0" distR="0">
-                  <wp:extent cx="2619375" cy="1638300"/>
+                  <wp:extent cx="2762250" cy="1476375"/>
                   <wp:effectExtent t="0" r="0" b="0" l="0"/>
                   <wp:docPr id="1" name="figure-10" descr="Sélecteur de serveur de jeu (v3)" title="Sélecteur de serveur de jeu (v3)"/>
                   <wp:cNvGraphicFramePr>
@@ -2866,7 +2868,7 @@
                         <pic:spPr bwMode="auto">
                           <a:xfrm>
                             <a:off x="0" y="0"/>
-                            <a:ext cx="2619375" cy="1638300"/>
+                            <a:ext cx="2762250" cy="1476375"/>
                           </a:xfrm>
                           <a:prstGeom prst="rect">
                             <a:avLst/>
@@ -2893,6 +2895,317 @@
                 <w:szCs w:val="18"/>
               </w:rPr>
               <w:t xml:space="preserve">Figure 10 — Sélecteur de serveur de jeu (v3)</w:t>
+            </w:r>
+          </w:p>
+        </w:tc>
+      </w:tr>
+    </w:tbl>
+    <w:p>
+      <w:pPr>
+        <w:pStyle w:val="Heading2"/>
+      </w:pPr>
+      <w:r>
+        <w:t xml:space="preserve">1.4 Parcours utilisateur type et usage mobile</w:t>
+      </w:r>
+    </w:p>
+    <w:p>
+      <w:pPr>
+        <w:spacing w:after="140" w:before="0" w:line="330"/>
+        <w:jc w:val="both"/>
+      </w:pPr>
+      <w:r>
+        <w:rPr>
+          <w:b w:val="false"/>
+          <w:bCs w:val="false"/>
+          <w:i w:val="false"/>
+          <w:iCs w:val="false"/>
+          <w:sz w:val="22"/>
+          <w:szCs w:val="22"/>
+        </w:rPr>
+        <w:t xml:space="preserve">Le parcours nominal d'un nouvel utilisateur, tel qu'il a servi de fil conducteur à la conception (et que reprend le scénario de démonstration du Bloc 3) :</w:t>
+      </w:r>
+    </w:p>
+    <w:p>
+      <w:pPr>
+        <w:pStyle w:val="ListParagraph"/>
+        <w:numPr>
+          <w:ilvl w:val="0"/>
+          <w:numId w:val="2"/>
+        </w:numPr>
+        <w:spacing w:after="80" w:line="330"/>
+        <w:jc w:val="both"/>
+      </w:pPr>
+      <w:r>
+        <w:rPr>
+          <w:sz w:val="22"/>
+          <w:szCs w:val="22"/>
+        </w:rPr>
+        <w:t xml:space="preserve">Inscription en deux champs (identifiant + mot de passe) : aucune autre donnée n'est demandée — la visite guidée interactive est proposée dès l'accueil, avant même la création du compte.</w:t>
+      </w:r>
+    </w:p>
+    <w:p>
+      <w:pPr>
+        <w:pStyle w:val="ListParagraph"/>
+        <w:numPr>
+          <w:ilvl w:val="0"/>
+          <w:numId w:val="2"/>
+        </w:numPr>
+        <w:spacing w:after="80" w:line="330"/>
+        <w:jc w:val="both"/>
+      </w:pPr>
+      <w:r>
+        <w:rPr>
+          <w:sz w:val="22"/>
+          <w:szCs w:val="22"/>
+        </w:rPr>
+        <w:t xml:space="preserve">Choix du serveur de jeu (Americas / Europe / Asia) et de la langue depuis l'en-tête : les deux préférences sont mémorisées et s'appliquent à toutes les recherches.</w:t>
+      </w:r>
+    </w:p>
+    <w:p>
+      <w:pPr>
+        <w:pStyle w:val="ListParagraph"/>
+        <w:numPr>
+          <w:ilvl w:val="0"/>
+          <w:numId w:val="2"/>
+        </w:numPr>
+        <w:spacing w:after="80" w:line="330"/>
+        <w:jc w:val="both"/>
+      </w:pPr>
+      <w:r>
+        <w:rPr>
+          <w:sz w:val="22"/>
+          <w:szCs w:val="22"/>
+        </w:rPr>
+        <w:t xml:space="preserve">Recherche d'un joueur ou d'une guilde depuis le tableau de bord, consultation de la fiche détaillée et du rapport de session PvP.</w:t>
+      </w:r>
+    </w:p>
+    <w:p>
+      <w:pPr>
+        <w:pStyle w:val="ListParagraph"/>
+        <w:numPr>
+          <w:ilvl w:val="0"/>
+          <w:numId w:val="2"/>
+        </w:numPr>
+        <w:spacing w:after="80" w:line="330"/>
+        <w:jc w:val="both"/>
+      </w:pPr>
+      <w:r>
+        <w:rPr>
+          <w:sz w:val="22"/>
+          <w:szCs w:val="22"/>
+        </w:rPr>
+        <w:t xml:space="preserve">Préparation d'une session : création d'une route de farming (zones + minuteurs) puis partage du lien public à la guilde — les destinataires n'ont pas besoin de compte.</w:t>
+      </w:r>
+    </w:p>
+    <w:p>
+      <w:pPr>
+        <w:pStyle w:val="ListParagraph"/>
+        <w:numPr>
+          <w:ilvl w:val="0"/>
+          <w:numId w:val="2"/>
+        </w:numPr>
+        <w:spacing w:after="80" w:line="330"/>
+        <w:jc w:val="both"/>
+      </w:pPr>
+      <w:r>
+        <w:rPr>
+          <w:sz w:val="22"/>
+          <w:szCs w:val="22"/>
+        </w:rPr>
+        <w:t xml:space="preserve">Optimisation : calcul de rentabilité de craft sur les prix de marché du serveur choisi, sauvegarde du profil de maîtrises.</w:t>
+      </w:r>
+    </w:p>
+    <w:p>
+      <w:pPr>
+        <w:spacing w:after="140" w:before="0" w:line="330"/>
+        <w:jc w:val="both"/>
+      </w:pPr>
+      <w:r>
+        <w:rPr>
+          <w:b w:val="false"/>
+          <w:bCs w:val="false"/>
+          <w:i w:val="false"/>
+          <w:iCs w:val="false"/>
+          <w:sz w:val="22"/>
+          <w:szCs w:val="22"/>
+        </w:rPr>
+        <w:t xml:space="preserve">Le public visé joue sur PC, mais la consultation nomade (suivre une route, vérifier un prix depuis son téléphone) est un usage réel : l'interface est entièrement responsive — grilles fluides Material UI, navigation repliée dans un tiroir latéral, cibles tactiles dimensionnées.</w:t>
+      </w:r>
+    </w:p>
+    <w:tbl>
+      <w:tblPr>
+        <w:tblW w:type="dxa" w:w="9072"/>
+        <w:tblBorders>
+          <w:top w:val="single" w:color="auto" w:sz="4"/>
+          <w:left w:val="single" w:color="auto" w:sz="4"/>
+          <w:bottom w:val="single" w:color="auto" w:sz="4"/>
+          <w:right w:val="single" w:color="auto" w:sz="4"/>
+          <w:insideH w:val="single" w:color="auto" w:sz="4"/>
+          <w:insideV w:val="single" w:color="auto" w:sz="4"/>
+        </w:tblBorders>
+      </w:tblPr>
+      <w:tblGrid>
+        <w:gridCol w:w="4536"/>
+        <w:gridCol w:w="4536"/>
+      </w:tblGrid>
+      <w:tr>
+        <w:tc>
+          <w:tcPr>
+            <w:tcW w:type="dxa" w:w="4536"/>
+            <w:tcBorders>
+              <w:top w:val="none" w:color="FFFFFF" w:sz="0"/>
+              <w:left w:val="none" w:color="FFFFFF" w:sz="0"/>
+              <w:bottom w:val="none" w:color="FFFFFF" w:sz="0"/>
+              <w:right w:val="none" w:color="FFFFFF" w:sz="0"/>
+            </w:tcBorders>
+            <w:tcMar>
+              <w:top w:type="dxa" w:w="40"/>
+              <w:left w:type="dxa" w:w="60"/>
+              <w:bottom w:type="dxa" w:w="40"/>
+              <w:right w:type="dxa" w:w="60"/>
+            </w:tcMar>
+            <w:vAlign w:val="center"/>
+          </w:tcPr>
+          <w:p>
+            <w:pPr>
+              <w:spacing w:after="20"/>
+              <w:jc w:val="center"/>
+            </w:pPr>
+            <w:r>
+              <w:drawing>
+                <wp:inline distT="0" distB="0" distL="0" distR="0">
+                  <wp:extent cx="1428750" cy="3095625"/>
+                  <wp:effectExtent t="0" r="0" b="0" l="0"/>
+                  <wp:docPr id="1" name="figure-11" descr="Accueil sur mobile (390 px)" title="Accueil sur mobile (390 px)"/>
+                  <wp:cNvGraphicFramePr>
+                    <a:graphicFrameLocks xmlns:a="http://schemas.openxmlformats.org/drawingml/2006/main" noChangeAspect="1"/>
+                  </wp:cNvGraphicFramePr>
+                  <a:graphic xmlns:a="http://schemas.openxmlformats.org/drawingml/2006/main">
+                    <a:graphicData uri="http://schemas.openxmlformats.org/drawingml/2006/picture">
+                      <pic:pic xmlns:pic="http://schemas.openxmlformats.org/drawingml/2006/picture">
+                        <pic:nvPicPr>
+                          <pic:cNvPr id="0" name="" descr=""/>
+                          <pic:cNvPicPr>
+                            <a:picLocks noChangeAspect="1" noChangeArrowheads="1"/>
+                          </pic:cNvPicPr>
+                        </pic:nvPicPr>
+                        <pic:blipFill>
+                          <a:blip r:embed="rId22" cstate="none"/>
+                          <a:srcRect/>
+                          <a:stretch>
+                            <a:fillRect/>
+                          </a:stretch>
+                        </pic:blipFill>
+                        <pic:spPr bwMode="auto">
+                          <a:xfrm>
+                            <a:off x="0" y="0"/>
+                            <a:ext cx="1428750" cy="3095625"/>
+                          </a:xfrm>
+                          <a:prstGeom prst="rect">
+                            <a:avLst/>
+                          </a:prstGeom>
+                        </pic:spPr>
+                      </pic:pic>
+                    </a:graphicData>
+                  </a:graphic>
+                </wp:inline>
+              </w:drawing>
+            </w:r>
+          </w:p>
+          <w:p>
+            <w:pPr>
+              <w:spacing w:after="0"/>
+              <w:jc w:val="center"/>
+            </w:pPr>
+            <w:r>
+              <w:rPr>
+                <w:i/>
+                <w:iCs/>
+                <w:color w:val="5A4825"/>
+                <w:sz w:val="18"/>
+                <w:szCs w:val="18"/>
+              </w:rPr>
+              <w:t xml:space="preserve">Figure 11 — Accueil sur mobile (390 px)</w:t>
+            </w:r>
+          </w:p>
+        </w:tc>
+        <w:tc>
+          <w:tcPr>
+            <w:tcW w:type="dxa" w:w="4536"/>
+            <w:tcBorders>
+              <w:top w:val="none" w:color="FFFFFF" w:sz="0"/>
+              <w:left w:val="none" w:color="FFFFFF" w:sz="0"/>
+              <w:bottom w:val="none" w:color="FFFFFF" w:sz="0"/>
+              <w:right w:val="none" w:color="FFFFFF" w:sz="0"/>
+            </w:tcBorders>
+            <w:tcMar>
+              <w:top w:type="dxa" w:w="40"/>
+              <w:left w:type="dxa" w:w="60"/>
+              <w:bottom w:type="dxa" w:w="40"/>
+              <w:right w:type="dxa" w:w="60"/>
+            </w:tcMar>
+            <w:vAlign w:val="center"/>
+          </w:tcPr>
+          <w:p>
+            <w:pPr>
+              <w:spacing w:after="20"/>
+              <w:jc w:val="center"/>
+            </w:pPr>
+            <w:r>
+              <w:drawing>
+                <wp:inline distT="0" distB="0" distL="0" distR="0">
+                  <wp:extent cx="1428750" cy="3095625"/>
+                  <wp:effectExtent t="0" r="0" b="0" l="0"/>
+                  <wp:docPr id="1" name="figure-12" descr="Navigation mobile : tiroir groupé Exploration / Outils" title="Navigation mobile : tiroir groupé Exploration / Outils"/>
+                  <wp:cNvGraphicFramePr>
+                    <a:graphicFrameLocks xmlns:a="http://schemas.openxmlformats.org/drawingml/2006/main" noChangeAspect="1"/>
+                  </wp:cNvGraphicFramePr>
+                  <a:graphic xmlns:a="http://schemas.openxmlformats.org/drawingml/2006/main">
+                    <a:graphicData uri="http://schemas.openxmlformats.org/drawingml/2006/picture">
+                      <pic:pic xmlns:pic="http://schemas.openxmlformats.org/drawingml/2006/picture">
+                        <pic:nvPicPr>
+                          <pic:cNvPr id="0" name="" descr=""/>
+                          <pic:cNvPicPr>
+                            <a:picLocks noChangeAspect="1" noChangeArrowheads="1"/>
+                          </pic:cNvPicPr>
+                        </pic:nvPicPr>
+                        <pic:blipFill>
+                          <a:blip r:embed="rId23" cstate="none"/>
+                          <a:srcRect/>
+                          <a:stretch>
+                            <a:fillRect/>
+                          </a:stretch>
+                        </pic:blipFill>
+                        <pic:spPr bwMode="auto">
+                          <a:xfrm>
+                            <a:off x="0" y="0"/>
+                            <a:ext cx="1428750" cy="3095625"/>
+                          </a:xfrm>
+                          <a:prstGeom prst="rect">
+                            <a:avLst/>
+                          </a:prstGeom>
+                        </pic:spPr>
+                      </pic:pic>
+                    </a:graphicData>
+                  </a:graphic>
+                </wp:inline>
+              </w:drawing>
+            </w:r>
+          </w:p>
+          <w:p>
+            <w:pPr>
+              <w:spacing w:after="0"/>
+              <w:jc w:val="center"/>
+            </w:pPr>
+            <w:r>
+              <w:rPr>
+                <w:i/>
+                <w:iCs/>
+                <w:color w:val="5A4825"/>
+                <w:sz w:val="18"/>
+                <w:szCs w:val="18"/>
+              </w:rPr>
+              <w:t xml:space="preserve">Figure 12 — Navigation mobile : tiroir groupé Exploration / Outils</w:t>
             </w:r>
           </w:p>
         </w:tc>
@@ -3633,7 +3946,7 @@
         <w:pStyle w:val="ListParagraph"/>
         <w:numPr>
           <w:ilvl w:val="0"/>
-          <w:numId w:val="2"/>
+          <w:numId w:val="3"/>
         </w:numPr>
         <w:spacing w:after="80" w:line="330"/>
         <w:jc w:val="both"/>
@@ -3651,7 +3964,7 @@
         <w:pStyle w:val="ListParagraph"/>
         <w:numPr>
           <w:ilvl w:val="0"/>
-          <w:numId w:val="2"/>
+          <w:numId w:val="3"/>
         </w:numPr>
         <w:spacing w:after="80" w:line="330"/>
         <w:jc w:val="both"/>
@@ -3669,7 +3982,7 @@
         <w:pStyle w:val="ListParagraph"/>
         <w:numPr>
           <w:ilvl w:val="0"/>
-          <w:numId w:val="2"/>
+          <w:numId w:val="3"/>
         </w:numPr>
         <w:spacing w:after="80" w:line="330"/>
         <w:jc w:val="both"/>
@@ -3687,7 +4000,7 @@
         <w:pStyle w:val="ListParagraph"/>
         <w:numPr>
           <w:ilvl w:val="0"/>
-          <w:numId w:val="2"/>
+          <w:numId w:val="3"/>
         </w:numPr>
         <w:spacing w:after="80" w:line="330"/>
         <w:jc w:val="both"/>
@@ -3705,7 +4018,7 @@
         <w:pStyle w:val="ListParagraph"/>
         <w:numPr>
           <w:ilvl w:val="0"/>
-          <w:numId w:val="2"/>
+          <w:numId w:val="3"/>
         </w:numPr>
         <w:spacing w:after="80" w:line="330"/>
         <w:jc w:val="both"/>
@@ -3716,6 +4029,338 @@
           <w:szCs w:val="22"/>
         </w:rPr>
         <w:t xml:space="preserve">Data-mapper : les entités Doctrine sont de purs objets métier, la persistance est déléguée aux repositories.</w:t>
+      </w:r>
+    </w:p>
+    <w:p>
+      <w:pPr>
+        <w:pStyle w:val="Heading2"/>
+      </w:pPr>
+      <w:r>
+        <w:t xml:space="preserve">2.3 Organisation du code et qualité au quotidien</w:t>
+      </w:r>
+    </w:p>
+    <w:p>
+      <w:pPr>
+        <w:spacing w:after="140" w:before="0" w:line="330"/>
+        <w:jc w:val="both"/>
+      </w:pPr>
+      <w:r>
+        <w:rPr>
+          <w:b w:val="false"/>
+          <w:bCs w:val="false"/>
+          <w:i w:val="false"/>
+          <w:iCs w:val="false"/>
+          <w:sz w:val="22"/>
+          <w:szCs w:val="22"/>
+        </w:rPr>
+        <w:t xml:space="preserve">L'arborescence matérialise l'architecture : un développeur qui rejoint le projet sait où chercher et où écrire.</w:t>
+      </w:r>
+    </w:p>
+    <w:tbl>
+      <w:tblPr>
+        <w:tblW w:type="dxa" w:w="9072"/>
+        <w:tblBorders>
+          <w:top w:val="single" w:color="auto" w:sz="4"/>
+          <w:left w:val="single" w:color="auto" w:sz="4"/>
+          <w:bottom w:val="single" w:color="auto" w:sz="4"/>
+          <w:right w:val="single" w:color="auto" w:sz="4"/>
+          <w:insideH w:val="single" w:color="auto" w:sz="4"/>
+          <w:insideV w:val="single" w:color="auto" w:sz="4"/>
+        </w:tblBorders>
+      </w:tblPr>
+      <w:tblGrid>
+        <w:gridCol w:w="9072"/>
+      </w:tblGrid>
+      <w:tr>
+        <w:tc>
+          <w:tcPr>
+            <w:tcW w:type="dxa" w:w="9072"/>
+            <w:tcBorders>
+              <w:top w:val="single" w:color="E0D5BB" w:sz="2"/>
+              <w:left w:val="single" w:color="E0D5BB" w:sz="2"/>
+              <w:bottom w:val="single" w:color="E0D5BB" w:sz="2"/>
+              <w:right w:val="single" w:color="E0D5BB" w:sz="2"/>
+            </w:tcBorders>
+            <w:shd w:fill="FAF6EC" w:val="clear"/>
+            <w:tcMar>
+              <w:top w:type="dxa" w:w="90"/>
+              <w:left w:type="dxa" w:w="140"/>
+              <w:bottom w:type="dxa" w:w="90"/>
+              <w:right w:type="dxa" w:w="140"/>
+            </w:tcMar>
+          </w:tcPr>
+          <w:p>
+            <w:pPr>
+              <w:spacing w:after="0" w:line="230"/>
+            </w:pPr>
+            <w:r>
+              <w:rPr>
+                <w:rFonts w:ascii="Courier New" w:cs="Courier New" w:eastAsia="Courier New" w:hAnsi="Courier New"/>
+                <w:color w:val="3A2E15"/>
+                <w:sz w:val="16"/>
+                <w:szCs w:val="16"/>
+              </w:rPr>
+              <w:t xml:space="preserve">back/src/</w:t>
+            </w:r>
+          </w:p>
+          <w:p>
+            <w:pPr>
+              <w:spacing w:after="0" w:line="230"/>
+            </w:pPr>
+            <w:r>
+              <w:rPr>
+                <w:rFonts w:ascii="Courier New" w:cs="Courier New" w:eastAsia="Courier New" w:hAnsi="Courier New"/>
+                <w:color w:val="3A2E15"/>
+                <w:sz w:val="16"/>
+                <w:szCs w:val="16"/>
+              </w:rPr>
+              <w:t xml:space="preserve">├── Controller/       # 13 contrôleurs REST minces (validation + délégation)</w:t>
+            </w:r>
+          </w:p>
+          <w:p>
+            <w:pPr>
+              <w:spacing w:after="0" w:line="230"/>
+            </w:pPr>
+            <w:r>
+              <w:rPr>
+                <w:rFonts w:ascii="Courier New" w:cs="Courier New" w:eastAsia="Courier New" w:hAnsi="Courier New"/>
+                <w:color w:val="3A2E15"/>
+                <w:sz w:val="16"/>
+                <w:szCs w:val="16"/>
+              </w:rPr>
+              <w:t xml:space="preserve">├── Service/          # 8 services métier : Player, Guild, Battle, ItemSync,</w:t>
+            </w:r>
+          </w:p>
+          <w:p>
+            <w:pPr>
+              <w:spacing w:after="0" w:line="230"/>
+            </w:pPr>
+            <w:r>
+              <w:rPr>
+                <w:rFonts w:ascii="Courier New" w:cs="Courier New" w:eastAsia="Courier New" w:hAnsi="Courier New"/>
+                <w:color w:val="3A2E15"/>
+                <w:sz w:val="16"/>
+                <w:szCs w:val="16"/>
+              </w:rPr>
+              <w:t xml:space="preserve">│                     #   ItemMarket, Map, LocaleManager, AlbionDataMapper</w:t>
+            </w:r>
+          </w:p>
+          <w:p>
+            <w:pPr>
+              <w:spacing w:after="0" w:line="230"/>
+            </w:pPr>
+            <w:r>
+              <w:rPr>
+                <w:rFonts w:ascii="Courier New" w:cs="Courier New" w:eastAsia="Courier New" w:hAnsi="Courier New"/>
+                <w:color w:val="3A2E15"/>
+                <w:sz w:val="16"/>
+                <w:szCs w:val="16"/>
+              </w:rPr>
+              <w:t xml:space="preserve">├── Repository/       # accès aux données (requêtes Doctrine paramétrées)</w:t>
+            </w:r>
+          </w:p>
+          <w:p>
+            <w:pPr>
+              <w:spacing w:after="0" w:line="230"/>
+            </w:pPr>
+            <w:r>
+              <w:rPr>
+                <w:rFonts w:ascii="Courier New" w:cs="Courier New" w:eastAsia="Courier New" w:hAnsi="Courier New"/>
+                <w:color w:val="3A2E15"/>
+                <w:sz w:val="16"/>
+                <w:szCs w:val="16"/>
+              </w:rPr>
+              <w:t xml:space="preserve">├── Entity/           # 14 entités (cf. §3.2)</w:t>
+            </w:r>
+          </w:p>
+          <w:p>
+            <w:pPr>
+              <w:spacing w:after="0" w:line="230"/>
+            </w:pPr>
+            <w:r>
+              <w:rPr>
+                <w:rFonts w:ascii="Courier New" w:cs="Courier New" w:eastAsia="Courier New" w:hAnsi="Courier New"/>
+                <w:color w:val="3A2E15"/>
+                <w:sz w:val="16"/>
+                <w:szCs w:val="16"/>
+              </w:rPr>
+              <w:t xml:space="preserve">├── EventSubscriber/  # préoccupations transverses (en-têtes de sécurité)</w:t>
+            </w:r>
+          </w:p>
+          <w:p>
+            <w:pPr>
+              <w:spacing w:after="0" w:line="230"/>
+            </w:pPr>
+            <w:r>
+              <w:rPr>
+                <w:rFonts w:ascii="Courier New" w:cs="Courier New" w:eastAsia="Courier New" w:hAnsi="Courier New"/>
+                <w:color w:val="3A2E15"/>
+                <w:sz w:val="16"/>
+                <w:szCs w:val="16"/>
+              </w:rPr>
+              <w:t xml:space="preserve">└── DataFixtures/     # comptes et données de l'environnement de test</w:t>
+            </w:r>
+          </w:p>
+          <w:p>
+            <w:pPr>
+              <w:spacing w:after="0" w:line="230"/>
+            </w:pPr>
+            <w:r>
+              <w:rPr>
+                <w:rFonts w:ascii="Courier New" w:cs="Courier New" w:eastAsia="Courier New" w:hAnsi="Courier New"/>
+                <w:color w:val="3A2E15"/>
+                <w:sz w:val="16"/>
+                <w:szCs w:val="16"/>
+              </w:rPr>
+              <w:t xml:space="preserve"> </w:t>
+            </w:r>
+          </w:p>
+          <w:p>
+            <w:pPr>
+              <w:spacing w:after="0" w:line="230"/>
+            </w:pPr>
+            <w:r>
+              <w:rPr>
+                <w:rFonts w:ascii="Courier New" w:cs="Courier New" w:eastAsia="Courier New" w:hAnsi="Courier New"/>
+                <w:color w:val="3A2E15"/>
+                <w:sz w:val="16"/>
+                <w:szCs w:val="16"/>
+              </w:rPr>
+              <w:t xml:space="preserve">front/src/</w:t>
+            </w:r>
+          </w:p>
+          <w:p>
+            <w:pPr>
+              <w:spacing w:after="0" w:line="230"/>
+            </w:pPr>
+            <w:r>
+              <w:rPr>
+                <w:rFonts w:ascii="Courier New" w:cs="Courier New" w:eastAsia="Courier New" w:hAnsi="Courier New"/>
+                <w:color w:val="3A2E15"/>
+                <w:sz w:val="16"/>
+                <w:szCs w:val="16"/>
+              </w:rPr>
+              <w:t xml:space="preserve">├── pages/            # 15 pages, chacune avec ses styles et ses tests</w:t>
+            </w:r>
+          </w:p>
+          <w:p>
+            <w:pPr>
+              <w:spacing w:after="0" w:line="230"/>
+            </w:pPr>
+            <w:r>
+              <w:rPr>
+                <w:rFonts w:ascii="Courier New" w:cs="Courier New" w:eastAsia="Courier New" w:hAnsi="Courier New"/>
+                <w:color w:val="3A2E15"/>
+                <w:sz w:val="16"/>
+                <w:szCs w:val="16"/>
+              </w:rPr>
+              <w:t xml:space="preserve">├── layout/           # Header (navigation groupée), Footer</w:t>
+            </w:r>
+          </w:p>
+          <w:p>
+            <w:pPr>
+              <w:spacing w:after="0" w:line="230"/>
+            </w:pPr>
+            <w:r>
+              <w:rPr>
+                <w:rFonts w:ascii="Courier New" w:cs="Courier New" w:eastAsia="Courier New" w:hAnsi="Courier New"/>
+                <w:color w:val="3A2E15"/>
+                <w:sz w:val="16"/>
+                <w:szCs w:val="16"/>
+              </w:rPr>
+              <w:t xml:space="preserve">├── context/          # session, thème, langue, serveur de jeu</w:t>
+            </w:r>
+          </w:p>
+          <w:p>
+            <w:pPr>
+              <w:spacing w:after="0" w:line="230"/>
+            </w:pPr>
+            <w:r>
+              <w:rPr>
+                <w:rFonts w:ascii="Courier New" w:cs="Courier New" w:eastAsia="Courier New" w:hAnsi="Courier New"/>
+                <w:color w:val="3A2E15"/>
+                <w:sz w:val="16"/>
+                <w:szCs w:val="16"/>
+              </w:rPr>
+              <w:t xml:space="preserve">├── components/       # composants partagés</w:t>
+            </w:r>
+          </w:p>
+          <w:p>
+            <w:pPr>
+              <w:spacing w:after="0" w:line="230"/>
+            </w:pPr>
+            <w:r>
+              <w:rPr>
+                <w:rFonts w:ascii="Courier New" w:cs="Courier New" w:eastAsia="Courier New" w:hAnsi="Courier New"/>
+                <w:color w:val="3A2E15"/>
+                <w:sz w:val="16"/>
+                <w:szCs w:val="16"/>
+              </w:rPr>
+              <w:t xml:space="preserve">├── locales/          # dictionnaires fr / en (base des 20 langues)</w:t>
+            </w:r>
+          </w:p>
+          <w:p>
+            <w:pPr>
+              <w:spacing w:after="0" w:line="230"/>
+            </w:pPr>
+            <w:r>
+              <w:rPr>
+                <w:rFonts w:ascii="Courier New" w:cs="Courier New" w:eastAsia="Courier New" w:hAnsi="Courier New"/>
+                <w:color w:val="3A2E15"/>
+                <w:sz w:val="16"/>
+                <w:szCs w:val="16"/>
+              </w:rPr>
+              <w:t xml:space="preserve">├── styles/           # variables CSS commutées par thème (clair/sombre)</w:t>
+            </w:r>
+          </w:p>
+          <w:p>
+            <w:pPr>
+              <w:spacing w:after="0" w:line="230"/>
+            </w:pPr>
+            <w:r>
+              <w:rPr>
+                <w:rFonts w:ascii="Courier New" w:cs="Courier New" w:eastAsia="Courier New" w:hAnsi="Courier New"/>
+                <w:color w:val="3A2E15"/>
+                <w:sz w:val="16"/>
+                <w:szCs w:val="16"/>
+              </w:rPr>
+              <w:t xml:space="preserve">└── utils/            # authUtils, craftUtils… testés unitairement</w:t>
+            </w:r>
+          </w:p>
+        </w:tc>
+      </w:tr>
+    </w:tbl>
+    <w:p>
+      <w:pPr>
+        <w:spacing w:after="180" w:before="50"/>
+        <w:jc w:val="left"/>
+      </w:pPr>
+      <w:r>
+        <w:rPr>
+          <w:i/>
+          <w:iCs/>
+          <w:color w:val="5A4825"/>
+          <w:sz w:val="18"/>
+          <w:szCs w:val="18"/>
+        </w:rPr>
+        <w:t xml:space="preserve">Arborescence réelle du dépôt (extrait).</w:t>
+      </w:r>
+    </w:p>
+    <w:p>
+      <w:pPr>
+        <w:spacing w:after="140" w:before="0" w:line="330"/>
+        <w:jc w:val="both"/>
+      </w:pPr>
+      <w:r>
+        <w:rPr>
+          <w:b w:val="false"/>
+          <w:bCs w:val="false"/>
+          <w:i w:val="false"/>
+          <w:iCs w:val="false"/>
+          <w:sz w:val="22"/>
+          <w:szCs w:val="22"/>
+        </w:rPr>
+        <w:t xml:space="preserve">La qualité est outillée à deux moments : en continu (le serveur de développement affiche les avertissements ESLint à chaque compilation ; le profiler Symfony expose requêtes SQL et performances) et avant chaque commit — un hook pre-commit lint la syntaxe PHP et bloque des motifs interdits (dangerouslySetInnerHTML, eval, CORS wildcard, secret vide). Ce qui passe le hook doit encore passer les 126 tests de la CI avant de pouvoir être fusionné.</w:t>
       </w:r>
     </w:p>
     <w:p>
@@ -3785,7 +4430,7 @@
                 <wp:inline distT="0" distB="0" distL="0" distR="0">
                   <wp:extent cx="5905500" cy="3695700"/>
                   <wp:effectExtent t="0" r="0" b="0" l="0"/>
-                  <wp:docPr id="1" name="figure-11" descr="Architecture en couches, flux de données et chaîne CI/CD" title="Architecture en couches, flux de données et chaîne CI/CD"/>
+                  <wp:docPr id="1" name="figure-13" descr="Architecture en couches, flux de données et chaîne CI/CD" title="Architecture en couches, flux de données et chaîne CI/CD"/>
                   <wp:cNvGraphicFramePr>
                     <a:graphicFrameLocks xmlns:a="http://schemas.openxmlformats.org/drawingml/2006/main" noChangeAspect="1"/>
                   </wp:cNvGraphicFramePr>
@@ -3799,7 +4444,7 @@
                           </pic:cNvPicPr>
                         </pic:nvPicPr>
                         <pic:blipFill>
-                          <a:blip r:embed="rId22" cstate="none"/>
+                          <a:blip r:embed="rId24" cstate="none"/>
                           <a:srcRect/>
                           <a:stretch>
                             <a:fillRect/>
@@ -3837,7 +4482,7 @@
           <w:sz w:val="18"/>
           <w:szCs w:val="18"/>
         </w:rPr>
-        <w:t xml:space="preserve">Figure 11 — Architecture en couches, flux de données et chaîne CI/CD</w:t>
+        <w:t xml:space="preserve">Figure 13 — Architecture en couches, flux de données et chaîne CI/CD</w:t>
       </w:r>
     </w:p>
     <w:p>
@@ -3853,7 +4498,7 @@
         <w:pStyle w:val="ListParagraph"/>
         <w:numPr>
           <w:ilvl w:val="0"/>
-          <w:numId w:val="2"/>
+          <w:numId w:val="3"/>
         </w:numPr>
         <w:spacing w:after="80" w:line="330"/>
         <w:jc w:val="both"/>
@@ -3871,7 +4516,7 @@
         <w:pStyle w:val="ListParagraph"/>
         <w:numPr>
           <w:ilvl w:val="0"/>
-          <w:numId w:val="2"/>
+          <w:numId w:val="3"/>
         </w:numPr>
         <w:spacing w:after="80" w:line="330"/>
         <w:jc w:val="both"/>
@@ -3889,7 +4534,7 @@
         <w:pStyle w:val="ListParagraph"/>
         <w:numPr>
           <w:ilvl w:val="0"/>
-          <w:numId w:val="2"/>
+          <w:numId w:val="3"/>
         </w:numPr>
         <w:spacing w:after="80" w:line="330"/>
         <w:jc w:val="both"/>
@@ -3907,7 +4552,7 @@
         <w:pStyle w:val="ListParagraph"/>
         <w:numPr>
           <w:ilvl w:val="0"/>
-          <w:numId w:val="2"/>
+          <w:numId w:val="3"/>
         </w:numPr>
         <w:spacing w:after="80" w:line="330"/>
         <w:jc w:val="both"/>
@@ -7071,6 +7716,737 @@
     </w:tbl>
     <w:p>
       <w:pPr>
+        <w:pStyle w:val="Heading2"/>
+      </w:pPr>
+      <w:r>
+        <w:t xml:space="preserve">4.4 Configuration et gestion des secrets par environnement</w:t>
+      </w:r>
+    </w:p>
+    <w:p>
+      <w:pPr>
+        <w:spacing w:after="140" w:before="0" w:line="330"/>
+        <w:jc w:val="both"/>
+      </w:pPr>
+      <w:r>
+        <w:rPr>
+          <w:b w:val="false"/>
+          <w:bCs w:val="false"/>
+          <w:i w:val="false"/>
+          <w:iCs w:val="false"/>
+          <w:sz w:val="22"/>
+          <w:szCs w:val="22"/>
+        </w:rPr>
+        <w:t xml:space="preserve">La règle est simple et vérifiable dans l'historique git : aucun secret n'a jamais été commité. Le fichier .env versionné ne contient que des valeurs par défaut inoffensives ; chaque environnement surcharge localement.</w:t>
+      </w:r>
+    </w:p>
+    <w:tbl>
+      <w:tblPr>
+        <w:tblW w:type="dxa" w:w="9072"/>
+        <w:tblBorders>
+          <w:top w:val="single" w:color="auto" w:sz="4"/>
+          <w:left w:val="single" w:color="auto" w:sz="4"/>
+          <w:bottom w:val="single" w:color="auto" w:sz="4"/>
+          <w:right w:val="single" w:color="auto" w:sz="4"/>
+          <w:insideH w:val="single" w:color="auto" w:sz="4"/>
+          <w:insideV w:val="single" w:color="auto" w:sz="4"/>
+        </w:tblBorders>
+      </w:tblPr>
+      <w:tblGrid>
+        <w:gridCol w:w="2268"/>
+        <w:gridCol w:w="2835"/>
+        <w:gridCol w:w="3969"/>
+      </w:tblGrid>
+      <w:tr>
+        <w:trPr>
+          <w:tblHeader/>
+        </w:trPr>
+        <w:tc>
+          <w:tcPr>
+            <w:tcW w:type="dxa" w:w="2268"/>
+            <w:tcBorders>
+              <w:top w:val="single" w:color="8B6914" w:sz="10"/>
+              <w:left w:val="none" w:color="FFFFFF" w:sz="0"/>
+              <w:bottom w:val="single" w:color="8B6914" w:sz="5"/>
+              <w:right w:val="none" w:color="FFFFFF" w:sz="0"/>
+            </w:tcBorders>
+            <w:tcMar>
+              <w:top w:type="dxa" w:w="70"/>
+              <w:left w:type="dxa" w:w="60"/>
+              <w:bottom w:type="dxa" w:w="70"/>
+              <w:right w:type="dxa" w:w="120"/>
+            </w:tcMar>
+          </w:tcPr>
+          <w:p>
+            <w:pPr>
+              <w:spacing w:after="0" w:line="264"/>
+            </w:pPr>
+            <w:r>
+              <w:rPr>
+                <w:b/>
+                <w:bCs/>
+                <w:color w:val="2D1A00"/>
+                <w:sz w:val="19"/>
+                <w:szCs w:val="19"/>
+              </w:rPr>
+              <w:t xml:space="preserve">Variable / secret</w:t>
+            </w:r>
+          </w:p>
+        </w:tc>
+        <w:tc>
+          <w:tcPr>
+            <w:tcW w:type="dxa" w:w="2835"/>
+            <w:tcBorders>
+              <w:top w:val="single" w:color="8B6914" w:sz="10"/>
+              <w:left w:val="none" w:color="FFFFFF" w:sz="0"/>
+              <w:bottom w:val="single" w:color="8B6914" w:sz="5"/>
+              <w:right w:val="none" w:color="FFFFFF" w:sz="0"/>
+            </w:tcBorders>
+            <w:tcMar>
+              <w:top w:type="dxa" w:w="70"/>
+              <w:left w:type="dxa" w:w="60"/>
+              <w:bottom w:type="dxa" w:w="70"/>
+              <w:right w:type="dxa" w:w="120"/>
+            </w:tcMar>
+          </w:tcPr>
+          <w:p>
+            <w:pPr>
+              <w:spacing w:after="0" w:line="264"/>
+            </w:pPr>
+            <w:r>
+              <w:rPr>
+                <w:b/>
+                <w:bCs/>
+                <w:color w:val="2D1A00"/>
+                <w:sz w:val="19"/>
+                <w:szCs w:val="19"/>
+              </w:rPr>
+              <w:t xml:space="preserve">Rôle</w:t>
+            </w:r>
+          </w:p>
+        </w:tc>
+        <w:tc>
+          <w:tcPr>
+            <w:tcW w:type="dxa" w:w="3969"/>
+            <w:tcBorders>
+              <w:top w:val="single" w:color="8B6914" w:sz="10"/>
+              <w:left w:val="none" w:color="FFFFFF" w:sz="0"/>
+              <w:bottom w:val="single" w:color="8B6914" w:sz="5"/>
+              <w:right w:val="none" w:color="FFFFFF" w:sz="0"/>
+            </w:tcBorders>
+            <w:tcMar>
+              <w:top w:type="dxa" w:w="70"/>
+              <w:left w:type="dxa" w:w="60"/>
+              <w:bottom w:type="dxa" w:w="70"/>
+              <w:right w:type="dxa" w:w="120"/>
+            </w:tcMar>
+          </w:tcPr>
+          <w:p>
+            <w:pPr>
+              <w:spacing w:after="0" w:line="264"/>
+            </w:pPr>
+            <w:r>
+              <w:rPr>
+                <w:b/>
+                <w:bCs/>
+                <w:color w:val="2D1A00"/>
+                <w:sz w:val="19"/>
+                <w:szCs w:val="19"/>
+              </w:rPr>
+              <w:t xml:space="preserve">Où elle vit</w:t>
+            </w:r>
+          </w:p>
+        </w:tc>
+      </w:tr>
+      <w:tr>
+        <w:tc>
+          <w:tcPr>
+            <w:tcW w:type="dxa" w:w="2268"/>
+            <w:tcBorders>
+              <w:top w:val="none" w:color="FFFFFF" w:sz="0"/>
+              <w:left w:val="none" w:color="FFFFFF" w:sz="0"/>
+              <w:bottom w:val="single" w:color="E0D5BB" w:sz="2"/>
+              <w:right w:val="none" w:color="FFFFFF" w:sz="0"/>
+            </w:tcBorders>
+            <w:tcMar>
+              <w:top w:type="dxa" w:w="70"/>
+              <w:left w:type="dxa" w:w="60"/>
+              <w:bottom w:type="dxa" w:w="70"/>
+              <w:right w:type="dxa" w:w="120"/>
+            </w:tcMar>
+          </w:tcPr>
+          <w:p>
+            <w:pPr>
+              <w:spacing w:after="0" w:line="264"/>
+            </w:pPr>
+            <w:r>
+              <w:rPr>
+                <w:b w:val="false"/>
+                <w:bCs w:val="false"/>
+                <w:sz w:val="19"/>
+                <w:szCs w:val="19"/>
+              </w:rPr>
+              <w:t xml:space="preserve">APP_SECRET</w:t>
+            </w:r>
+          </w:p>
+        </w:tc>
+        <w:tc>
+          <w:tcPr>
+            <w:tcW w:type="dxa" w:w="2835"/>
+            <w:tcBorders>
+              <w:top w:val="none" w:color="FFFFFF" w:sz="0"/>
+              <w:left w:val="none" w:color="FFFFFF" w:sz="0"/>
+              <w:bottom w:val="single" w:color="E0D5BB" w:sz="2"/>
+              <w:right w:val="none" w:color="FFFFFF" w:sz="0"/>
+            </w:tcBorders>
+            <w:tcMar>
+              <w:top w:type="dxa" w:w="70"/>
+              <w:left w:type="dxa" w:w="60"/>
+              <w:bottom w:type="dxa" w:w="70"/>
+              <w:right w:type="dxa" w:w="120"/>
+            </w:tcMar>
+          </w:tcPr>
+          <w:p>
+            <w:pPr>
+              <w:spacing w:after="0" w:line="264"/>
+            </w:pPr>
+            <w:r>
+              <w:rPr>
+                <w:b w:val="false"/>
+                <w:bCs w:val="false"/>
+                <w:sz w:val="19"/>
+                <w:szCs w:val="19"/>
+              </w:rPr>
+              <w:t xml:space="preserve">Secret applicatif Symfony</w:t>
+            </w:r>
+          </w:p>
+        </w:tc>
+        <w:tc>
+          <w:tcPr>
+            <w:tcW w:type="dxa" w:w="3969"/>
+            <w:tcBorders>
+              <w:top w:val="none" w:color="FFFFFF" w:sz="0"/>
+              <w:left w:val="none" w:color="FFFFFF" w:sz="0"/>
+              <w:bottom w:val="single" w:color="E0D5BB" w:sz="2"/>
+              <w:right w:val="none" w:color="FFFFFF" w:sz="0"/>
+            </w:tcBorders>
+            <w:tcMar>
+              <w:top w:type="dxa" w:w="70"/>
+              <w:left w:type="dxa" w:w="60"/>
+              <w:bottom w:type="dxa" w:w="70"/>
+              <w:right w:type="dxa" w:w="120"/>
+            </w:tcMar>
+          </w:tcPr>
+          <w:p>
+            <w:pPr>
+              <w:spacing w:after="0" w:line="264"/>
+            </w:pPr>
+            <w:r>
+              <w:rPr>
+                <w:b w:val="false"/>
+                <w:bCs w:val="false"/>
+                <w:sz w:val="19"/>
+                <w:szCs w:val="19"/>
+              </w:rPr>
+              <w:t xml:space="preserve">.env.local (généré, jamais commité)</w:t>
+            </w:r>
+          </w:p>
+        </w:tc>
+      </w:tr>
+      <w:tr>
+        <w:tc>
+          <w:tcPr>
+            <w:tcW w:type="dxa" w:w="2268"/>
+            <w:tcBorders>
+              <w:top w:val="none" w:color="FFFFFF" w:sz="0"/>
+              <w:left w:val="none" w:color="FFFFFF" w:sz="0"/>
+              <w:bottom w:val="single" w:color="E0D5BB" w:sz="2"/>
+              <w:right w:val="none" w:color="FFFFFF" w:sz="0"/>
+            </w:tcBorders>
+            <w:tcMar>
+              <w:top w:type="dxa" w:w="70"/>
+              <w:left w:type="dxa" w:w="60"/>
+              <w:bottom w:type="dxa" w:w="70"/>
+              <w:right w:type="dxa" w:w="120"/>
+            </w:tcMar>
+          </w:tcPr>
+          <w:p>
+            <w:pPr>
+              <w:spacing w:after="0" w:line="264"/>
+            </w:pPr>
+            <w:r>
+              <w:rPr>
+                <w:b w:val="false"/>
+                <w:bCs w:val="false"/>
+                <w:sz w:val="19"/>
+                <w:szCs w:val="19"/>
+              </w:rPr>
+              <w:t xml:space="preserve">DATABASE_URL</w:t>
+            </w:r>
+          </w:p>
+        </w:tc>
+        <w:tc>
+          <w:tcPr>
+            <w:tcW w:type="dxa" w:w="2835"/>
+            <w:tcBorders>
+              <w:top w:val="none" w:color="FFFFFF" w:sz="0"/>
+              <w:left w:val="none" w:color="FFFFFF" w:sz="0"/>
+              <w:bottom w:val="single" w:color="E0D5BB" w:sz="2"/>
+              <w:right w:val="none" w:color="FFFFFF" w:sz="0"/>
+            </w:tcBorders>
+            <w:tcMar>
+              <w:top w:type="dxa" w:w="70"/>
+              <w:left w:type="dxa" w:w="60"/>
+              <w:bottom w:type="dxa" w:w="70"/>
+              <w:right w:type="dxa" w:w="120"/>
+            </w:tcMar>
+          </w:tcPr>
+          <w:p>
+            <w:pPr>
+              <w:spacing w:after="0" w:line="264"/>
+            </w:pPr>
+            <w:r>
+              <w:rPr>
+                <w:b w:val="false"/>
+                <w:bCs w:val="false"/>
+                <w:sz w:val="19"/>
+                <w:szCs w:val="19"/>
+              </w:rPr>
+              <w:t xml:space="preserve">Connexion PostgreSQL</w:t>
+            </w:r>
+          </w:p>
+        </w:tc>
+        <w:tc>
+          <w:tcPr>
+            <w:tcW w:type="dxa" w:w="3969"/>
+            <w:tcBorders>
+              <w:top w:val="none" w:color="FFFFFF" w:sz="0"/>
+              <w:left w:val="none" w:color="FFFFFF" w:sz="0"/>
+              <w:bottom w:val="single" w:color="E0D5BB" w:sz="2"/>
+              <w:right w:val="none" w:color="FFFFFF" w:sz="0"/>
+            </w:tcBorders>
+            <w:tcMar>
+              <w:top w:type="dxa" w:w="70"/>
+              <w:left w:type="dxa" w:w="60"/>
+              <w:bottom w:type="dxa" w:w="70"/>
+              <w:right w:type="dxa" w:w="120"/>
+            </w:tcMar>
+          </w:tcPr>
+          <w:p>
+            <w:pPr>
+              <w:spacing w:after="0" w:line="264"/>
+            </w:pPr>
+            <w:r>
+              <w:rPr>
+                <w:b w:val="false"/>
+                <w:bCs w:val="false"/>
+                <w:sz w:val="19"/>
+                <w:szCs w:val="19"/>
+              </w:rPr>
+              <w:t xml:space="preserve">.env.local par environnement</w:t>
+            </w:r>
+          </w:p>
+        </w:tc>
+      </w:tr>
+      <w:tr>
+        <w:tc>
+          <w:tcPr>
+            <w:tcW w:type="dxa" w:w="2268"/>
+            <w:tcBorders>
+              <w:top w:val="none" w:color="FFFFFF" w:sz="0"/>
+              <w:left w:val="none" w:color="FFFFFF" w:sz="0"/>
+              <w:bottom w:val="single" w:color="E0D5BB" w:sz="2"/>
+              <w:right w:val="none" w:color="FFFFFF" w:sz="0"/>
+            </w:tcBorders>
+            <w:tcMar>
+              <w:top w:type="dxa" w:w="70"/>
+              <w:left w:type="dxa" w:w="60"/>
+              <w:bottom w:type="dxa" w:w="70"/>
+              <w:right w:type="dxa" w:w="120"/>
+            </w:tcMar>
+          </w:tcPr>
+          <w:p>
+            <w:pPr>
+              <w:spacing w:after="0" w:line="264"/>
+            </w:pPr>
+            <w:r>
+              <w:rPr>
+                <w:b w:val="false"/>
+                <w:bCs w:val="false"/>
+                <w:sz w:val="19"/>
+                <w:szCs w:val="19"/>
+              </w:rPr>
+              <w:t xml:space="preserve">CORS_ALLOW_ORIGIN</w:t>
+            </w:r>
+          </w:p>
+        </w:tc>
+        <w:tc>
+          <w:tcPr>
+            <w:tcW w:type="dxa" w:w="2835"/>
+            <w:tcBorders>
+              <w:top w:val="none" w:color="FFFFFF" w:sz="0"/>
+              <w:left w:val="none" w:color="FFFFFF" w:sz="0"/>
+              <w:bottom w:val="single" w:color="E0D5BB" w:sz="2"/>
+              <w:right w:val="none" w:color="FFFFFF" w:sz="0"/>
+            </w:tcBorders>
+            <w:tcMar>
+              <w:top w:type="dxa" w:w="70"/>
+              <w:left w:type="dxa" w:w="60"/>
+              <w:bottom w:type="dxa" w:w="70"/>
+              <w:right w:type="dxa" w:w="120"/>
+            </w:tcMar>
+          </w:tcPr>
+          <w:p>
+            <w:pPr>
+              <w:spacing w:after="0" w:line="264"/>
+            </w:pPr>
+            <w:r>
+              <w:rPr>
+                <w:b w:val="false"/>
+                <w:bCs w:val="false"/>
+                <w:sz w:val="19"/>
+                <w:szCs w:val="19"/>
+              </w:rPr>
+              <w:t xml:space="preserve">Origines front autorisées (origin_regex)</w:t>
+            </w:r>
+          </w:p>
+        </w:tc>
+        <w:tc>
+          <w:tcPr>
+            <w:tcW w:type="dxa" w:w="3969"/>
+            <w:tcBorders>
+              <w:top w:val="none" w:color="FFFFFF" w:sz="0"/>
+              <w:left w:val="none" w:color="FFFFFF" w:sz="0"/>
+              <w:bottom w:val="single" w:color="E0D5BB" w:sz="2"/>
+              <w:right w:val="none" w:color="FFFFFF" w:sz="0"/>
+            </w:tcBorders>
+            <w:tcMar>
+              <w:top w:type="dxa" w:w="70"/>
+              <w:left w:type="dxa" w:w="60"/>
+              <w:bottom w:type="dxa" w:w="70"/>
+              <w:right w:type="dxa" w:w="120"/>
+            </w:tcMar>
+          </w:tcPr>
+          <w:p>
+            <w:pPr>
+              <w:spacing w:after="0" w:line="264"/>
+            </w:pPr>
+            <w:r>
+              <w:rPr>
+                <w:b w:val="false"/>
+                <w:bCs w:val="false"/>
+                <w:sz w:val="19"/>
+                <w:szCs w:val="19"/>
+              </w:rPr>
+              <w:t xml:space="preserve">.env.local — localhost en dev, domaine de production en prod</w:t>
+            </w:r>
+          </w:p>
+        </w:tc>
+      </w:tr>
+      <w:tr>
+        <w:tc>
+          <w:tcPr>
+            <w:tcW w:type="dxa" w:w="2268"/>
+            <w:tcBorders>
+              <w:top w:val="none" w:color="FFFFFF" w:sz="0"/>
+              <w:left w:val="none" w:color="FFFFFF" w:sz="0"/>
+              <w:bottom w:val="single" w:color="E0D5BB" w:sz="2"/>
+              <w:right w:val="none" w:color="FFFFFF" w:sz="0"/>
+            </w:tcBorders>
+            <w:tcMar>
+              <w:top w:type="dxa" w:w="70"/>
+              <w:left w:type="dxa" w:w="60"/>
+              <w:bottom w:type="dxa" w:w="70"/>
+              <w:right w:type="dxa" w:w="120"/>
+            </w:tcMar>
+          </w:tcPr>
+          <w:p>
+            <w:pPr>
+              <w:spacing w:after="0" w:line="264"/>
+            </w:pPr>
+            <w:r>
+              <w:rPr>
+                <w:b w:val="false"/>
+                <w:bCs w:val="false"/>
+                <w:sz w:val="19"/>
+                <w:szCs w:val="19"/>
+              </w:rPr>
+              <w:t xml:space="preserve">JWT_PASSPHRASE + clés RSA</w:t>
+            </w:r>
+          </w:p>
+        </w:tc>
+        <w:tc>
+          <w:tcPr>
+            <w:tcW w:type="dxa" w:w="2835"/>
+            <w:tcBorders>
+              <w:top w:val="none" w:color="FFFFFF" w:sz="0"/>
+              <w:left w:val="none" w:color="FFFFFF" w:sz="0"/>
+              <w:bottom w:val="single" w:color="E0D5BB" w:sz="2"/>
+              <w:right w:val="none" w:color="FFFFFF" w:sz="0"/>
+            </w:tcBorders>
+            <w:tcMar>
+              <w:top w:type="dxa" w:w="70"/>
+              <w:left w:type="dxa" w:w="60"/>
+              <w:bottom w:type="dxa" w:w="70"/>
+              <w:right w:type="dxa" w:w="120"/>
+            </w:tcMar>
+          </w:tcPr>
+          <w:p>
+            <w:pPr>
+              <w:spacing w:after="0" w:line="264"/>
+            </w:pPr>
+            <w:r>
+              <w:rPr>
+                <w:b w:val="false"/>
+                <w:bCs w:val="false"/>
+                <w:sz w:val="19"/>
+                <w:szCs w:val="19"/>
+              </w:rPr>
+              <w:t xml:space="preserve">Signature RS256 des jetons</w:t>
+            </w:r>
+          </w:p>
+        </w:tc>
+        <w:tc>
+          <w:tcPr>
+            <w:tcW w:type="dxa" w:w="3969"/>
+            <w:tcBorders>
+              <w:top w:val="none" w:color="FFFFFF" w:sz="0"/>
+              <w:left w:val="none" w:color="FFFFFF" w:sz="0"/>
+              <w:bottom w:val="single" w:color="E0D5BB" w:sz="2"/>
+              <w:right w:val="none" w:color="FFFFFF" w:sz="0"/>
+            </w:tcBorders>
+            <w:tcMar>
+              <w:top w:type="dxa" w:w="70"/>
+              <w:left w:type="dxa" w:w="60"/>
+              <w:bottom w:type="dxa" w:w="70"/>
+              <w:right w:type="dxa" w:w="120"/>
+            </w:tcMar>
+          </w:tcPr>
+          <w:p>
+            <w:pPr>
+              <w:spacing w:after="0" w:line="264"/>
+            </w:pPr>
+            <w:r>
+              <w:rPr>
+                <w:b w:val="false"/>
+                <w:bCs w:val="false"/>
+                <w:sz w:val="19"/>
+                <w:szCs w:val="19"/>
+              </w:rPr>
+              <w:t xml:space="preserve">Paire de clés générée sur chaque machine (lexik:jwt:generate-keypair), exclue par .gitignore (*.pem)</w:t>
+            </w:r>
+          </w:p>
+        </w:tc>
+      </w:tr>
+      <w:tr>
+        <w:tc>
+          <w:tcPr>
+            <w:tcW w:type="dxa" w:w="2268"/>
+            <w:tcBorders>
+              <w:top w:val="none" w:color="FFFFFF" w:sz="0"/>
+              <w:left w:val="none" w:color="FFFFFF" w:sz="0"/>
+              <w:bottom w:val="single" w:color="E0D5BB" w:sz="2"/>
+              <w:right w:val="none" w:color="FFFFFF" w:sz="0"/>
+            </w:tcBorders>
+            <w:tcMar>
+              <w:top w:type="dxa" w:w="70"/>
+              <w:left w:type="dxa" w:w="60"/>
+              <w:bottom w:type="dxa" w:w="70"/>
+              <w:right w:type="dxa" w:w="120"/>
+            </w:tcMar>
+          </w:tcPr>
+          <w:p>
+            <w:pPr>
+              <w:spacing w:after="0" w:line="264"/>
+            </w:pPr>
+            <w:r>
+              <w:rPr>
+                <w:b w:val="false"/>
+                <w:bCs w:val="false"/>
+                <w:sz w:val="19"/>
+                <w:szCs w:val="19"/>
+              </w:rPr>
+              <w:t xml:space="preserve">REACT_APP_API_URL</w:t>
+            </w:r>
+          </w:p>
+        </w:tc>
+        <w:tc>
+          <w:tcPr>
+            <w:tcW w:type="dxa" w:w="2835"/>
+            <w:tcBorders>
+              <w:top w:val="none" w:color="FFFFFF" w:sz="0"/>
+              <w:left w:val="none" w:color="FFFFFF" w:sz="0"/>
+              <w:bottom w:val="single" w:color="E0D5BB" w:sz="2"/>
+              <w:right w:val="none" w:color="FFFFFF" w:sz="0"/>
+            </w:tcBorders>
+            <w:tcMar>
+              <w:top w:type="dxa" w:w="70"/>
+              <w:left w:type="dxa" w:w="60"/>
+              <w:bottom w:type="dxa" w:w="70"/>
+              <w:right w:type="dxa" w:w="120"/>
+            </w:tcMar>
+          </w:tcPr>
+          <w:p>
+            <w:pPr>
+              <w:spacing w:after="0" w:line="264"/>
+            </w:pPr>
+            <w:r>
+              <w:rPr>
+                <w:b w:val="false"/>
+                <w:bCs w:val="false"/>
+                <w:sz w:val="19"/>
+                <w:szCs w:val="19"/>
+              </w:rPr>
+              <w:t xml:space="preserve">URL de l'API pour le front</w:t>
+            </w:r>
+          </w:p>
+        </w:tc>
+        <w:tc>
+          <w:tcPr>
+            <w:tcW w:type="dxa" w:w="3969"/>
+            <w:tcBorders>
+              <w:top w:val="none" w:color="FFFFFF" w:sz="0"/>
+              <w:left w:val="none" w:color="FFFFFF" w:sz="0"/>
+              <w:bottom w:val="single" w:color="E0D5BB" w:sz="2"/>
+              <w:right w:val="none" w:color="FFFFFF" w:sz="0"/>
+            </w:tcBorders>
+            <w:tcMar>
+              <w:top w:type="dxa" w:w="70"/>
+              <w:left w:type="dxa" w:w="60"/>
+              <w:bottom w:type="dxa" w:w="70"/>
+              <w:right w:type="dxa" w:w="120"/>
+            </w:tcMar>
+          </w:tcPr>
+          <w:p>
+            <w:pPr>
+              <w:spacing w:after="0" w:line="264"/>
+            </w:pPr>
+            <w:r>
+              <w:rPr>
+                <w:b w:val="false"/>
+                <w:bCs w:val="false"/>
+                <w:sz w:val="19"/>
+                <w:szCs w:val="19"/>
+              </w:rPr>
+              <w:t xml:space="preserve">.env.development / .env.production</w:t>
+            </w:r>
+          </w:p>
+        </w:tc>
+      </w:tr>
+      <w:tr>
+        <w:tc>
+          <w:tcPr>
+            <w:tcW w:type="dxa" w:w="2268"/>
+            <w:tcBorders>
+              <w:top w:val="none" w:color="FFFFFF" w:sz="0"/>
+              <w:left w:val="none" w:color="FFFFFF" w:sz="0"/>
+              <w:bottom w:val="single" w:color="8B6914" w:sz="10"/>
+              <w:right w:val="none" w:color="FFFFFF" w:sz="0"/>
+            </w:tcBorders>
+            <w:tcMar>
+              <w:top w:type="dxa" w:w="70"/>
+              <w:left w:type="dxa" w:w="60"/>
+              <w:bottom w:type="dxa" w:w="70"/>
+              <w:right w:type="dxa" w:w="120"/>
+            </w:tcMar>
+          </w:tcPr>
+          <w:p>
+            <w:pPr>
+              <w:spacing w:after="0" w:line="264"/>
+            </w:pPr>
+            <w:r>
+              <w:rPr>
+                <w:b w:val="false"/>
+                <w:bCs w:val="false"/>
+                <w:sz w:val="19"/>
+                <w:szCs w:val="19"/>
+              </w:rPr>
+              <w:t xml:space="preserve">SSH_HOST, SSH_USER, SSH_PRIVATE_KEY, DEPLOY_PATH</w:t>
+            </w:r>
+          </w:p>
+        </w:tc>
+        <w:tc>
+          <w:tcPr>
+            <w:tcW w:type="dxa" w:w="2835"/>
+            <w:tcBorders>
+              <w:top w:val="none" w:color="FFFFFF" w:sz="0"/>
+              <w:left w:val="none" w:color="FFFFFF" w:sz="0"/>
+              <w:bottom w:val="single" w:color="8B6914" w:sz="10"/>
+              <w:right w:val="none" w:color="FFFFFF" w:sz="0"/>
+            </w:tcBorders>
+            <w:tcMar>
+              <w:top w:type="dxa" w:w="70"/>
+              <w:left w:type="dxa" w:w="60"/>
+              <w:bottom w:type="dxa" w:w="70"/>
+              <w:right w:type="dxa" w:w="120"/>
+            </w:tcMar>
+          </w:tcPr>
+          <w:p>
+            <w:pPr>
+              <w:spacing w:after="0" w:line="264"/>
+            </w:pPr>
+            <w:r>
+              <w:rPr>
+                <w:b w:val="false"/>
+                <w:bCs w:val="false"/>
+                <w:sz w:val="19"/>
+                <w:szCs w:val="19"/>
+              </w:rPr>
+              <w:t xml:space="preserve">Déploiement continu</w:t>
+            </w:r>
+          </w:p>
+        </w:tc>
+        <w:tc>
+          <w:tcPr>
+            <w:tcW w:type="dxa" w:w="3969"/>
+            <w:tcBorders>
+              <w:top w:val="none" w:color="FFFFFF" w:sz="0"/>
+              <w:left w:val="none" w:color="FFFFFF" w:sz="0"/>
+              <w:bottom w:val="single" w:color="8B6914" w:sz="10"/>
+              <w:right w:val="none" w:color="FFFFFF" w:sz="0"/>
+            </w:tcBorders>
+            <w:tcMar>
+              <w:top w:type="dxa" w:w="70"/>
+              <w:left w:type="dxa" w:w="60"/>
+              <w:bottom w:type="dxa" w:w="70"/>
+              <w:right w:type="dxa" w:w="120"/>
+            </w:tcMar>
+          </w:tcPr>
+          <w:p>
+            <w:pPr>
+              <w:spacing w:after="0" w:line="264"/>
+            </w:pPr>
+            <w:r>
+              <w:rPr>
+                <w:b w:val="false"/>
+                <w:bCs w:val="false"/>
+                <w:sz w:val="19"/>
+                <w:szCs w:val="19"/>
+              </w:rPr>
+              <w:t xml:space="preserve">Secrets GitHub Actions chiffrés — jamais visibles dans les logs ni le code</w:t>
+            </w:r>
+          </w:p>
+        </w:tc>
+      </w:tr>
+    </w:tbl>
+    <w:p>
+      <w:pPr>
+        <w:spacing w:after="140" w:before="0" w:line="330"/>
+        <w:jc w:val="both"/>
+      </w:pPr>
+      <w:r>
+        <w:rPr>
+          <w:b w:val="false"/>
+          <w:bCs w:val="false"/>
+          <w:i w:val="false"/>
+          <w:iCs w:val="false"/>
+          <w:sz w:val="22"/>
+          <w:szCs w:val="22"/>
+        </w:rPr>
+        <w:t xml:space="preserve">Conséquence observable : sans ses secrets, le job de déploiement refuse simplement de s'exécuter (annexe B) — le dépôt public peut être cloné par quiconque sans exposer quoi que ce soit.</w:t>
+      </w:r>
+    </w:p>
+    <w:p>
+      <w:pPr>
         <w:pStyle w:val="Heading1"/>
       </w:pPr>
       <w:r>
@@ -8093,6 +9469,625 @@
         <w:t xml:space="preserve">Le script deploy/deploy.sh est versionné dans le dépôt : la procédure de déploiement est revue comme du code. En cas d'échec d'une étape (set -e), le déploiement s'interrompt et la version précédente du front reste servie ; un retour arrière consiste à re-déployer le commit précédent de master.</w:t>
       </w:r>
     </w:p>
+    <w:p>
+      <w:pPr>
+        <w:pStyle w:val="Heading2"/>
+      </w:pPr>
+      <w:r>
+        <w:t xml:space="preserve">5.2 Scénarios d'échec et conduite à tenir</w:t>
+      </w:r>
+    </w:p>
+    <w:p>
+      <w:pPr>
+        <w:spacing w:after="140" w:before="0" w:line="330"/>
+        <w:jc w:val="both"/>
+      </w:pPr>
+      <w:r>
+        <w:rPr>
+          <w:b w:val="false"/>
+          <w:bCs w:val="false"/>
+          <w:i w:val="false"/>
+          <w:iCs w:val="false"/>
+          <w:sz w:val="22"/>
+          <w:szCs w:val="22"/>
+        </w:rPr>
+        <w:t xml:space="preserve">Chaque étape du déploiement a un mode d'échec identifié et une réponse définie — le déploiement est conçu pour échouer proprement plutôt que de laisser la production dans un état intermédiaire :</w:t>
+      </w:r>
+    </w:p>
+    <w:tbl>
+      <w:tblPr>
+        <w:tblW w:type="dxa" w:w="9072"/>
+        <w:tblBorders>
+          <w:top w:val="single" w:color="auto" w:sz="4"/>
+          <w:left w:val="single" w:color="auto" w:sz="4"/>
+          <w:bottom w:val="single" w:color="auto" w:sz="4"/>
+          <w:right w:val="single" w:color="auto" w:sz="4"/>
+          <w:insideH w:val="single" w:color="auto" w:sz="4"/>
+          <w:insideV w:val="single" w:color="auto" w:sz="4"/>
+        </w:tblBorders>
+      </w:tblPr>
+      <w:tblGrid>
+        <w:gridCol w:w="1985"/>
+        <w:gridCol w:w="3969"/>
+        <w:gridCol w:w="3118"/>
+      </w:tblGrid>
+      <w:tr>
+        <w:trPr>
+          <w:tblHeader/>
+        </w:trPr>
+        <w:tc>
+          <w:tcPr>
+            <w:tcW w:type="dxa" w:w="1985"/>
+            <w:tcBorders>
+              <w:top w:val="single" w:color="8B6914" w:sz="10"/>
+              <w:left w:val="none" w:color="FFFFFF" w:sz="0"/>
+              <w:bottom w:val="single" w:color="8B6914" w:sz="5"/>
+              <w:right w:val="none" w:color="FFFFFF" w:sz="0"/>
+            </w:tcBorders>
+            <w:tcMar>
+              <w:top w:type="dxa" w:w="70"/>
+              <w:left w:type="dxa" w:w="60"/>
+              <w:bottom w:type="dxa" w:w="70"/>
+              <w:right w:type="dxa" w:w="120"/>
+            </w:tcMar>
+          </w:tcPr>
+          <w:p>
+            <w:pPr>
+              <w:spacing w:after="0" w:line="264"/>
+            </w:pPr>
+            <w:r>
+              <w:rPr>
+                <w:b/>
+                <w:bCs/>
+                <w:color w:val="2D1A00"/>
+                <w:sz w:val="18"/>
+                <w:szCs w:val="18"/>
+              </w:rPr>
+              <w:t xml:space="preserve">Défaillance</w:t>
+            </w:r>
+          </w:p>
+        </w:tc>
+        <w:tc>
+          <w:tcPr>
+            <w:tcW w:type="dxa" w:w="3969"/>
+            <w:tcBorders>
+              <w:top w:val="single" w:color="8B6914" w:sz="10"/>
+              <w:left w:val="none" w:color="FFFFFF" w:sz="0"/>
+              <w:bottom w:val="single" w:color="8B6914" w:sz="5"/>
+              <w:right w:val="none" w:color="FFFFFF" w:sz="0"/>
+            </w:tcBorders>
+            <w:tcMar>
+              <w:top w:type="dxa" w:w="70"/>
+              <w:left w:type="dxa" w:w="60"/>
+              <w:bottom w:type="dxa" w:w="70"/>
+              <w:right w:type="dxa" w:w="120"/>
+            </w:tcMar>
+          </w:tcPr>
+          <w:p>
+            <w:pPr>
+              <w:spacing w:after="0" w:line="264"/>
+            </w:pPr>
+            <w:r>
+              <w:rPr>
+                <w:b/>
+                <w:bCs/>
+                <w:color w:val="2D1A00"/>
+                <w:sz w:val="18"/>
+                <w:szCs w:val="18"/>
+              </w:rPr>
+              <w:t xml:space="preserve">Comportement du dispositif</w:t>
+            </w:r>
+          </w:p>
+        </w:tc>
+        <w:tc>
+          <w:tcPr>
+            <w:tcW w:type="dxa" w:w="3118"/>
+            <w:tcBorders>
+              <w:top w:val="single" w:color="8B6914" w:sz="10"/>
+              <w:left w:val="none" w:color="FFFFFF" w:sz="0"/>
+              <w:bottom w:val="single" w:color="8B6914" w:sz="5"/>
+              <w:right w:val="none" w:color="FFFFFF" w:sz="0"/>
+            </w:tcBorders>
+            <w:tcMar>
+              <w:top w:type="dxa" w:w="70"/>
+              <w:left w:type="dxa" w:w="60"/>
+              <w:bottom w:type="dxa" w:w="70"/>
+              <w:right w:type="dxa" w:w="120"/>
+            </w:tcMar>
+          </w:tcPr>
+          <w:p>
+            <w:pPr>
+              <w:spacing w:after="0" w:line="264"/>
+            </w:pPr>
+            <w:r>
+              <w:rPr>
+                <w:b/>
+                <w:bCs/>
+                <w:color w:val="2D1A00"/>
+                <w:sz w:val="18"/>
+                <w:szCs w:val="18"/>
+              </w:rPr>
+              <w:t xml:space="preserve">Conduite à tenir</w:t>
+            </w:r>
+          </w:p>
+        </w:tc>
+      </w:tr>
+      <w:tr>
+        <w:tc>
+          <w:tcPr>
+            <w:tcW w:type="dxa" w:w="1985"/>
+            <w:tcBorders>
+              <w:top w:val="none" w:color="FFFFFF" w:sz="0"/>
+              <w:left w:val="none" w:color="FFFFFF" w:sz="0"/>
+              <w:bottom w:val="single" w:color="E0D5BB" w:sz="2"/>
+              <w:right w:val="none" w:color="FFFFFF" w:sz="0"/>
+            </w:tcBorders>
+            <w:tcMar>
+              <w:top w:type="dxa" w:w="70"/>
+              <w:left w:type="dxa" w:w="60"/>
+              <w:bottom w:type="dxa" w:w="70"/>
+              <w:right w:type="dxa" w:w="120"/>
+            </w:tcMar>
+          </w:tcPr>
+          <w:p>
+            <w:pPr>
+              <w:spacing w:after="0" w:line="264"/>
+            </w:pPr>
+            <w:r>
+              <w:rPr>
+                <w:b w:val="false"/>
+                <w:bCs w:val="false"/>
+                <w:sz w:val="18"/>
+                <w:szCs w:val="18"/>
+              </w:rPr>
+              <w:t xml:space="preserve">Un test échoue dans la CI</w:t>
+            </w:r>
+          </w:p>
+        </w:tc>
+        <w:tc>
+          <w:tcPr>
+            <w:tcW w:type="dxa" w:w="3969"/>
+            <w:tcBorders>
+              <w:top w:val="none" w:color="FFFFFF" w:sz="0"/>
+              <w:left w:val="none" w:color="FFFFFF" w:sz="0"/>
+              <w:bottom w:val="single" w:color="E0D5BB" w:sz="2"/>
+              <w:right w:val="none" w:color="FFFFFF" w:sz="0"/>
+            </w:tcBorders>
+            <w:tcMar>
+              <w:top w:type="dxa" w:w="70"/>
+              <w:left w:type="dxa" w:w="60"/>
+              <w:bottom w:type="dxa" w:w="70"/>
+              <w:right w:type="dxa" w:w="120"/>
+            </w:tcMar>
+          </w:tcPr>
+          <w:p>
+            <w:pPr>
+              <w:spacing w:after="0" w:line="264"/>
+            </w:pPr>
+            <w:r>
+              <w:rPr>
+                <w:b w:val="false"/>
+                <w:bCs w:val="false"/>
+                <w:sz w:val="18"/>
+                <w:szCs w:val="18"/>
+              </w:rPr>
+              <w:t xml:space="preserve">Le job deploy n'est jamais lancé (needs:) — la production n'est pas touchée</w:t>
+            </w:r>
+          </w:p>
+        </w:tc>
+        <w:tc>
+          <w:tcPr>
+            <w:tcW w:type="dxa" w:w="3118"/>
+            <w:tcBorders>
+              <w:top w:val="none" w:color="FFFFFF" w:sz="0"/>
+              <w:left w:val="none" w:color="FFFFFF" w:sz="0"/>
+              <w:bottom w:val="single" w:color="E0D5BB" w:sz="2"/>
+              <w:right w:val="none" w:color="FFFFFF" w:sz="0"/>
+            </w:tcBorders>
+            <w:tcMar>
+              <w:top w:type="dxa" w:w="70"/>
+              <w:left w:type="dxa" w:w="60"/>
+              <w:bottom w:type="dxa" w:w="70"/>
+              <w:right w:type="dxa" w:w="120"/>
+            </w:tcMar>
+          </w:tcPr>
+          <w:p>
+            <w:pPr>
+              <w:spacing w:after="0" w:line="264"/>
+            </w:pPr>
+            <w:r>
+              <w:rPr>
+                <w:b w:val="false"/>
+                <w:bCs w:val="false"/>
+                <w:sz w:val="18"/>
+                <w:szCs w:val="18"/>
+              </w:rPr>
+              <w:t xml:space="preserve">Corriger sur develop, re-pousser</w:t>
+            </w:r>
+          </w:p>
+        </w:tc>
+      </w:tr>
+      <w:tr>
+        <w:tc>
+          <w:tcPr>
+            <w:tcW w:type="dxa" w:w="1985"/>
+            <w:tcBorders>
+              <w:top w:val="none" w:color="FFFFFF" w:sz="0"/>
+              <w:left w:val="none" w:color="FFFFFF" w:sz="0"/>
+              <w:bottom w:val="single" w:color="E0D5BB" w:sz="2"/>
+              <w:right w:val="none" w:color="FFFFFF" w:sz="0"/>
+            </w:tcBorders>
+            <w:tcMar>
+              <w:top w:type="dxa" w:w="70"/>
+              <w:left w:type="dxa" w:w="60"/>
+              <w:bottom w:type="dxa" w:w="70"/>
+              <w:right w:type="dxa" w:w="120"/>
+            </w:tcMar>
+          </w:tcPr>
+          <w:p>
+            <w:pPr>
+              <w:spacing w:after="0" w:line="264"/>
+            </w:pPr>
+            <w:r>
+              <w:rPr>
+                <w:b w:val="false"/>
+                <w:bCs w:val="false"/>
+                <w:sz w:val="18"/>
+                <w:szCs w:val="18"/>
+              </w:rPr>
+              <w:t xml:space="preserve">Secrets SSH absents ou invalides</w:t>
+            </w:r>
+          </w:p>
+        </w:tc>
+        <w:tc>
+          <w:tcPr>
+            <w:tcW w:type="dxa" w:w="3969"/>
+            <w:tcBorders>
+              <w:top w:val="none" w:color="FFFFFF" w:sz="0"/>
+              <w:left w:val="none" w:color="FFFFFF" w:sz="0"/>
+              <w:bottom w:val="single" w:color="E0D5BB" w:sz="2"/>
+              <w:right w:val="none" w:color="FFFFFF" w:sz="0"/>
+            </w:tcBorders>
+            <w:tcMar>
+              <w:top w:type="dxa" w:w="70"/>
+              <w:left w:type="dxa" w:w="60"/>
+              <w:bottom w:type="dxa" w:w="70"/>
+              <w:right w:type="dxa" w:w="120"/>
+            </w:tcMar>
+          </w:tcPr>
+          <w:p>
+            <w:pPr>
+              <w:spacing w:after="0" w:line="264"/>
+            </w:pPr>
+            <w:r>
+              <w:rPr>
+                <w:b w:val="false"/>
+                <w:bCs w:val="false"/>
+                <w:sz w:val="18"/>
+                <w:szCs w:val="18"/>
+              </w:rPr>
+              <w:t xml:space="preserve">Le job deploy s'arrête immédiatement (« missing server host ») — comportement vérifié, cf. annexe B</w:t>
+            </w:r>
+          </w:p>
+        </w:tc>
+        <w:tc>
+          <w:tcPr>
+            <w:tcW w:type="dxa" w:w="3118"/>
+            <w:tcBorders>
+              <w:top w:val="none" w:color="FFFFFF" w:sz="0"/>
+              <w:left w:val="none" w:color="FFFFFF" w:sz="0"/>
+              <w:bottom w:val="single" w:color="E0D5BB" w:sz="2"/>
+              <w:right w:val="none" w:color="FFFFFF" w:sz="0"/>
+            </w:tcBorders>
+            <w:tcMar>
+              <w:top w:type="dxa" w:w="70"/>
+              <w:left w:type="dxa" w:w="60"/>
+              <w:bottom w:type="dxa" w:w="70"/>
+              <w:right w:type="dxa" w:w="120"/>
+            </w:tcMar>
+          </w:tcPr>
+          <w:p>
+            <w:pPr>
+              <w:spacing w:after="0" w:line="264"/>
+            </w:pPr>
+            <w:r>
+              <w:rPr>
+                <w:b w:val="false"/>
+                <w:bCs w:val="false"/>
+                <w:sz w:val="18"/>
+                <w:szCs w:val="18"/>
+              </w:rPr>
+              <w:t xml:space="preserve">Renseigner les secrets GitHub, relancer le run</w:t>
+            </w:r>
+          </w:p>
+        </w:tc>
+      </w:tr>
+      <w:tr>
+        <w:tc>
+          <w:tcPr>
+            <w:tcW w:type="dxa" w:w="1985"/>
+            <w:tcBorders>
+              <w:top w:val="none" w:color="FFFFFF" w:sz="0"/>
+              <w:left w:val="none" w:color="FFFFFF" w:sz="0"/>
+              <w:bottom w:val="single" w:color="E0D5BB" w:sz="2"/>
+              <w:right w:val="none" w:color="FFFFFF" w:sz="0"/>
+            </w:tcBorders>
+            <w:tcMar>
+              <w:top w:type="dxa" w:w="70"/>
+              <w:left w:type="dxa" w:w="60"/>
+              <w:bottom w:type="dxa" w:w="70"/>
+              <w:right w:type="dxa" w:w="120"/>
+            </w:tcMar>
+          </w:tcPr>
+          <w:p>
+            <w:pPr>
+              <w:spacing w:after="0" w:line="264"/>
+            </w:pPr>
+            <w:r>
+              <w:rPr>
+                <w:b w:val="false"/>
+                <w:bCs w:val="false"/>
+                <w:sz w:val="18"/>
+                <w:szCs w:val="18"/>
+              </w:rPr>
+              <w:t xml:space="preserve">Échec d'une migration BDD</w:t>
+            </w:r>
+          </w:p>
+        </w:tc>
+        <w:tc>
+          <w:tcPr>
+            <w:tcW w:type="dxa" w:w="3969"/>
+            <w:tcBorders>
+              <w:top w:val="none" w:color="FFFFFF" w:sz="0"/>
+              <w:left w:val="none" w:color="FFFFFF" w:sz="0"/>
+              <w:bottom w:val="single" w:color="E0D5BB" w:sz="2"/>
+              <w:right w:val="none" w:color="FFFFFF" w:sz="0"/>
+            </w:tcBorders>
+            <w:tcMar>
+              <w:top w:type="dxa" w:w="70"/>
+              <w:left w:type="dxa" w:w="60"/>
+              <w:bottom w:type="dxa" w:w="70"/>
+              <w:right w:type="dxa" w:w="120"/>
+            </w:tcMar>
+          </w:tcPr>
+          <w:p>
+            <w:pPr>
+              <w:spacing w:after="0" w:line="264"/>
+            </w:pPr>
+            <w:r>
+              <w:rPr>
+                <w:b w:val="false"/>
+                <w:bCs w:val="false"/>
+                <w:sz w:val="18"/>
+                <w:szCs w:val="18"/>
+              </w:rPr>
+              <w:t xml:space="preserve">set -e interrompt le script avant le cache et le build : l'ancien code reste servi</w:t>
+            </w:r>
+          </w:p>
+        </w:tc>
+        <w:tc>
+          <w:tcPr>
+            <w:tcW w:type="dxa" w:w="3118"/>
+            <w:tcBorders>
+              <w:top w:val="none" w:color="FFFFFF" w:sz="0"/>
+              <w:left w:val="none" w:color="FFFFFF" w:sz="0"/>
+              <w:bottom w:val="single" w:color="E0D5BB" w:sz="2"/>
+              <w:right w:val="none" w:color="FFFFFF" w:sz="0"/>
+            </w:tcBorders>
+            <w:tcMar>
+              <w:top w:type="dxa" w:w="70"/>
+              <w:left w:type="dxa" w:w="60"/>
+              <w:bottom w:type="dxa" w:w="70"/>
+              <w:right w:type="dxa" w:w="120"/>
+            </w:tcMar>
+          </w:tcPr>
+          <w:p>
+            <w:pPr>
+              <w:spacing w:after="0" w:line="264"/>
+            </w:pPr>
+            <w:r>
+              <w:rPr>
+                <w:b w:val="false"/>
+                <w:bCs w:val="false"/>
+                <w:sz w:val="18"/>
+                <w:szCs w:val="18"/>
+              </w:rPr>
+              <w:t xml:space="preserve">Corriger la migration, re-déployer ; les migrations restent réversibles (down())</w:t>
+            </w:r>
+          </w:p>
+        </w:tc>
+      </w:tr>
+      <w:tr>
+        <w:tc>
+          <w:tcPr>
+            <w:tcW w:type="dxa" w:w="1985"/>
+            <w:tcBorders>
+              <w:top w:val="none" w:color="FFFFFF" w:sz="0"/>
+              <w:left w:val="none" w:color="FFFFFF" w:sz="0"/>
+              <w:bottom w:val="single" w:color="E0D5BB" w:sz="2"/>
+              <w:right w:val="none" w:color="FFFFFF" w:sz="0"/>
+            </w:tcBorders>
+            <w:tcMar>
+              <w:top w:type="dxa" w:w="70"/>
+              <w:left w:type="dxa" w:w="60"/>
+              <w:bottom w:type="dxa" w:w="70"/>
+              <w:right w:type="dxa" w:w="120"/>
+            </w:tcMar>
+          </w:tcPr>
+          <w:p>
+            <w:pPr>
+              <w:spacing w:after="0" w:line="264"/>
+            </w:pPr>
+            <w:r>
+              <w:rPr>
+                <w:b w:val="false"/>
+                <w:bCs w:val="false"/>
+                <w:sz w:val="18"/>
+                <w:szCs w:val="18"/>
+              </w:rPr>
+              <w:t xml:space="preserve">Échec du build front</w:t>
+            </w:r>
+          </w:p>
+        </w:tc>
+        <w:tc>
+          <w:tcPr>
+            <w:tcW w:type="dxa" w:w="3969"/>
+            <w:tcBorders>
+              <w:top w:val="none" w:color="FFFFFF" w:sz="0"/>
+              <w:left w:val="none" w:color="FFFFFF" w:sz="0"/>
+              <w:bottom w:val="single" w:color="E0D5BB" w:sz="2"/>
+              <w:right w:val="none" w:color="FFFFFF" w:sz="0"/>
+            </w:tcBorders>
+            <w:tcMar>
+              <w:top w:type="dxa" w:w="70"/>
+              <w:left w:type="dxa" w:w="60"/>
+              <w:bottom w:type="dxa" w:w="70"/>
+              <w:right w:type="dxa" w:w="120"/>
+            </w:tcMar>
+          </w:tcPr>
+          <w:p>
+            <w:pPr>
+              <w:spacing w:after="0" w:line="264"/>
+            </w:pPr>
+            <w:r>
+              <w:rPr>
+                <w:b w:val="false"/>
+                <w:bCs w:val="false"/>
+                <w:sz w:val="18"/>
+                <w:szCs w:val="18"/>
+              </w:rPr>
+              <w:t xml:space="preserve">L'ancien build reste en place (le dossier build/ n'est remplacé qu'en fin de compilation)</w:t>
+            </w:r>
+          </w:p>
+        </w:tc>
+        <w:tc>
+          <w:tcPr>
+            <w:tcW w:type="dxa" w:w="3118"/>
+            <w:tcBorders>
+              <w:top w:val="none" w:color="FFFFFF" w:sz="0"/>
+              <w:left w:val="none" w:color="FFFFFF" w:sz="0"/>
+              <w:bottom w:val="single" w:color="E0D5BB" w:sz="2"/>
+              <w:right w:val="none" w:color="FFFFFF" w:sz="0"/>
+            </w:tcBorders>
+            <w:tcMar>
+              <w:top w:type="dxa" w:w="70"/>
+              <w:left w:type="dxa" w:w="60"/>
+              <w:bottom w:type="dxa" w:w="70"/>
+              <w:right w:type="dxa" w:w="120"/>
+            </w:tcMar>
+          </w:tcPr>
+          <w:p>
+            <w:pPr>
+              <w:spacing w:after="0" w:line="264"/>
+            </w:pPr>
+            <w:r>
+              <w:rPr>
+                <w:b w:val="false"/>
+                <w:bCs w:val="false"/>
+                <w:sz w:val="18"/>
+                <w:szCs w:val="18"/>
+              </w:rPr>
+              <w:t xml:space="preserve">Re-déployer après correctif</w:t>
+            </w:r>
+          </w:p>
+        </w:tc>
+      </w:tr>
+      <w:tr>
+        <w:tc>
+          <w:tcPr>
+            <w:tcW w:type="dxa" w:w="1985"/>
+            <w:tcBorders>
+              <w:top w:val="none" w:color="FFFFFF" w:sz="0"/>
+              <w:left w:val="none" w:color="FFFFFF" w:sz="0"/>
+              <w:bottom w:val="single" w:color="8B6914" w:sz="10"/>
+              <w:right w:val="none" w:color="FFFFFF" w:sz="0"/>
+            </w:tcBorders>
+            <w:tcMar>
+              <w:top w:type="dxa" w:w="70"/>
+              <w:left w:type="dxa" w:w="60"/>
+              <w:bottom w:type="dxa" w:w="70"/>
+              <w:right w:type="dxa" w:w="120"/>
+            </w:tcMar>
+          </w:tcPr>
+          <w:p>
+            <w:pPr>
+              <w:spacing w:after="0" w:line="264"/>
+            </w:pPr>
+            <w:r>
+              <w:rPr>
+                <w:b w:val="false"/>
+                <w:bCs w:val="false"/>
+                <w:sz w:val="18"/>
+                <w:szCs w:val="18"/>
+              </w:rPr>
+              <w:t xml:space="preserve">Régression détectée après mise en production</w:t>
+            </w:r>
+          </w:p>
+        </w:tc>
+        <w:tc>
+          <w:tcPr>
+            <w:tcW w:type="dxa" w:w="3969"/>
+            <w:tcBorders>
+              <w:top w:val="none" w:color="FFFFFF" w:sz="0"/>
+              <w:left w:val="none" w:color="FFFFFF" w:sz="0"/>
+              <w:bottom w:val="single" w:color="8B6914" w:sz="10"/>
+              <w:right w:val="none" w:color="FFFFFF" w:sz="0"/>
+            </w:tcBorders>
+            <w:tcMar>
+              <w:top w:type="dxa" w:w="70"/>
+              <w:left w:type="dxa" w:w="60"/>
+              <w:bottom w:type="dxa" w:w="70"/>
+              <w:right w:type="dxa" w:w="120"/>
+            </w:tcMar>
+          </w:tcPr>
+          <w:p>
+            <w:pPr>
+              <w:spacing w:after="0" w:line="264"/>
+            </w:pPr>
+            <w:r>
+              <w:rPr>
+                <w:b w:val="false"/>
+                <w:bCs w:val="false"/>
+                <w:sz w:val="18"/>
+                <w:szCs w:val="18"/>
+              </w:rPr>
+              <w:t xml:space="preserve">La sonde (/api/health + cron) alerte en ≤ 5 min ; l'historique master permet de cibler le commit fautif</w:t>
+            </w:r>
+          </w:p>
+        </w:tc>
+        <w:tc>
+          <w:tcPr>
+            <w:tcW w:type="dxa" w:w="3118"/>
+            <w:tcBorders>
+              <w:top w:val="none" w:color="FFFFFF" w:sz="0"/>
+              <w:left w:val="none" w:color="FFFFFF" w:sz="0"/>
+              <w:bottom w:val="single" w:color="8B6914" w:sz="10"/>
+              <w:right w:val="none" w:color="FFFFFF" w:sz="0"/>
+            </w:tcBorders>
+            <w:tcMar>
+              <w:top w:type="dxa" w:w="70"/>
+              <w:left w:type="dxa" w:w="60"/>
+              <w:bottom w:type="dxa" w:w="70"/>
+              <w:right w:type="dxa" w:w="120"/>
+            </w:tcMar>
+          </w:tcPr>
+          <w:p>
+            <w:pPr>
+              <w:spacing w:after="0" w:line="264"/>
+            </w:pPr>
+            <w:r>
+              <w:rPr>
+                <w:b w:val="false"/>
+                <w:bCs w:val="false"/>
+                <w:sz w:val="18"/>
+                <w:szCs w:val="18"/>
+              </w:rPr>
+              <w:t xml:space="preserve">Re-déployer le commit master précédent (retour arrière en une commande)</w:t>
+            </w:r>
+          </w:p>
+        </w:tc>
+      </w:tr>
+    </w:tbl>
     <w:p>
       <w:pPr>
         <w:pStyle w:val="Heading1"/>
@@ -9444,7 +11439,7 @@
         <w:pStyle w:val="ListParagraph"/>
         <w:numPr>
           <w:ilvl w:val="0"/>
-          <w:numId w:val="2"/>
+          <w:numId w:val="3"/>
         </w:numPr>
         <w:spacing w:after="80" w:line="330"/>
         <w:jc w:val="both"/>
@@ -9462,7 +11457,7 @@
         <w:pStyle w:val="ListParagraph"/>
         <w:numPr>
           <w:ilvl w:val="0"/>
-          <w:numId w:val="2"/>
+          <w:numId w:val="3"/>
         </w:numPr>
         <w:spacing w:after="80" w:line="330"/>
         <w:jc w:val="both"/>
@@ -9480,7 +11475,7 @@
         <w:pStyle w:val="ListParagraph"/>
         <w:numPr>
           <w:ilvl w:val="0"/>
-          <w:numId w:val="2"/>
+          <w:numId w:val="3"/>
         </w:numPr>
         <w:spacing w:after="80" w:line="330"/>
         <w:jc w:val="both"/>
@@ -9491,6 +11486,704 @@
           <w:szCs w:val="22"/>
         </w:rPr>
         <w:t xml:space="preserve">Les mêmes commandes tournent en local et dans le pipeline : un développeur reproduit la CI à l'identique.</w:t>
+      </w:r>
+    </w:p>
+    <w:p>
+      <w:pPr>
+        <w:pStyle w:val="Heading2"/>
+      </w:pPr>
+      <w:r>
+        <w:t xml:space="preserve">6.4 Stratégie : une pyramide de tests assumée</w:t>
+      </w:r>
+    </w:p>
+    <w:p>
+      <w:pPr>
+        <w:spacing w:after="140" w:before="0" w:line="330"/>
+        <w:jc w:val="both"/>
+      </w:pPr>
+      <w:r>
+        <w:rPr>
+          <w:b w:val="false"/>
+          <w:bCs w:val="false"/>
+          <w:i w:val="false"/>
+          <w:iCs w:val="false"/>
+          <w:sz w:val="22"/>
+          <w:szCs w:val="22"/>
+        </w:rPr>
+        <w:t xml:space="preserve">Chaque niveau de test a un rôle et un coût d'exécution différents ; l'effort est réparti pour maximiser la détection au moindre coût :</w:t>
+      </w:r>
+    </w:p>
+    <w:tbl>
+      <w:tblPr>
+        <w:tblW w:type="dxa" w:w="9072"/>
+        <w:tblBorders>
+          <w:top w:val="single" w:color="auto" w:sz="4"/>
+          <w:left w:val="single" w:color="auto" w:sz="4"/>
+          <w:bottom w:val="single" w:color="auto" w:sz="4"/>
+          <w:right w:val="single" w:color="auto" w:sz="4"/>
+          <w:insideH w:val="single" w:color="auto" w:sz="4"/>
+          <w:insideV w:val="single" w:color="auto" w:sz="4"/>
+        </w:tblBorders>
+      </w:tblPr>
+      <w:tblGrid>
+        <w:gridCol w:w="1202"/>
+        <w:gridCol w:w="1967"/>
+        <w:gridCol w:w="3826"/>
+        <w:gridCol w:w="2077"/>
+      </w:tblGrid>
+      <w:tr>
+        <w:trPr>
+          <w:tblHeader/>
+        </w:trPr>
+        <w:tc>
+          <w:tcPr>
+            <w:tcW w:type="dxa" w:w="1202"/>
+            <w:tcBorders>
+              <w:top w:val="single" w:color="8B6914" w:sz="10"/>
+              <w:left w:val="none" w:color="FFFFFF" w:sz="0"/>
+              <w:bottom w:val="single" w:color="8B6914" w:sz="5"/>
+              <w:right w:val="none" w:color="FFFFFF" w:sz="0"/>
+            </w:tcBorders>
+            <w:tcMar>
+              <w:top w:type="dxa" w:w="70"/>
+              <w:left w:type="dxa" w:w="60"/>
+              <w:bottom w:type="dxa" w:w="70"/>
+              <w:right w:type="dxa" w:w="120"/>
+            </w:tcMar>
+          </w:tcPr>
+          <w:p>
+            <w:pPr>
+              <w:spacing w:after="0" w:line="264"/>
+            </w:pPr>
+            <w:r>
+              <w:rPr>
+                <w:b/>
+                <w:bCs/>
+                <w:color w:val="2D1A00"/>
+                <w:sz w:val="19"/>
+                <w:szCs w:val="19"/>
+              </w:rPr>
+              <w:t xml:space="preserve">Niveau</w:t>
+            </w:r>
+          </w:p>
+        </w:tc>
+        <w:tc>
+          <w:tcPr>
+            <w:tcW w:type="dxa" w:w="1967"/>
+            <w:tcBorders>
+              <w:top w:val="single" w:color="8B6914" w:sz="10"/>
+              <w:left w:val="none" w:color="FFFFFF" w:sz="0"/>
+              <w:bottom w:val="single" w:color="8B6914" w:sz="5"/>
+              <w:right w:val="none" w:color="FFFFFF" w:sz="0"/>
+            </w:tcBorders>
+            <w:tcMar>
+              <w:top w:type="dxa" w:w="70"/>
+              <w:left w:type="dxa" w:w="60"/>
+              <w:bottom w:type="dxa" w:w="70"/>
+              <w:right w:type="dxa" w:w="120"/>
+            </w:tcMar>
+          </w:tcPr>
+          <w:p>
+            <w:pPr>
+              <w:spacing w:after="0" w:line="264"/>
+            </w:pPr>
+            <w:r>
+              <w:rPr>
+                <w:b/>
+                <w:bCs/>
+                <w:color w:val="2D1A00"/>
+                <w:sz w:val="19"/>
+                <w:szCs w:val="19"/>
+              </w:rPr>
+              <w:t xml:space="preserve">Outillage</w:t>
+            </w:r>
+          </w:p>
+        </w:tc>
+        <w:tc>
+          <w:tcPr>
+            <w:tcW w:type="dxa" w:w="3826"/>
+            <w:tcBorders>
+              <w:top w:val="single" w:color="8B6914" w:sz="10"/>
+              <w:left w:val="none" w:color="FFFFFF" w:sz="0"/>
+              <w:bottom w:val="single" w:color="8B6914" w:sz="5"/>
+              <w:right w:val="none" w:color="FFFFFF" w:sz="0"/>
+            </w:tcBorders>
+            <w:tcMar>
+              <w:top w:type="dxa" w:w="70"/>
+              <w:left w:type="dxa" w:w="60"/>
+              <w:bottom w:type="dxa" w:w="70"/>
+              <w:right w:type="dxa" w:w="120"/>
+            </w:tcMar>
+          </w:tcPr>
+          <w:p>
+            <w:pPr>
+              <w:spacing w:after="0" w:line="264"/>
+            </w:pPr>
+            <w:r>
+              <w:rPr>
+                <w:b/>
+                <w:bCs/>
+                <w:color w:val="2D1A00"/>
+                <w:sz w:val="19"/>
+                <w:szCs w:val="19"/>
+              </w:rPr>
+              <w:t xml:space="preserve">Ce qu'il vérifie</w:t>
+            </w:r>
+          </w:p>
+        </w:tc>
+        <w:tc>
+          <w:tcPr>
+            <w:tcW w:type="dxa" w:w="2077"/>
+            <w:tcBorders>
+              <w:top w:val="single" w:color="8B6914" w:sz="10"/>
+              <w:left w:val="none" w:color="FFFFFF" w:sz="0"/>
+              <w:bottom w:val="single" w:color="8B6914" w:sz="5"/>
+              <w:right w:val="none" w:color="FFFFFF" w:sz="0"/>
+            </w:tcBorders>
+            <w:tcMar>
+              <w:top w:type="dxa" w:w="70"/>
+              <w:left w:type="dxa" w:w="60"/>
+              <w:bottom w:type="dxa" w:w="70"/>
+              <w:right w:type="dxa" w:w="120"/>
+            </w:tcMar>
+          </w:tcPr>
+          <w:p>
+            <w:pPr>
+              <w:spacing w:after="0" w:line="264"/>
+            </w:pPr>
+            <w:r>
+              <w:rPr>
+                <w:b/>
+                <w:bCs/>
+                <w:color w:val="2D1A00"/>
+                <w:sz w:val="19"/>
+                <w:szCs w:val="19"/>
+              </w:rPr>
+              <w:t xml:space="preserve">Déterminisme</w:t>
+            </w:r>
+          </w:p>
+        </w:tc>
+      </w:tr>
+      <w:tr>
+        <w:tc>
+          <w:tcPr>
+            <w:tcW w:type="dxa" w:w="1202"/>
+            <w:tcBorders>
+              <w:top w:val="none" w:color="FFFFFF" w:sz="0"/>
+              <w:left w:val="none" w:color="FFFFFF" w:sz="0"/>
+              <w:bottom w:val="single" w:color="E0D5BB" w:sz="2"/>
+              <w:right w:val="none" w:color="FFFFFF" w:sz="0"/>
+            </w:tcBorders>
+            <w:tcMar>
+              <w:top w:type="dxa" w:w="70"/>
+              <w:left w:type="dxa" w:w="60"/>
+              <w:bottom w:type="dxa" w:w="70"/>
+              <w:right w:type="dxa" w:w="120"/>
+            </w:tcMar>
+          </w:tcPr>
+          <w:p>
+            <w:pPr>
+              <w:spacing w:after="0" w:line="264"/>
+            </w:pPr>
+            <w:r>
+              <w:rPr>
+                <w:b w:val="false"/>
+                <w:bCs w:val="false"/>
+                <w:sz w:val="19"/>
+                <w:szCs w:val="19"/>
+              </w:rPr>
+              <w:t xml:space="preserve">Unitaire</w:t>
+            </w:r>
+          </w:p>
+        </w:tc>
+        <w:tc>
+          <w:tcPr>
+            <w:tcW w:type="dxa" w:w="1967"/>
+            <w:tcBorders>
+              <w:top w:val="none" w:color="FFFFFF" w:sz="0"/>
+              <w:left w:val="none" w:color="FFFFFF" w:sz="0"/>
+              <w:bottom w:val="single" w:color="E0D5BB" w:sz="2"/>
+              <w:right w:val="none" w:color="FFFFFF" w:sz="0"/>
+            </w:tcBorders>
+            <w:tcMar>
+              <w:top w:type="dxa" w:w="70"/>
+              <w:left w:type="dxa" w:w="60"/>
+              <w:bottom w:type="dxa" w:w="70"/>
+              <w:right w:type="dxa" w:w="120"/>
+            </w:tcMar>
+          </w:tcPr>
+          <w:p>
+            <w:pPr>
+              <w:spacing w:after="0" w:line="264"/>
+            </w:pPr>
+            <w:r>
+              <w:rPr>
+                <w:b w:val="false"/>
+                <w:bCs w:val="false"/>
+                <w:sz w:val="19"/>
+                <w:szCs w:val="19"/>
+              </w:rPr>
+              <w:t xml:space="preserve">PHPUnit / Jest</w:t>
+            </w:r>
+          </w:p>
+        </w:tc>
+        <w:tc>
+          <w:tcPr>
+            <w:tcW w:type="dxa" w:w="3826"/>
+            <w:tcBorders>
+              <w:top w:val="none" w:color="FFFFFF" w:sz="0"/>
+              <w:left w:val="none" w:color="FFFFFF" w:sz="0"/>
+              <w:bottom w:val="single" w:color="E0D5BB" w:sz="2"/>
+              <w:right w:val="none" w:color="FFFFFF" w:sz="0"/>
+            </w:tcBorders>
+            <w:tcMar>
+              <w:top w:type="dxa" w:w="70"/>
+              <w:left w:type="dxa" w:w="60"/>
+              <w:bottom w:type="dxa" w:w="70"/>
+              <w:right w:type="dxa" w:w="120"/>
+            </w:tcMar>
+          </w:tcPr>
+          <w:p>
+            <w:pPr>
+              <w:spacing w:after="0" w:line="264"/>
+            </w:pPr>
+            <w:r>
+              <w:rPr>
+                <w:b w:val="false"/>
+                <w:bCs w:val="false"/>
+                <w:sz w:val="19"/>
+                <w:szCs w:val="19"/>
+              </w:rPr>
+              <w:t xml:space="preserve">Logique pure : calculs de craft (LPB, taux de retour), utilitaires d'authentification, mappage de données</w:t>
+            </w:r>
+          </w:p>
+        </w:tc>
+        <w:tc>
+          <w:tcPr>
+            <w:tcW w:type="dxa" w:w="2077"/>
+            <w:tcBorders>
+              <w:top w:val="none" w:color="FFFFFF" w:sz="0"/>
+              <w:left w:val="none" w:color="FFFFFF" w:sz="0"/>
+              <w:bottom w:val="single" w:color="E0D5BB" w:sz="2"/>
+              <w:right w:val="none" w:color="FFFFFF" w:sz="0"/>
+            </w:tcBorders>
+            <w:tcMar>
+              <w:top w:type="dxa" w:w="70"/>
+              <w:left w:type="dxa" w:w="60"/>
+              <w:bottom w:type="dxa" w:w="70"/>
+              <w:right w:type="dxa" w:w="120"/>
+            </w:tcMar>
+          </w:tcPr>
+          <w:p>
+            <w:pPr>
+              <w:spacing w:after="0" w:line="264"/>
+            </w:pPr>
+            <w:r>
+              <w:rPr>
+                <w:b w:val="false"/>
+                <w:bCs w:val="false"/>
+                <w:sz w:val="19"/>
+                <w:szCs w:val="19"/>
+              </w:rPr>
+              <w:t xml:space="preserve">Total — aucune dépendance externe</w:t>
+            </w:r>
+          </w:p>
+        </w:tc>
+      </w:tr>
+      <w:tr>
+        <w:tc>
+          <w:tcPr>
+            <w:tcW w:type="dxa" w:w="1202"/>
+            <w:tcBorders>
+              <w:top w:val="none" w:color="FFFFFF" w:sz="0"/>
+              <w:left w:val="none" w:color="FFFFFF" w:sz="0"/>
+              <w:bottom w:val="single" w:color="E0D5BB" w:sz="2"/>
+              <w:right w:val="none" w:color="FFFFFF" w:sz="0"/>
+            </w:tcBorders>
+            <w:tcMar>
+              <w:top w:type="dxa" w:w="70"/>
+              <w:left w:type="dxa" w:w="60"/>
+              <w:bottom w:type="dxa" w:w="70"/>
+              <w:right w:type="dxa" w:w="120"/>
+            </w:tcMar>
+          </w:tcPr>
+          <w:p>
+            <w:pPr>
+              <w:spacing w:after="0" w:line="264"/>
+            </w:pPr>
+            <w:r>
+              <w:rPr>
+                <w:b w:val="false"/>
+                <w:bCs w:val="false"/>
+                <w:sz w:val="19"/>
+                <w:szCs w:val="19"/>
+              </w:rPr>
+              <w:t xml:space="preserve">Intégration API</w:t>
+            </w:r>
+          </w:p>
+        </w:tc>
+        <w:tc>
+          <w:tcPr>
+            <w:tcW w:type="dxa" w:w="1967"/>
+            <w:tcBorders>
+              <w:top w:val="none" w:color="FFFFFF" w:sz="0"/>
+              <w:left w:val="none" w:color="FFFFFF" w:sz="0"/>
+              <w:bottom w:val="single" w:color="E0D5BB" w:sz="2"/>
+              <w:right w:val="none" w:color="FFFFFF" w:sz="0"/>
+            </w:tcBorders>
+            <w:tcMar>
+              <w:top w:type="dxa" w:w="70"/>
+              <w:left w:type="dxa" w:w="60"/>
+              <w:bottom w:type="dxa" w:w="70"/>
+              <w:right w:type="dxa" w:w="120"/>
+            </w:tcMar>
+          </w:tcPr>
+          <w:p>
+            <w:pPr>
+              <w:spacing w:after="0" w:line="264"/>
+            </w:pPr>
+            <w:r>
+              <w:rPr>
+                <w:b w:val="false"/>
+                <w:bCs w:val="false"/>
+                <w:sz w:val="19"/>
+                <w:szCs w:val="19"/>
+              </w:rPr>
+              <w:t xml:space="preserve">WebTestCase + SQLite dédiée</w:t>
+            </w:r>
+          </w:p>
+        </w:tc>
+        <w:tc>
+          <w:tcPr>
+            <w:tcW w:type="dxa" w:w="3826"/>
+            <w:tcBorders>
+              <w:top w:val="none" w:color="FFFFFF" w:sz="0"/>
+              <w:left w:val="none" w:color="FFFFFF" w:sz="0"/>
+              <w:bottom w:val="single" w:color="E0D5BB" w:sz="2"/>
+              <w:right w:val="none" w:color="FFFFFF" w:sz="0"/>
+            </w:tcBorders>
+            <w:tcMar>
+              <w:top w:type="dxa" w:w="70"/>
+              <w:left w:type="dxa" w:w="60"/>
+              <w:bottom w:type="dxa" w:w="70"/>
+              <w:right w:type="dxa" w:w="120"/>
+            </w:tcMar>
+          </w:tcPr>
+          <w:p>
+            <w:pPr>
+              <w:spacing w:after="0" w:line="264"/>
+            </w:pPr>
+            <w:r>
+              <w:rPr>
+                <w:b w:val="false"/>
+                <w:bCs w:val="false"/>
+                <w:sz w:val="19"/>
+                <w:szCs w:val="19"/>
+              </w:rPr>
+              <w:t xml:space="preserve">Contrats HTTP réels : codes de statut, corps JSON, règles du firewall, contraintes BDD</w:t>
+            </w:r>
+          </w:p>
+        </w:tc>
+        <w:tc>
+          <w:tcPr>
+            <w:tcW w:type="dxa" w:w="2077"/>
+            <w:tcBorders>
+              <w:top w:val="none" w:color="FFFFFF" w:sz="0"/>
+              <w:left w:val="none" w:color="FFFFFF" w:sz="0"/>
+              <w:bottom w:val="single" w:color="E0D5BB" w:sz="2"/>
+              <w:right w:val="none" w:color="FFFFFF" w:sz="0"/>
+            </w:tcBorders>
+            <w:tcMar>
+              <w:top w:type="dxa" w:w="70"/>
+              <w:left w:type="dxa" w:w="60"/>
+              <w:bottom w:type="dxa" w:w="70"/>
+              <w:right w:type="dxa" w:w="120"/>
+            </w:tcMar>
+          </w:tcPr>
+          <w:p>
+            <w:pPr>
+              <w:spacing w:after="0" w:line="264"/>
+            </w:pPr>
+            <w:r>
+              <w:rPr>
+                <w:b w:val="false"/>
+                <w:bCs w:val="false"/>
+                <w:sz w:val="19"/>
+                <w:szCs w:val="19"/>
+              </w:rPr>
+              <w:t xml:space="preserve">Base recréée à chaque exécution</w:t>
+            </w:r>
+          </w:p>
+        </w:tc>
+      </w:tr>
+      <w:tr>
+        <w:tc>
+          <w:tcPr>
+            <w:tcW w:type="dxa" w:w="1202"/>
+            <w:tcBorders>
+              <w:top w:val="none" w:color="FFFFFF" w:sz="0"/>
+              <w:left w:val="none" w:color="FFFFFF" w:sz="0"/>
+              <w:bottom w:val="single" w:color="E0D5BB" w:sz="2"/>
+              <w:right w:val="none" w:color="FFFFFF" w:sz="0"/>
+            </w:tcBorders>
+            <w:tcMar>
+              <w:top w:type="dxa" w:w="70"/>
+              <w:left w:type="dxa" w:w="60"/>
+              <w:bottom w:type="dxa" w:w="70"/>
+              <w:right w:type="dxa" w:w="120"/>
+            </w:tcMar>
+          </w:tcPr>
+          <w:p>
+            <w:pPr>
+              <w:spacing w:after="0" w:line="264"/>
+            </w:pPr>
+            <w:r>
+              <w:rPr>
+                <w:b w:val="false"/>
+                <w:bCs w:val="false"/>
+                <w:sz w:val="19"/>
+                <w:szCs w:val="19"/>
+              </w:rPr>
+              <w:t xml:space="preserve">Composants UI</w:t>
+            </w:r>
+          </w:p>
+        </w:tc>
+        <w:tc>
+          <w:tcPr>
+            <w:tcW w:type="dxa" w:w="1967"/>
+            <w:tcBorders>
+              <w:top w:val="none" w:color="FFFFFF" w:sz="0"/>
+              <w:left w:val="none" w:color="FFFFFF" w:sz="0"/>
+              <w:bottom w:val="single" w:color="E0D5BB" w:sz="2"/>
+              <w:right w:val="none" w:color="FFFFFF" w:sz="0"/>
+            </w:tcBorders>
+            <w:tcMar>
+              <w:top w:type="dxa" w:w="70"/>
+              <w:left w:type="dxa" w:w="60"/>
+              <w:bottom w:type="dxa" w:w="70"/>
+              <w:right w:type="dxa" w:w="120"/>
+            </w:tcMar>
+          </w:tcPr>
+          <w:p>
+            <w:pPr>
+              <w:spacing w:after="0" w:line="264"/>
+            </w:pPr>
+            <w:r>
+              <w:rPr>
+                <w:b w:val="false"/>
+                <w:bCs w:val="false"/>
+                <w:sz w:val="19"/>
+                <w:szCs w:val="19"/>
+              </w:rPr>
+              <w:t xml:space="preserve">React Testing Library</w:t>
+            </w:r>
+          </w:p>
+        </w:tc>
+        <w:tc>
+          <w:tcPr>
+            <w:tcW w:type="dxa" w:w="3826"/>
+            <w:tcBorders>
+              <w:top w:val="none" w:color="FFFFFF" w:sz="0"/>
+              <w:left w:val="none" w:color="FFFFFF" w:sz="0"/>
+              <w:bottom w:val="single" w:color="E0D5BB" w:sz="2"/>
+              <w:right w:val="none" w:color="FFFFFF" w:sz="0"/>
+            </w:tcBorders>
+            <w:tcMar>
+              <w:top w:type="dxa" w:w="70"/>
+              <w:left w:type="dxa" w:w="60"/>
+              <w:bottom w:type="dxa" w:w="70"/>
+              <w:right w:type="dxa" w:w="120"/>
+            </w:tcMar>
+          </w:tcPr>
+          <w:p>
+            <w:pPr>
+              <w:spacing w:after="0" w:line="264"/>
+            </w:pPr>
+            <w:r>
+              <w:rPr>
+                <w:b w:val="false"/>
+                <w:bCs w:val="false"/>
+                <w:sz w:val="19"/>
+                <w:szCs w:val="19"/>
+              </w:rPr>
+              <w:t xml:space="preserve">Rendu, interactions, états d'erreur — réseau simulé par mocks</w:t>
+            </w:r>
+          </w:p>
+        </w:tc>
+        <w:tc>
+          <w:tcPr>
+            <w:tcW w:type="dxa" w:w="2077"/>
+            <w:tcBorders>
+              <w:top w:val="none" w:color="FFFFFF" w:sz="0"/>
+              <w:left w:val="none" w:color="FFFFFF" w:sz="0"/>
+              <w:bottom w:val="single" w:color="E0D5BB" w:sz="2"/>
+              <w:right w:val="none" w:color="FFFFFF" w:sz="0"/>
+            </w:tcBorders>
+            <w:tcMar>
+              <w:top w:type="dxa" w:w="70"/>
+              <w:left w:type="dxa" w:w="60"/>
+              <w:bottom w:type="dxa" w:w="70"/>
+              <w:right w:type="dxa" w:w="120"/>
+            </w:tcMar>
+          </w:tcPr>
+          <w:p>
+            <w:pPr>
+              <w:spacing w:after="0" w:line="264"/>
+            </w:pPr>
+            <w:r>
+              <w:rPr>
+                <w:b w:val="false"/>
+                <w:bCs w:val="false"/>
+                <w:sz w:val="19"/>
+                <w:szCs w:val="19"/>
+              </w:rPr>
+              <w:t xml:space="preserve">Aucun appel réseau réel</w:t>
+            </w:r>
+          </w:p>
+        </w:tc>
+      </w:tr>
+      <w:tr>
+        <w:tc>
+          <w:tcPr>
+            <w:tcW w:type="dxa" w:w="1202"/>
+            <w:tcBorders>
+              <w:top w:val="none" w:color="FFFFFF" w:sz="0"/>
+              <w:left w:val="none" w:color="FFFFFF" w:sz="0"/>
+              <w:bottom w:val="single" w:color="8B6914" w:sz="10"/>
+              <w:right w:val="none" w:color="FFFFFF" w:sz="0"/>
+            </w:tcBorders>
+            <w:tcMar>
+              <w:top w:type="dxa" w:w="70"/>
+              <w:left w:type="dxa" w:w="60"/>
+              <w:bottom w:type="dxa" w:w="70"/>
+              <w:right w:type="dxa" w:w="120"/>
+            </w:tcMar>
+          </w:tcPr>
+          <w:p>
+            <w:pPr>
+              <w:spacing w:after="0" w:line="264"/>
+            </w:pPr>
+            <w:r>
+              <w:rPr>
+                <w:b w:val="false"/>
+                <w:bCs w:val="false"/>
+                <w:sz w:val="19"/>
+                <w:szCs w:val="19"/>
+              </w:rPr>
+              <w:t xml:space="preserve">Recette E2E</w:t>
+            </w:r>
+          </w:p>
+        </w:tc>
+        <w:tc>
+          <w:tcPr>
+            <w:tcW w:type="dxa" w:w="1967"/>
+            <w:tcBorders>
+              <w:top w:val="none" w:color="FFFFFF" w:sz="0"/>
+              <w:left w:val="none" w:color="FFFFFF" w:sz="0"/>
+              <w:bottom w:val="single" w:color="8B6914" w:sz="10"/>
+              <w:right w:val="none" w:color="FFFFFF" w:sz="0"/>
+            </w:tcBorders>
+            <w:tcMar>
+              <w:top w:type="dxa" w:w="70"/>
+              <w:left w:type="dxa" w:w="60"/>
+              <w:bottom w:type="dxa" w:w="70"/>
+              <w:right w:type="dxa" w:w="120"/>
+            </w:tcMar>
+          </w:tcPr>
+          <w:p>
+            <w:pPr>
+              <w:spacing w:after="0" w:line="264"/>
+            </w:pPr>
+            <w:r>
+              <w:rPr>
+                <w:b w:val="false"/>
+                <w:bCs w:val="false"/>
+                <w:sz w:val="19"/>
+                <w:szCs w:val="19"/>
+              </w:rPr>
+              <w:t xml:space="preserve">Playwright + API (28 scénarios, §10)</w:t>
+            </w:r>
+          </w:p>
+        </w:tc>
+        <w:tc>
+          <w:tcPr>
+            <w:tcW w:type="dxa" w:w="3826"/>
+            <w:tcBorders>
+              <w:top w:val="none" w:color="FFFFFF" w:sz="0"/>
+              <w:left w:val="none" w:color="FFFFFF" w:sz="0"/>
+              <w:bottom w:val="single" w:color="8B6914" w:sz="10"/>
+              <w:right w:val="none" w:color="FFFFFF" w:sz="0"/>
+            </w:tcBorders>
+            <w:tcMar>
+              <w:top w:type="dxa" w:w="70"/>
+              <w:left w:type="dxa" w:w="60"/>
+              <w:bottom w:type="dxa" w:w="70"/>
+              <w:right w:type="dxa" w:w="120"/>
+            </w:tcMar>
+          </w:tcPr>
+          <w:p>
+            <w:pPr>
+              <w:spacing w:after="0" w:line="264"/>
+            </w:pPr>
+            <w:r>
+              <w:rPr>
+                <w:b w:val="false"/>
+                <w:bCs w:val="false"/>
+                <w:sz w:val="19"/>
+                <w:szCs w:val="19"/>
+              </w:rPr>
+              <w:t xml:space="preserve">Parcours complets en conditions réelles (API Albion vivante), sécurité structurelle</w:t>
+            </w:r>
+          </w:p>
+        </w:tc>
+        <w:tc>
+          <w:tcPr>
+            <w:tcW w:type="dxa" w:w="2077"/>
+            <w:tcBorders>
+              <w:top w:val="none" w:color="FFFFFF" w:sz="0"/>
+              <w:left w:val="none" w:color="FFFFFF" w:sz="0"/>
+              <w:bottom w:val="single" w:color="8B6914" w:sz="10"/>
+              <w:right w:val="none" w:color="FFFFFF" w:sz="0"/>
+            </w:tcBorders>
+            <w:tcMar>
+              <w:top w:type="dxa" w:w="70"/>
+              <w:left w:type="dxa" w:w="60"/>
+              <w:bottom w:type="dxa" w:w="70"/>
+              <w:right w:type="dxa" w:w="120"/>
+            </w:tcMar>
+          </w:tcPr>
+          <w:p>
+            <w:pPr>
+              <w:spacing w:after="0" w:line="264"/>
+            </w:pPr>
+            <w:r>
+              <w:rPr>
+                <w:b w:val="false"/>
+                <w:bCs w:val="false"/>
+                <w:sz w:val="19"/>
+                <w:szCs w:val="19"/>
+              </w:rPr>
+              <w:t xml:space="preserve">Exécution pilotée, résultats consignés</w:t>
+            </w:r>
+          </w:p>
+        </w:tc>
+      </w:tr>
+    </w:tbl>
+    <w:p>
+      <w:pPr>
+        <w:spacing w:after="140" w:before="0" w:line="330"/>
+        <w:jc w:val="both"/>
+      </w:pPr>
+      <w:r>
+        <w:rPr>
+          <w:b w:val="false"/>
+          <w:bCs w:val="false"/>
+          <w:i w:val="false"/>
+          <w:iCs w:val="false"/>
+          <w:sz w:val="22"/>
+          <w:szCs w:val="22"/>
+        </w:rPr>
+        <w:t xml:space="preserve">Les appels réseau sont simulés dans les tests automatisés pour une raison précise : l'API du jeu est vivante (données de joueurs qui changent en permanence), donc impropre à des assertions stables. Elle est en revanche volontairement utilisée telle quelle dans la recette (§10), qui vérifie le comportement en conditions réelles.</w:t>
       </w:r>
     </w:p>
     <w:p>
@@ -10974,6 +13667,146 @@
     </w:p>
     <w:p>
       <w:pPr>
+        <w:pStyle w:val="Heading2"/>
+      </w:pPr>
+      <w:r>
+        <w:t xml:space="preserve">7.2 Données personnelles : minimisation par conception (RGPD)</w:t>
+      </w:r>
+    </w:p>
+    <w:p>
+      <w:pPr>
+        <w:spacing w:after="140" w:before="0" w:line="330"/>
+        <w:jc w:val="both"/>
+      </w:pPr>
+      <w:r>
+        <w:rPr>
+          <w:b w:val="false"/>
+          <w:bCs w:val="false"/>
+          <w:i w:val="false"/>
+          <w:iCs w:val="false"/>
+          <w:sz w:val="22"/>
+          <w:szCs w:val="22"/>
+        </w:rPr>
+        <w:t xml:space="preserve">Le principe de minimisation est appliqué à la racine : l'entité User ne comporte que six champs — identifiant technique, pseudonyme, mot de passe haché, rôles, date de création, préférences d'interface. Aucune adresse e-mail, aucun nom réel, aucune donnée de contact n'est collectée : il n'y a rien à fuiter.</w:t>
+      </w:r>
+    </w:p>
+    <w:p>
+      <w:pPr>
+        <w:pStyle w:val="ListParagraph"/>
+        <w:numPr>
+          <w:ilvl w:val="0"/>
+          <w:numId w:val="3"/>
+        </w:numPr>
+        <w:spacing w:after="80" w:line="330"/>
+        <w:jc w:val="both"/>
+      </w:pPr>
+      <w:r>
+        <w:rPr>
+          <w:sz w:val="22"/>
+          <w:szCs w:val="22"/>
+        </w:rPr>
+        <w:t xml:space="preserve">Pseudonymat natif : le seul identifiant demandé est un pseudonyme choisi par l'utilisateur, sans lien requis avec son identité civile.</w:t>
+      </w:r>
+    </w:p>
+    <w:p>
+      <w:pPr>
+        <w:pStyle w:val="ListParagraph"/>
+        <w:numPr>
+          <w:ilvl w:val="0"/>
+          <w:numId w:val="3"/>
+        </w:numPr>
+        <w:spacing w:after="80" w:line="330"/>
+        <w:jc w:val="both"/>
+      </w:pPr>
+      <w:r>
+        <w:rPr>
+          <w:sz w:val="22"/>
+          <w:szCs w:val="22"/>
+        </w:rPr>
+        <w:t xml:space="preserve">Mots de passe hachés bcrypt avec coût automatique — jamais stockés ni journalisés en clair (vérifié : les logs d'échec d'authentification ne portent pas le mot de passe).</w:t>
+      </w:r>
+    </w:p>
+    <w:p>
+      <w:pPr>
+        <w:pStyle w:val="ListParagraph"/>
+        <w:numPr>
+          <w:ilvl w:val="0"/>
+          <w:numId w:val="3"/>
+        </w:numPr>
+        <w:spacing w:after="80" w:line="330"/>
+        <w:jc w:val="both"/>
+      </w:pPr>
+      <w:r>
+        <w:rPr>
+          <w:sz w:val="22"/>
+          <w:szCs w:val="22"/>
+        </w:rPr>
+        <w:t xml:space="preserve">Aucun traceur tiers : pas d'analytics externe, pas de cookie publicitaire — les seules données d'usage sont les compteurs internes anonymes de recherche (SearchLog) qui alimentent les KPI de l'administration.</w:t>
+      </w:r>
+    </w:p>
+    <w:p>
+      <w:pPr>
+        <w:pStyle w:val="ListParagraph"/>
+        <w:numPr>
+          <w:ilvl w:val="0"/>
+          <w:numId w:val="3"/>
+        </w:numPr>
+        <w:spacing w:after="80" w:line="330"/>
+        <w:jc w:val="both"/>
+      </w:pPr>
+      <w:r>
+        <w:rPr>
+          <w:sz w:val="22"/>
+          <w:szCs w:val="22"/>
+        </w:rPr>
+        <w:t xml:space="preserve">Droit à l'effacement : la suppression d'un compte retire le compte, ses routes et ses compositions (contraintes ON DELETE CASCADE en base — un défaut sur les routes a été détecté lors de cette revue, corrigé et vérifié : BUG-016).</w:t>
+      </w:r>
+    </w:p>
+    <w:p>
+      <w:pPr>
+        <w:pStyle w:val="ListParagraph"/>
+        <w:numPr>
+          <w:ilvl w:val="0"/>
+          <w:numId w:val="3"/>
+        </w:numPr>
+        <w:spacing w:after="80" w:line="330"/>
+        <w:jc w:val="both"/>
+      </w:pPr>
+      <w:r>
+        <w:rPr>
+          <w:sz w:val="22"/>
+          <w:szCs w:val="22"/>
+        </w:rPr>
+        <w:t xml:space="preserve">Les données de jeu affichées (statistiques de joueurs, batailles) proviennent de l'API publique officielle d'Albion Online et ne sont pas persistées par l'application (cf. §3.2).</w:t>
+      </w:r>
+    </w:p>
+    <w:p>
+      <w:pPr>
+        <w:pStyle w:val="Heading2"/>
+      </w:pPr>
+      <w:r>
+        <w:t xml:space="preserve">7.3 Cycle de vie des clés et des secrets</w:t>
+      </w:r>
+    </w:p>
+    <w:p>
+      <w:pPr>
+        <w:spacing w:after="140" w:before="0" w:line="330"/>
+        <w:jc w:val="both"/>
+      </w:pPr>
+      <w:r>
+        <w:rPr>
+          <w:b w:val="false"/>
+          <w:bCs w:val="false"/>
+          <w:i w:val="false"/>
+          <w:iCs w:val="false"/>
+          <w:sz w:val="22"/>
+          <w:szCs w:val="22"/>
+        </w:rPr>
+        <w:t xml:space="preserve">Le détail opérationnel (variable par variable) figure en §4.4 ; les principes : les clés RSA de signature JWT sont générées sur chaque machine et n'existent dans aucun dépôt ; le secret applicatif est propre à chaque environnement ; les identifiants de déploiement vivent exclusivement dans les secrets chiffrés de GitHub Actions. En cas de compromission supposée d'une clé JWT, la rotation consiste à regénérer la paire (lexik:jwt:generate-keypair) : tous les jetons en circulation sont invalidés d'un coup, et les utilisateurs se reconnectent.</w:t>
+      </w:r>
+    </w:p>
+    <w:p>
+      <w:pPr>
         <w:pStyle w:val="Heading1"/>
       </w:pPr>
       <w:r>
@@ -11018,7 +13851,7 @@
         <w:pStyle w:val="ListParagraph"/>
         <w:numPr>
           <w:ilvl w:val="0"/>
-          <w:numId w:val="2"/>
+          <w:numId w:val="3"/>
         </w:numPr>
         <w:spacing w:after="80" w:line="330"/>
         <w:jc w:val="both"/>
@@ -11036,7 +13869,7 @@
         <w:pStyle w:val="ListParagraph"/>
         <w:numPr>
           <w:ilvl w:val="0"/>
-          <w:numId w:val="2"/>
+          <w:numId w:val="3"/>
         </w:numPr>
         <w:spacing w:after="80" w:line="330"/>
         <w:jc w:val="both"/>
@@ -11054,7 +13887,7 @@
         <w:pStyle w:val="ListParagraph"/>
         <w:numPr>
           <w:ilvl w:val="0"/>
-          <w:numId w:val="2"/>
+          <w:numId w:val="3"/>
         </w:numPr>
         <w:spacing w:after="80" w:line="330"/>
         <w:jc w:val="both"/>
@@ -11072,7 +13905,7 @@
         <w:pStyle w:val="ListParagraph"/>
         <w:numPr>
           <w:ilvl w:val="0"/>
-          <w:numId w:val="2"/>
+          <w:numId w:val="3"/>
         </w:numPr>
         <w:spacing w:after="80" w:line="330"/>
         <w:jc w:val="both"/>
@@ -11090,7 +13923,7 @@
         <w:pStyle w:val="ListParagraph"/>
         <w:numPr>
           <w:ilvl w:val="0"/>
-          <w:numId w:val="2"/>
+          <w:numId w:val="3"/>
         </w:numPr>
         <w:spacing w:after="80" w:line="330"/>
         <w:jc w:val="both"/>
@@ -11108,7 +13941,7 @@
         <w:pStyle w:val="ListParagraph"/>
         <w:numPr>
           <w:ilvl w:val="0"/>
-          <w:numId w:val="2"/>
+          <w:numId w:val="3"/>
         </w:numPr>
         <w:spacing w:after="80" w:line="330"/>
         <w:jc w:val="both"/>
@@ -11163,7 +13996,7 @@
                 <wp:inline distT="0" distB="0" distL="0" distR="0">
                   <wp:extent cx="5143500" cy="3219450"/>
                   <wp:effectExtent t="0" r="0" b="0" l="0"/>
-                  <wp:docPr id="1" name="figure-12" descr="Thème clair : alternative de contraste au thème sombre, préférence persistée" title="Thème clair : alternative de contraste au thème sombre, préférence persistée"/>
+                  <wp:docPr id="1" name="figure-14" descr="Thème clair : alternative de contraste au thème sombre, préférence persistée" title="Thème clair : alternative de contraste au thème sombre, préférence persistée"/>
                   <wp:cNvGraphicFramePr>
                     <a:graphicFrameLocks xmlns:a="http://schemas.openxmlformats.org/drawingml/2006/main" noChangeAspect="1"/>
                   </wp:cNvGraphicFramePr>
@@ -11177,7 +14010,7 @@
                           </pic:cNvPicPr>
                         </pic:nvPicPr>
                         <pic:blipFill>
-                          <a:blip r:embed="rId23" cstate="none"/>
+                          <a:blip r:embed="rId25" cstate="none"/>
                           <a:srcRect/>
                           <a:stretch>
                             <a:fillRect/>
@@ -11215,7 +14048,7 @@
           <w:sz w:val="18"/>
           <w:szCs w:val="18"/>
         </w:rPr>
-        <w:t xml:space="preserve">Figure 12 — Thème clair : alternative de contraste au thème sombre, préférence persistée</w:t>
+        <w:t xml:space="preserve">Figure 14 — Thème clair : alternative de contraste au thème sombre, préférence persistée</w:t>
       </w:r>
     </w:p>
     <w:p>
@@ -12065,7 +14898,7 @@
         <w:pStyle w:val="ListParagraph"/>
         <w:numPr>
           <w:ilvl w:val="0"/>
-          <w:numId w:val="2"/>
+          <w:numId w:val="3"/>
         </w:numPr>
         <w:spacing w:after="80" w:line="330"/>
         <w:jc w:val="both"/>
@@ -12083,7 +14916,7 @@
         <w:pStyle w:val="ListParagraph"/>
         <w:numPr>
           <w:ilvl w:val="0"/>
-          <w:numId w:val="2"/>
+          <w:numId w:val="3"/>
         </w:numPr>
         <w:spacing w:after="80" w:line="330"/>
         <w:jc w:val="both"/>
@@ -12101,7 +14934,7 @@
         <w:pStyle w:val="ListParagraph"/>
         <w:numPr>
           <w:ilvl w:val="0"/>
-          <w:numId w:val="2"/>
+          <w:numId w:val="3"/>
         </w:numPr>
         <w:spacing w:after="80" w:line="330"/>
         <w:jc w:val="both"/>
@@ -12826,6 +15659,321 @@
           <w:szCs w:val="22"/>
         </w:rPr>
         <w:t xml:space="preserve">La dernière version du logiciel est fonctionnelle, fiable et viable : la recette complète (28 scénarios, §10) a été déroulée avec 100 % de réussite, les 126 tests automatisés sont verts sur la version 3.0.0 (vérification du 14/07/2026), et l'application est manipulable en autonomie par un utilisateur (tutoriel public avec visite guidée, messages d'erreur explicites).</w:t>
+      </w:r>
+    </w:p>
+    <w:p>
+      <w:pPr>
+        <w:pStyle w:val="Heading2"/>
+      </w:pPr>
+      <w:r>
+        <w:t xml:space="preserve">9.3 L'historique comme preuve : extrait du journal git</w:t>
+      </w:r>
+    </w:p>
+    <w:p>
+      <w:pPr>
+        <w:spacing w:after="140" w:before="0" w:line="330"/>
+        <w:jc w:val="both"/>
+      </w:pPr>
+      <w:r>
+        <w:rPr>
+          <w:b w:val="false"/>
+          <w:bCs w:val="false"/>
+          <w:i w:val="false"/>
+          <w:iCs w:val="false"/>
+          <w:sz w:val="22"/>
+          <w:szCs w:val="22"/>
+        </w:rPr>
+        <w:t xml:space="preserve">L'historique du dépôt raconte chaque évolution avec la convention Conventional Commits — extrait réel, du socle initial à la v3 :</w:t>
+      </w:r>
+    </w:p>
+    <w:tbl>
+      <w:tblPr>
+        <w:tblW w:type="dxa" w:w="9072"/>
+        <w:tblBorders>
+          <w:top w:val="single" w:color="auto" w:sz="4"/>
+          <w:left w:val="single" w:color="auto" w:sz="4"/>
+          <w:bottom w:val="single" w:color="auto" w:sz="4"/>
+          <w:right w:val="single" w:color="auto" w:sz="4"/>
+          <w:insideH w:val="single" w:color="auto" w:sz="4"/>
+          <w:insideV w:val="single" w:color="auto" w:sz="4"/>
+        </w:tblBorders>
+      </w:tblPr>
+      <w:tblGrid>
+        <w:gridCol w:w="9072"/>
+      </w:tblGrid>
+      <w:tr>
+        <w:tc>
+          <w:tcPr>
+            <w:tcW w:type="dxa" w:w="9072"/>
+            <w:tcBorders>
+              <w:top w:val="single" w:color="E0D5BB" w:sz="2"/>
+              <w:left w:val="single" w:color="E0D5BB" w:sz="2"/>
+              <w:bottom w:val="single" w:color="E0D5BB" w:sz="2"/>
+              <w:right w:val="single" w:color="E0D5BB" w:sz="2"/>
+            </w:tcBorders>
+            <w:shd w:fill="FAF6EC" w:val="clear"/>
+            <w:tcMar>
+              <w:top w:type="dxa" w:w="90"/>
+              <w:left w:type="dxa" w:w="140"/>
+              <w:bottom w:type="dxa" w:w="90"/>
+              <w:right w:type="dxa" w:w="140"/>
+            </w:tcMar>
+          </w:tcPr>
+          <w:p>
+            <w:pPr>
+              <w:spacing w:after="0" w:line="230"/>
+            </w:pPr>
+            <w:r>
+              <w:rPr>
+                <w:rFonts w:ascii="Courier New" w:cs="Courier New" w:eastAsia="Courier New" w:hAnsi="Courier New"/>
+                <w:color w:val="3A2E15"/>
+                <w:sz w:val="16"/>
+                <w:szCs w:val="16"/>
+              </w:rPr>
+              <w:t xml:space="preserve">ff4307c6 chore: initialisation du projet — back Symfony 7, front React, monorepo</w:t>
+            </w:r>
+          </w:p>
+          <w:p>
+            <w:pPr>
+              <w:spacing w:after="0" w:line="230"/>
+            </w:pPr>
+            <w:r>
+              <w:rPr>
+                <w:rFonts w:ascii="Courier New" w:cs="Courier New" w:eastAsia="Courier New" w:hAnsi="Courier New"/>
+                <w:color w:val="3A2E15"/>
+                <w:sz w:val="16"/>
+                <w:szCs w:val="16"/>
+              </w:rPr>
+              <w:t xml:space="preserve">d7d4bbc6 feat: recherche de cartes — entités zones, migrations Doctrine, sécurité</w:t>
+            </w:r>
+          </w:p>
+          <w:p>
+            <w:pPr>
+              <w:spacing w:after="0" w:line="230"/>
+            </w:pPr>
+            <w:r>
+              <w:rPr>
+                <w:rFonts w:ascii="Courier New" w:cs="Courier New" w:eastAsia="Courier New" w:hAnsi="Courier New"/>
+                <w:color w:val="3A2E15"/>
+                <w:sz w:val="16"/>
+                <w:szCs w:val="16"/>
+              </w:rPr>
+              <w:t xml:space="preserve">05aa880e fix(front): corrections issues de la recette du 12/06 + accessibilité</w:t>
+            </w:r>
+          </w:p>
+          <w:p>
+            <w:pPr>
+              <w:spacing w:after="0" w:line="230"/>
+            </w:pPr>
+            <w:r>
+              <w:rPr>
+                <w:rFonts w:ascii="Courier New" w:cs="Courier New" w:eastAsia="Courier New" w:hAnsi="Courier New"/>
+                <w:color w:val="3A2E15"/>
+                <w:sz w:val="16"/>
+                <w:szCs w:val="16"/>
+              </w:rPr>
+              <w:t xml:space="preserve">322a0f94 feat(back): support multi-serveur de jeu (americas/europe/asia)</w:t>
+            </w:r>
+          </w:p>
+          <w:p>
+            <w:pPr>
+              <w:spacing w:after="0" w:line="230"/>
+            </w:pPr>
+            <w:r>
+              <w:rPr>
+                <w:rFonts w:ascii="Courier New" w:cs="Courier New" w:eastAsia="Courier New" w:hAnsi="Courier New"/>
+                <w:color w:val="3A2E15"/>
+                <w:sz w:val="16"/>
+                <w:szCs w:val="16"/>
+              </w:rPr>
+              <w:t xml:space="preserve">f94d8bfd feat(back): statistiques PvP joueur (kills, morts, rapport de session)</w:t>
+            </w:r>
+          </w:p>
+          <w:p>
+            <w:pPr>
+              <w:spacing w:after="0" w:line="230"/>
+            </w:pPr>
+            <w:r>
+              <w:rPr>
+                <w:rFonts w:ascii="Courier New" w:cs="Courier New" w:eastAsia="Courier New" w:hAnsi="Courier New"/>
+                <w:color w:val="3A2E15"/>
+                <w:sz w:val="16"/>
+                <w:szCs w:val="16"/>
+              </w:rPr>
+              <w:t xml:space="preserve">51eefd40 feat(back): recherche et détail de batailles</w:t>
+            </w:r>
+          </w:p>
+          <w:p>
+            <w:pPr>
+              <w:spacing w:after="0" w:line="230"/>
+            </w:pPr>
+            <w:r>
+              <w:rPr>
+                <w:rFonts w:ascii="Courier New" w:cs="Courier New" w:eastAsia="Courier New" w:hAnsi="Courier New"/>
+                <w:color w:val="3A2E15"/>
+                <w:sz w:val="16"/>
+                <w:szCs w:val="16"/>
+              </w:rPr>
+              <w:t xml:space="preserve">4241d522 feat(back): noms d'objets localisés pour les recettes de craft</w:t>
+            </w:r>
+          </w:p>
+          <w:p>
+            <w:pPr>
+              <w:spacing w:after="0" w:line="230"/>
+            </w:pPr>
+            <w:r>
+              <w:rPr>
+                <w:rFonts w:ascii="Courier New" w:cs="Courier New" w:eastAsia="Courier New" w:hAnsi="Courier New"/>
+                <w:color w:val="3A2E15"/>
+                <w:sz w:val="16"/>
+                <w:szCs w:val="16"/>
+              </w:rPr>
+              <w:t xml:space="preserve">53af2a2e feat(back): gestion dynamique des langues d'interface par l'admin</w:t>
+            </w:r>
+          </w:p>
+          <w:p>
+            <w:pPr>
+              <w:spacing w:after="0" w:line="230"/>
+            </w:pPr>
+            <w:r>
+              <w:rPr>
+                <w:rFonts w:ascii="Courier New" w:cs="Courier New" w:eastAsia="Courier New" w:hAnsi="Courier New"/>
+                <w:color w:val="3A2E15"/>
+                <w:sz w:val="16"/>
+                <w:szCs w:val="16"/>
+              </w:rPr>
+              <w:t xml:space="preserve">ba55635d fix(back): CORS et sécurité pour le multi-serveur et les langues publiques</w:t>
+            </w:r>
+          </w:p>
+          <w:p>
+            <w:pPr>
+              <w:spacing w:after="0" w:line="230"/>
+            </w:pPr>
+            <w:r>
+              <w:rPr>
+                <w:rFonts w:ascii="Courier New" w:cs="Courier New" w:eastAsia="Courier New" w:hAnsi="Courier New"/>
+                <w:color w:val="3A2E15"/>
+                <w:sz w:val="16"/>
+                <w:szCs w:val="16"/>
+              </w:rPr>
+              <w:t xml:space="preserve">39743bfa feat(front): sélecteur de serveur de jeu (americas/europe/asia)</w:t>
+            </w:r>
+          </w:p>
+          <w:p>
+            <w:pPr>
+              <w:spacing w:after="0" w:line="230"/>
+            </w:pPr>
+            <w:r>
+              <w:rPr>
+                <w:rFonts w:ascii="Courier New" w:cs="Courier New" w:eastAsia="Courier New" w:hAnsi="Courier New"/>
+                <w:color w:val="3A2E15"/>
+                <w:sz w:val="16"/>
+                <w:szCs w:val="16"/>
+              </w:rPr>
+              <w:t xml:space="preserve">46d3458f feat(front): statistiques PvP joueur (kills, morts, rapport de session)</w:t>
+            </w:r>
+          </w:p>
+          <w:p>
+            <w:pPr>
+              <w:spacing w:after="0" w:line="230"/>
+            </w:pPr>
+            <w:r>
+              <w:rPr>
+                <w:rFonts w:ascii="Courier New" w:cs="Courier New" w:eastAsia="Courier New" w:hAnsi="Courier New"/>
+                <w:color w:val="3A2E15"/>
+                <w:sz w:val="16"/>
+                <w:szCs w:val="16"/>
+              </w:rPr>
+              <w:t xml:space="preserve">f6e4866c feat(front): page batailles (recherche guilde/alliance, détail)</w:t>
+            </w:r>
+          </w:p>
+          <w:p>
+            <w:pPr>
+              <w:spacing w:after="0" w:line="230"/>
+            </w:pPr>
+            <w:r>
+              <w:rPr>
+                <w:rFonts w:ascii="Courier New" w:cs="Courier New" w:eastAsia="Courier New" w:hAnsi="Courier New"/>
+                <w:color w:val="3A2E15"/>
+                <w:sz w:val="16"/>
+                <w:szCs w:val="16"/>
+              </w:rPr>
+              <w:t xml:space="preserve">ccb6d69c feat(front): internationalisation des pages restantes</w:t>
+            </w:r>
+          </w:p>
+          <w:p>
+            <w:pPr>
+              <w:spacing w:after="0" w:line="230"/>
+            </w:pPr>
+            <w:r>
+              <w:rPr>
+                <w:rFonts w:ascii="Courier New" w:cs="Courier New" w:eastAsia="Courier New" w:hAnsi="Courier New"/>
+                <w:color w:val="3A2E15"/>
+                <w:sz w:val="16"/>
+                <w:szCs w:val="16"/>
+              </w:rPr>
+              <w:t xml:space="preserve">8129a223 fix(front): tests Admin suite au passage des libellés de langue en i18n</w:t>
+            </w:r>
+          </w:p>
+          <w:p>
+            <w:pPr>
+              <w:spacing w:after="0" w:line="230"/>
+            </w:pPr>
+            <w:r>
+              <w:rPr>
+                <w:rFonts w:ascii="Courier New" w:cs="Courier New" w:eastAsia="Courier New" w:hAnsi="Courier New"/>
+                <w:color w:val="3A2E15"/>
+                <w:sz w:val="16"/>
+                <w:szCs w:val="16"/>
+              </w:rPr>
+              <w:t xml:space="preserve">1af1a572 feat(deploy): installation automatique de la sonde de supervision</w:t>
+            </w:r>
+          </w:p>
+          <w:p>
+            <w:pPr>
+              <w:spacing w:after="0" w:line="230"/>
+            </w:pPr>
+            <w:r>
+              <w:rPr>
+                <w:rFonts w:ascii="Courier New" w:cs="Courier New" w:eastAsia="Courier New" w:hAnsi="Courier New"/>
+                <w:color w:val="3A2E15"/>
+                <w:sz w:val="16"/>
+                <w:szCs w:val="16"/>
+              </w:rPr>
+              <w:t xml:space="preserve">a5a63952 fix(front): couleurs du mode clair pilotées par le thème (BUG-015)</w:t>
+            </w:r>
+          </w:p>
+          <w:p>
+            <w:pPr>
+              <w:spacing w:after="0" w:line="230"/>
+            </w:pPr>
+            <w:r>
+              <w:rPr>
+                <w:rFonts w:ascii="Courier New" w:cs="Courier New" w:eastAsia="Courier New" w:hAnsi="Courier New"/>
+                <w:color w:val="3A2E15"/>
+                <w:sz w:val="16"/>
+                <w:szCs w:val="16"/>
+              </w:rPr>
+              <w:t xml:space="preserve">710a6785 fix(front): clé i18n craft.settings.title (BUG-014)</w:t>
+            </w:r>
+          </w:p>
+        </w:tc>
+      </w:tr>
+    </w:tbl>
+    <w:p>
+      <w:pPr>
+        <w:spacing w:after="180" w:before="50"/>
+        <w:jc w:val="left"/>
+      </w:pPr>
+      <w:r>
+        <w:rPr>
+          <w:i/>
+          <w:iCs/>
+          <w:color w:val="5A4825"/>
+          <w:sz w:val="18"/>
+          <w:szCs w:val="18"/>
+        </w:rPr>
+        <w:t xml:space="preserve">git log --oneline (sélection) — chaque correctif du registre (§11.2) est traçable jusqu'à son commit.</w:t>
       </w:r>
     </w:p>
     <w:p>
@@ -18873,7 +22021,7 @@
           <w:sz w:val="22"/>
           <w:szCs w:val="22"/>
         </w:rPr>
-        <w:t xml:space="preserve">Bilan : 28 scénarios au référentiel (26 d'origine + SRV-01 et BAT-01 ajoutés en v3), tous conformes. Trois anomalies détectées lors de la recette initiale (BUG-011, BUG-012, BUG-013) et deux lors de la revue v3 du 14/07 (BUG-014, BUG-015) ont été consignées, corrigées et re-testées — voir le plan de correction ci-dessous.</w:t>
+        <w:t xml:space="preserve">Bilan : 28 scénarios au référentiel (26 d'origine + SRV-01 et BAT-01 ajoutés en v3), tous conformes. Trois anomalies détectées lors de la recette initiale (BUG-011, BUG-012, BUG-013) et trois lors des revues v3 des 14–15/07 (BUG-014, BUG-015, BUG-016) ont été consignées, corrigées et re-testées — voir le plan de correction ci-dessous.</w:t>
       </w:r>
     </w:p>
     <w:p>
@@ -21209,6 +24357,194 @@
             <w:tcBorders>
               <w:top w:val="none" w:color="FFFFFF" w:sz="0"/>
               <w:left w:val="none" w:color="FFFFFF" w:sz="0"/>
+              <w:bottom w:val="single" w:color="E0D5BB" w:sz="2"/>
+              <w:right w:val="none" w:color="FFFFFF" w:sz="0"/>
+            </w:tcBorders>
+            <w:tcMar>
+              <w:top w:type="dxa" w:w="70"/>
+              <w:left w:type="dxa" w:w="60"/>
+              <w:bottom w:type="dxa" w:w="70"/>
+              <w:right w:type="dxa" w:w="120"/>
+            </w:tcMar>
+          </w:tcPr>
+          <w:p>
+            <w:pPr>
+              <w:spacing w:after="0" w:line="264"/>
+            </w:pPr>
+            <w:r>
+              <w:rPr>
+                <w:b w:val="false"/>
+                <w:bCs w:val="false"/>
+                <w:sz w:val="16"/>
+                <w:szCs w:val="16"/>
+              </w:rPr>
+              <w:t xml:space="preserve">BUG-016</w:t>
+            </w:r>
+          </w:p>
+        </w:tc>
+        <w:tc>
+          <w:tcPr>
+            <w:tcW w:type="dxa" w:w="1140"/>
+            <w:tcBorders>
+              <w:top w:val="none" w:color="FFFFFF" w:sz="0"/>
+              <w:left w:val="none" w:color="FFFFFF" w:sz="0"/>
+              <w:bottom w:val="single" w:color="E0D5BB" w:sz="2"/>
+              <w:right w:val="none" w:color="FFFFFF" w:sz="0"/>
+            </w:tcBorders>
+            <w:tcMar>
+              <w:top w:type="dxa" w:w="70"/>
+              <w:left w:type="dxa" w:w="60"/>
+              <w:bottom w:type="dxa" w:w="70"/>
+              <w:right w:type="dxa" w:w="120"/>
+            </w:tcMar>
+          </w:tcPr>
+          <w:p>
+            <w:pPr>
+              <w:spacing w:after="0" w:line="264"/>
+            </w:pPr>
+            <w:r>
+              <w:rPr>
+                <w:b w:val="false"/>
+                <w:bCs w:val="false"/>
+                <w:sz w:val="16"/>
+                <w:szCs w:val="16"/>
+              </w:rPr>
+              <w:t xml:space="preserve">Revue RGPD (§7.2)</w:t>
+            </w:r>
+          </w:p>
+        </w:tc>
+        <w:tc>
+          <w:tcPr>
+            <w:tcW w:type="dxa" w:w="3110"/>
+            <w:tcBorders>
+              <w:top w:val="none" w:color="FFFFFF" w:sz="0"/>
+              <w:left w:val="none" w:color="FFFFFF" w:sz="0"/>
+              <w:bottom w:val="single" w:color="E0D5BB" w:sz="2"/>
+              <w:right w:val="none" w:color="FFFFFF" w:sz="0"/>
+            </w:tcBorders>
+            <w:tcMar>
+              <w:top w:type="dxa" w:w="70"/>
+              <w:left w:type="dxa" w:w="60"/>
+              <w:bottom w:type="dxa" w:w="70"/>
+              <w:right w:type="dxa" w:w="120"/>
+            </w:tcMar>
+          </w:tcPr>
+          <w:p>
+            <w:pPr>
+              <w:spacing w:after="0" w:line="264"/>
+            </w:pPr>
+            <w:r>
+              <w:rPr>
+                <w:b w:val="false"/>
+                <w:bCs w:val="false"/>
+                <w:sz w:val="16"/>
+                <w:szCs w:val="16"/>
+              </w:rPr>
+              <w:t xml:space="preserve">La suppression d'un compte échouait (violation de clé étrangère) si l'utilisateur possédait des routes : contrainte sans ON DELETE CASCADE</w:t>
+            </w:r>
+          </w:p>
+        </w:tc>
+        <w:tc>
+          <w:tcPr>
+            <w:tcW w:type="dxa" w:w="778"/>
+            <w:tcBorders>
+              <w:top w:val="none" w:color="FFFFFF" w:sz="0"/>
+              <w:left w:val="none" w:color="FFFFFF" w:sz="0"/>
+              <w:bottom w:val="single" w:color="E0D5BB" w:sz="2"/>
+              <w:right w:val="none" w:color="FFFFFF" w:sz="0"/>
+            </w:tcBorders>
+            <w:tcMar>
+              <w:top w:type="dxa" w:w="70"/>
+              <w:left w:type="dxa" w:w="60"/>
+              <w:bottom w:type="dxa" w:w="70"/>
+              <w:right w:type="dxa" w:w="120"/>
+            </w:tcMar>
+          </w:tcPr>
+          <w:p>
+            <w:pPr>
+              <w:spacing w:after="0" w:line="264"/>
+            </w:pPr>
+            <w:r>
+              <w:rPr>
+                <w:b w:val="false"/>
+                <w:bCs w:val="false"/>
+                <w:sz w:val="16"/>
+                <w:szCs w:val="16"/>
+              </w:rPr>
+              <w:t xml:space="preserve">Majeure</w:t>
+            </w:r>
+          </w:p>
+        </w:tc>
+        <w:tc>
+          <w:tcPr>
+            <w:tcW w:type="dxa" w:w="2333"/>
+            <w:tcBorders>
+              <w:top w:val="none" w:color="FFFFFF" w:sz="0"/>
+              <w:left w:val="none" w:color="FFFFFF" w:sz="0"/>
+              <w:bottom w:val="single" w:color="E0D5BB" w:sz="2"/>
+              <w:right w:val="none" w:color="FFFFFF" w:sz="0"/>
+            </w:tcBorders>
+            <w:tcMar>
+              <w:top w:type="dxa" w:w="70"/>
+              <w:left w:type="dxa" w:w="60"/>
+              <w:bottom w:type="dxa" w:w="70"/>
+              <w:right w:type="dxa" w:w="120"/>
+            </w:tcMar>
+          </w:tcPr>
+          <w:p>
+            <w:pPr>
+              <w:spacing w:after="0" w:line="264"/>
+            </w:pPr>
+            <w:r>
+              <w:rPr>
+                <w:b w:val="false"/>
+                <w:bCs w:val="false"/>
+                <w:sz w:val="16"/>
+                <w:szCs w:val="16"/>
+              </w:rPr>
+              <w:t xml:space="preserve">Contrainte game_route.user_id alignée sur composition (CASCADE) via migration ; cascade vérifiée en base</w:t>
+            </w:r>
+          </w:p>
+        </w:tc>
+        <w:tc>
+          <w:tcPr>
+            <w:tcW w:type="dxa" w:w="933"/>
+            <w:tcBorders>
+              <w:top w:val="none" w:color="FFFFFF" w:sz="0"/>
+              <w:left w:val="none" w:color="FFFFFF" w:sz="0"/>
+              <w:bottom w:val="single" w:color="E0D5BB" w:sz="2"/>
+              <w:right w:val="none" w:color="FFFFFF" w:sz="0"/>
+            </w:tcBorders>
+            <w:tcMar>
+              <w:top w:type="dxa" w:w="70"/>
+              <w:left w:type="dxa" w:w="60"/>
+              <w:bottom w:type="dxa" w:w="70"/>
+              <w:right w:type="dxa" w:w="120"/>
+            </w:tcMar>
+          </w:tcPr>
+          <w:p>
+            <w:pPr>
+              <w:spacing w:after="0" w:line="264"/>
+            </w:pPr>
+            <w:r>
+              <w:rPr>
+                <w:b w:val="false"/>
+                <w:bCs w:val="false"/>
+                <w:sz w:val="16"/>
+                <w:szCs w:val="16"/>
+              </w:rPr>
+              <w:t xml:space="preserve">Résolu (15/07)</w:t>
+            </w:r>
+          </w:p>
+        </w:tc>
+      </w:tr>
+      <w:tr>
+        <w:tc>
+          <w:tcPr>
+            <w:tcW w:type="dxa" w:w="778"/>
+            <w:tcBorders>
+              <w:top w:val="none" w:color="FFFFFF" w:sz="0"/>
+              <w:left w:val="none" w:color="FFFFFF" w:sz="0"/>
               <w:bottom w:val="single" w:color="8B6914" w:sz="10"/>
               <w:right w:val="none" w:color="FFFFFF" w:sz="0"/>
             </w:tcBorders>
@@ -21405,7 +24741,7 @@
           <w:sz w:val="22"/>
           <w:szCs w:val="22"/>
         </w:rPr>
-        <w:t xml:space="preserve">Le registre complet (BUG-001 à BUG-015) est tenu dans le CHANGELOG du dépôt ; chaque correctif est associé à son commit conventionnel et validé par les 126 tests du pipeline avant fusion.</w:t>
+        <w:t xml:space="preserve">Le registre complet (BUG-001 à BUG-016) est tenu dans le CHANGELOG du dépôt ; chaque correctif est associé à son commit conventionnel et validé par les 126 tests du pipeline avant fusion.</w:t>
       </w:r>
     </w:p>
     <w:p>
@@ -23663,6 +26999,373 @@
     </w:tbl>
     <w:p>
       <w:pPr>
+        <w:pStyle w:val="Heading2"/>
+      </w:pPr>
+      <w:r>
+        <w:t xml:space="preserve">12.4 Sauvegarde et restauration des données</w:t>
+      </w:r>
+    </w:p>
+    <w:p>
+      <w:pPr>
+        <w:spacing w:after="140" w:before="0" w:line="330"/>
+        <w:jc w:val="both"/>
+      </w:pPr>
+      <w:r>
+        <w:rPr>
+          <w:b w:val="false"/>
+          <w:bCs w:val="false"/>
+          <w:i w:val="false"/>
+          <w:iCs w:val="false"/>
+          <w:sz w:val="22"/>
+          <w:szCs w:val="22"/>
+        </w:rPr>
+        <w:t xml:space="preserve">Les seules données à sauvegarder sont celles de PostgreSQL : le code, la configuration et les items du jeu sont reconstructibles (dépôt git, synchronisation depuis l'API officielle). Le périmètre critique se limite donc aux comptes, routes et compositions.</w:t>
+      </w:r>
+    </w:p>
+    <w:tbl>
+      <w:tblPr>
+        <w:tblW w:type="dxa" w:w="9072"/>
+        <w:tblBorders>
+          <w:top w:val="single" w:color="auto" w:sz="4"/>
+          <w:left w:val="single" w:color="auto" w:sz="4"/>
+          <w:bottom w:val="single" w:color="auto" w:sz="4"/>
+          <w:right w:val="single" w:color="auto" w:sz="4"/>
+          <w:insideH w:val="single" w:color="auto" w:sz="4"/>
+          <w:insideV w:val="single" w:color="auto" w:sz="4"/>
+        </w:tblBorders>
+      </w:tblPr>
+      <w:tblGrid>
+        <w:gridCol w:w="1701"/>
+        <w:gridCol w:w="7371"/>
+      </w:tblGrid>
+      <w:tr>
+        <w:trPr>
+          <w:tblHeader/>
+        </w:trPr>
+        <w:tc>
+          <w:tcPr>
+            <w:tcW w:type="dxa" w:w="1701"/>
+            <w:tcBorders>
+              <w:top w:val="single" w:color="8B6914" w:sz="10"/>
+              <w:left w:val="none" w:color="FFFFFF" w:sz="0"/>
+              <w:bottom w:val="single" w:color="8B6914" w:sz="5"/>
+              <w:right w:val="none" w:color="FFFFFF" w:sz="0"/>
+            </w:tcBorders>
+            <w:tcMar>
+              <w:top w:type="dxa" w:w="70"/>
+              <w:left w:type="dxa" w:w="60"/>
+              <w:bottom w:type="dxa" w:w="70"/>
+              <w:right w:type="dxa" w:w="120"/>
+            </w:tcMar>
+          </w:tcPr>
+          <w:p>
+            <w:pPr>
+              <w:spacing w:after="0" w:line="264"/>
+            </w:pPr>
+            <w:r>
+              <w:rPr>
+                <w:b/>
+                <w:bCs/>
+                <w:color w:val="2D1A00"/>
+                <w:sz w:val="19"/>
+                <w:szCs w:val="19"/>
+              </w:rPr>
+              <w:t xml:space="preserve">Opération</w:t>
+            </w:r>
+          </w:p>
+        </w:tc>
+        <w:tc>
+          <w:tcPr>
+            <w:tcW w:type="dxa" w:w="7371"/>
+            <w:tcBorders>
+              <w:top w:val="single" w:color="8B6914" w:sz="10"/>
+              <w:left w:val="none" w:color="FFFFFF" w:sz="0"/>
+              <w:bottom w:val="single" w:color="8B6914" w:sz="5"/>
+              <w:right w:val="none" w:color="FFFFFF" w:sz="0"/>
+            </w:tcBorders>
+            <w:tcMar>
+              <w:top w:type="dxa" w:w="70"/>
+              <w:left w:type="dxa" w:w="60"/>
+              <w:bottom w:type="dxa" w:w="70"/>
+              <w:right w:type="dxa" w:w="120"/>
+            </w:tcMar>
+          </w:tcPr>
+          <w:p>
+            <w:pPr>
+              <w:spacing w:after="0" w:line="264"/>
+            </w:pPr>
+            <w:r>
+              <w:rPr>
+                <w:b/>
+                <w:bCs/>
+                <w:color w:val="2D1A00"/>
+                <w:sz w:val="19"/>
+                <w:szCs w:val="19"/>
+              </w:rPr>
+              <w:t xml:space="preserve">Procédure</w:t>
+            </w:r>
+          </w:p>
+        </w:tc>
+      </w:tr>
+      <w:tr>
+        <w:tc>
+          <w:tcPr>
+            <w:tcW w:type="dxa" w:w="1701"/>
+            <w:tcBorders>
+              <w:top w:val="none" w:color="FFFFFF" w:sz="0"/>
+              <w:left w:val="none" w:color="FFFFFF" w:sz="0"/>
+              <w:bottom w:val="single" w:color="E0D5BB" w:sz="2"/>
+              <w:right w:val="none" w:color="FFFFFF" w:sz="0"/>
+            </w:tcBorders>
+            <w:tcMar>
+              <w:top w:type="dxa" w:w="70"/>
+              <w:left w:type="dxa" w:w="60"/>
+              <w:bottom w:type="dxa" w:w="70"/>
+              <w:right w:type="dxa" w:w="120"/>
+            </w:tcMar>
+          </w:tcPr>
+          <w:p>
+            <w:pPr>
+              <w:spacing w:after="0" w:line="264"/>
+            </w:pPr>
+            <w:r>
+              <w:rPr>
+                <w:b w:val="false"/>
+                <w:bCs w:val="false"/>
+                <w:sz w:val="19"/>
+                <w:szCs w:val="19"/>
+              </w:rPr>
+              <w:t xml:space="preserve">Sauvegarde</w:t>
+            </w:r>
+          </w:p>
+        </w:tc>
+        <w:tc>
+          <w:tcPr>
+            <w:tcW w:type="dxa" w:w="7371"/>
+            <w:tcBorders>
+              <w:top w:val="none" w:color="FFFFFF" w:sz="0"/>
+              <w:left w:val="none" w:color="FFFFFF" w:sz="0"/>
+              <w:bottom w:val="single" w:color="E0D5BB" w:sz="2"/>
+              <w:right w:val="none" w:color="FFFFFF" w:sz="0"/>
+            </w:tcBorders>
+            <w:tcMar>
+              <w:top w:type="dxa" w:w="70"/>
+              <w:left w:type="dxa" w:w="60"/>
+              <w:bottom w:type="dxa" w:w="70"/>
+              <w:right w:type="dxa" w:w="120"/>
+            </w:tcMar>
+          </w:tcPr>
+          <w:p>
+            <w:pPr>
+              <w:spacing w:after="0" w:line="264"/>
+            </w:pPr>
+            <w:r>
+              <w:rPr>
+                <w:b w:val="false"/>
+                <w:bCs w:val="false"/>
+                <w:sz w:val="19"/>
+                <w:szCs w:val="19"/>
+              </w:rPr>
+              <w:t xml:space="preserve">pg_dump quotidien (cron sur le VPS) : pg_dump -Fc app &gt; backup_$(date +%F).dump — rotation sur 14 jours</w:t>
+            </w:r>
+          </w:p>
+        </w:tc>
+      </w:tr>
+      <w:tr>
+        <w:tc>
+          <w:tcPr>
+            <w:tcW w:type="dxa" w:w="1701"/>
+            <w:tcBorders>
+              <w:top w:val="none" w:color="FFFFFF" w:sz="0"/>
+              <w:left w:val="none" w:color="FFFFFF" w:sz="0"/>
+              <w:bottom w:val="single" w:color="E0D5BB" w:sz="2"/>
+              <w:right w:val="none" w:color="FFFFFF" w:sz="0"/>
+            </w:tcBorders>
+            <w:tcMar>
+              <w:top w:type="dxa" w:w="70"/>
+              <w:left w:type="dxa" w:w="60"/>
+              <w:bottom w:type="dxa" w:w="70"/>
+              <w:right w:type="dxa" w:w="120"/>
+            </w:tcMar>
+          </w:tcPr>
+          <w:p>
+            <w:pPr>
+              <w:spacing w:after="0" w:line="264"/>
+            </w:pPr>
+            <w:r>
+              <w:rPr>
+                <w:b w:val="false"/>
+                <w:bCs w:val="false"/>
+                <w:sz w:val="19"/>
+                <w:szCs w:val="19"/>
+              </w:rPr>
+              <w:t xml:space="preserve">Restauration</w:t>
+            </w:r>
+          </w:p>
+        </w:tc>
+        <w:tc>
+          <w:tcPr>
+            <w:tcW w:type="dxa" w:w="7371"/>
+            <w:tcBorders>
+              <w:top w:val="none" w:color="FFFFFF" w:sz="0"/>
+              <w:left w:val="none" w:color="FFFFFF" w:sz="0"/>
+              <w:bottom w:val="single" w:color="E0D5BB" w:sz="2"/>
+              <w:right w:val="none" w:color="FFFFFF" w:sz="0"/>
+            </w:tcBorders>
+            <w:tcMar>
+              <w:top w:type="dxa" w:w="70"/>
+              <w:left w:type="dxa" w:w="60"/>
+              <w:bottom w:type="dxa" w:w="70"/>
+              <w:right w:type="dxa" w:w="120"/>
+            </w:tcMar>
+          </w:tcPr>
+          <w:p>
+            <w:pPr>
+              <w:spacing w:after="0" w:line="264"/>
+            </w:pPr>
+            <w:r>
+              <w:rPr>
+                <w:b w:val="false"/>
+                <w:bCs w:val="false"/>
+                <w:sz w:val="19"/>
+                <w:szCs w:val="19"/>
+              </w:rPr>
+              <w:t xml:space="preserve">pg_restore -d app --clean backup_YYYY-MM-DD.dump puis doctrine:migrations:migrate pour rattraper les migrations postérieures</w:t>
+            </w:r>
+          </w:p>
+        </w:tc>
+      </w:tr>
+      <w:tr>
+        <w:tc>
+          <w:tcPr>
+            <w:tcW w:type="dxa" w:w="1701"/>
+            <w:tcBorders>
+              <w:top w:val="none" w:color="FFFFFF" w:sz="0"/>
+              <w:left w:val="none" w:color="FFFFFF" w:sz="0"/>
+              <w:bottom w:val="single" w:color="E0D5BB" w:sz="2"/>
+              <w:right w:val="none" w:color="FFFFFF" w:sz="0"/>
+            </w:tcBorders>
+            <w:tcMar>
+              <w:top w:type="dxa" w:w="70"/>
+              <w:left w:type="dxa" w:w="60"/>
+              <w:bottom w:type="dxa" w:w="70"/>
+              <w:right w:type="dxa" w:w="120"/>
+            </w:tcMar>
+          </w:tcPr>
+          <w:p>
+            <w:pPr>
+              <w:spacing w:after="0" w:line="264"/>
+            </w:pPr>
+            <w:r>
+              <w:rPr>
+                <w:b w:val="false"/>
+                <w:bCs w:val="false"/>
+                <w:sz w:val="19"/>
+                <w:szCs w:val="19"/>
+              </w:rPr>
+              <w:t xml:space="preserve">Test de restauration</w:t>
+            </w:r>
+          </w:p>
+        </w:tc>
+        <w:tc>
+          <w:tcPr>
+            <w:tcW w:type="dxa" w:w="7371"/>
+            <w:tcBorders>
+              <w:top w:val="none" w:color="FFFFFF" w:sz="0"/>
+              <w:left w:val="none" w:color="FFFFFF" w:sz="0"/>
+              <w:bottom w:val="single" w:color="E0D5BB" w:sz="2"/>
+              <w:right w:val="none" w:color="FFFFFF" w:sz="0"/>
+            </w:tcBorders>
+            <w:tcMar>
+              <w:top w:type="dxa" w:w="70"/>
+              <w:left w:type="dxa" w:w="60"/>
+              <w:bottom w:type="dxa" w:w="70"/>
+              <w:right w:type="dxa" w:w="120"/>
+            </w:tcMar>
+          </w:tcPr>
+          <w:p>
+            <w:pPr>
+              <w:spacing w:after="0" w:line="264"/>
+            </w:pPr>
+            <w:r>
+              <w:rPr>
+                <w:b w:val="false"/>
+                <w:bCs w:val="false"/>
+                <w:sz w:val="19"/>
+                <w:szCs w:val="19"/>
+              </w:rPr>
+              <w:t xml:space="preserve">Rejouer le dump sur la base de développement locale (docker compose) : même moteur, même version PostgreSQL 16</w:t>
+            </w:r>
+          </w:p>
+        </w:tc>
+      </w:tr>
+      <w:tr>
+        <w:tc>
+          <w:tcPr>
+            <w:tcW w:type="dxa" w:w="1701"/>
+            <w:tcBorders>
+              <w:top w:val="none" w:color="FFFFFF" w:sz="0"/>
+              <w:left w:val="none" w:color="FFFFFF" w:sz="0"/>
+              <w:bottom w:val="single" w:color="8B6914" w:sz="10"/>
+              <w:right w:val="none" w:color="FFFFFF" w:sz="0"/>
+            </w:tcBorders>
+            <w:tcMar>
+              <w:top w:type="dxa" w:w="70"/>
+              <w:left w:type="dxa" w:w="60"/>
+              <w:bottom w:type="dxa" w:w="70"/>
+              <w:right w:type="dxa" w:w="120"/>
+            </w:tcMar>
+          </w:tcPr>
+          <w:p>
+            <w:pPr>
+              <w:spacing w:after="0" w:line="264"/>
+            </w:pPr>
+            <w:r>
+              <w:rPr>
+                <w:b w:val="false"/>
+                <w:bCs w:val="false"/>
+                <w:sz w:val="19"/>
+                <w:szCs w:val="19"/>
+              </w:rPr>
+              <w:t xml:space="preserve">Reconstruction des données de jeu</w:t>
+            </w:r>
+          </w:p>
+        </w:tc>
+        <w:tc>
+          <w:tcPr>
+            <w:tcW w:type="dxa" w:w="7371"/>
+            <w:tcBorders>
+              <w:top w:val="none" w:color="FFFFFF" w:sz="0"/>
+              <w:left w:val="none" w:color="FFFFFF" w:sz="0"/>
+              <w:bottom w:val="single" w:color="8B6914" w:sz="10"/>
+              <w:right w:val="none" w:color="FFFFFF" w:sz="0"/>
+            </w:tcBorders>
+            <w:tcMar>
+              <w:top w:type="dxa" w:w="70"/>
+              <w:left w:type="dxa" w:w="60"/>
+              <w:bottom w:type="dxa" w:w="70"/>
+              <w:right w:type="dxa" w:w="120"/>
+            </w:tcMar>
+          </w:tcPr>
+          <w:p>
+            <w:pPr>
+              <w:spacing w:after="0" w:line="264"/>
+            </w:pPr>
+            <w:r>
+              <w:rPr>
+                <w:b w:val="false"/>
+                <w:bCs w:val="false"/>
+                <w:sz w:val="19"/>
+                <w:szCs w:val="19"/>
+              </w:rPr>
+              <w:t xml:space="preserve">Synchronisation des 12 066 items depuis l'administration ; prix de marché re-remplis à l'usage (cache)</w:t>
+            </w:r>
+          </w:p>
+        </w:tc>
+      </w:tr>
+    </w:tbl>
+    <w:p>
+      <w:pPr>
         <w:pStyle w:val="Heading1"/>
       </w:pPr>
       <w:r>
@@ -23683,7 +27386,7 @@
           <w:sz w:val="22"/>
           <w:szCs w:val="22"/>
         </w:rPr>
-        <w:t xml:space="preserve">Ce dossier couvre l'ensemble des livrables attendus pour le Bloc 2 : un prototype complet et fonctionnel (version 3.0.0 : multi-serveur, batailles, statistiques de session, 20 langues) adossé à une architecture en couches maintenable qui a absorbé trois versions majeures sans refonte ; des protocoles d'intégration et de déploiement continus réellement opérationnels (126 tests bloquants, déploiement SSH conditionné, supervision auto-installée) ; un harnais de tests couvrant l'authentification de bout en bout ; des mesures de sécurité alignées sur l'OWASP Top 10 et vérifiées par des tests structurels ; une démarche d'accessibilité outillée (RGAA 4.1, Lighthouse 93-100, axe-core) avec corrections immédiates ; un cahier de recettes de 28 scénarios exécutés à 100 % qui a prouvé son utilité en détectant cinq anomalies réelles, corrigées et re-testées ; et une documentation technique permettant à un tiers de déployer, utiliser et maintenir l'application en autonomie.</w:t>
+        <w:t xml:space="preserve">Ce dossier couvre l'ensemble des livrables attendus pour le Bloc 2 : un prototype complet et fonctionnel (version 3.0.0 : multi-serveur, batailles, statistiques de session, 20 langues) adossé à une architecture en couches maintenable qui a absorbé trois versions majeures sans refonte ; des protocoles d'intégration et de déploiement continus réellement opérationnels (126 tests bloquants, déploiement SSH conditionné, supervision auto-installée) ; un harnais de tests couvrant l'authentification de bout en bout ; des mesures de sécurité alignées sur l'OWASP Top 10 et vérifiées par des tests structurels ; une démarche d'accessibilité outillée (RGAA 4.1, Lighthouse 93-100, axe-core) avec corrections immédiates ; un cahier de recettes de 28 scénarios exécutés à 100 % qui a prouvé son utilité en détectant six anomalies réelles, corrigées et re-testées ; et une documentation technique permettant à un tiers de déployer, utiliser et maintenir l'application en autonomie.</w:t>
       </w:r>
     </w:p>
     <w:p>
@@ -24983,7 +28686,7 @@
                 <wp:inline distT="0" distB="0" distL="0" distR="0">
                   <wp:extent cx="5334000" cy="3333750"/>
                   <wp:effectExtent t="0" r="0" b="0" l="0"/>
-                  <wp:docPr id="1" name="figure-13" descr="Détail d'un run vert : jobs backend-tests et frontend-tests exécutés en parallèle sur le commit poussé" title="Détail d'un run vert : jobs backend-tests et frontend-tests exécutés en parallèle sur le commit poussé"/>
+                  <wp:docPr id="1" name="figure-15" descr="Détail d'un run vert : jobs backend-tests et frontend-tests exécutés en parallèle sur le commit poussé" title="Détail d'un run vert : jobs backend-tests et frontend-tests exécutés en parallèle sur le commit poussé"/>
                   <wp:cNvGraphicFramePr>
                     <a:graphicFrameLocks xmlns:a="http://schemas.openxmlformats.org/drawingml/2006/main" noChangeAspect="1"/>
                   </wp:cNvGraphicFramePr>
@@ -24997,7 +28700,7 @@
                           </pic:cNvPicPr>
                         </pic:nvPicPr>
                         <pic:blipFill>
-                          <a:blip r:embed="rId24" cstate="none"/>
+                          <a:blip r:embed="rId26" cstate="none"/>
                           <a:srcRect/>
                           <a:stretch>
                             <a:fillRect/>
@@ -25035,7 +28738,7 @@
           <w:sz w:val="18"/>
           <w:szCs w:val="18"/>
         </w:rPr>
-        <w:t xml:space="preserve">Figure 13 — Détail d'un run vert : jobs backend-tests et frontend-tests exécutés en parallèle sur le commit poussé</w:t>
+        <w:t xml:space="preserve">Figure 15 — Détail d'un run vert : jobs backend-tests et frontend-tests exécutés en parallèle sur le commit poussé</w:t>
       </w:r>
     </w:p>
     <w:tbl>
@@ -25080,7 +28783,7 @@
                 <wp:inline distT="0" distB="0" distL="0" distR="0">
                   <wp:extent cx="5334000" cy="3333750"/>
                   <wp:effectExtent t="0" r="0" b="0" l="0"/>
-                  <wp:docPr id="1" name="figure-14" descr="Historique des runs. Le run rouge sur master est un garde-fou volontaire : sans les secrets SSH configurés, le job de déploiement refuse de s'exécuter — aucun identifiant n'existe dans le code" title="Historique des runs. Le run rouge sur master est un garde-fou volontaire : sans les secrets SSH configurés, le job de déploiement refuse de s'exécuter — aucun identifiant n'existe dans le code"/>
+                  <wp:docPr id="1" name="figure-16" descr="Historique des runs. Le run rouge sur master est un garde-fou volontaire : sans les secrets SSH configurés, le job de déploiement refuse de s'exécuter — aucun identifiant n'existe dans le code" title="Historique des runs. Le run rouge sur master est un garde-fou volontaire : sans les secrets SSH configurés, le job de déploiement refuse de s'exécuter — aucun identifiant n'existe dans le code"/>
                   <wp:cNvGraphicFramePr>
                     <a:graphicFrameLocks xmlns:a="http://schemas.openxmlformats.org/drawingml/2006/main" noChangeAspect="1"/>
                   </wp:cNvGraphicFramePr>
@@ -25094,7 +28797,7 @@
                           </pic:cNvPicPr>
                         </pic:nvPicPr>
                         <pic:blipFill>
-                          <a:blip r:embed="rId25" cstate="none"/>
+                          <a:blip r:embed="rId27" cstate="none"/>
                           <a:srcRect/>
                           <a:stretch>
                             <a:fillRect/>
@@ -25132,7 +28835,7 @@
           <w:sz w:val="18"/>
           <w:szCs w:val="18"/>
         </w:rPr>
-        <w:t xml:space="preserve">Figure 14 — Historique des runs. Le run rouge sur master est un garde-fou volontaire : sans les secrets SSH configurés, le job de déploiement refuse de s'exécuter — aucun identifiant n'existe dans le code</w:t>
+        <w:t xml:space="preserve">Figure 16 — Historique des runs. Le run rouge sur master est un garde-fou volontaire : sans les secrets SSH configurés, le job de déploiement refuse de s'exécuter — aucun identifiant n'existe dans le code</w:t>
       </w:r>
     </w:p>
     <w:p>
@@ -26191,6 +29894,18 @@
       </w:pPr>
     </w:lvl>
   </w:abstractNum>
+  <w:abstractNum w:abstractNumId="3" w15:restartNumberingAfterBreak="0">
+    <w:multiLevelType w:val="hybridMultilevel"/>
+    <w:lvl w:ilvl="0" w15:tentative="1">
+      <w:start w:val="1"/>
+      <w:numFmt w:val="decimal"/>
+      <w:lvlText w:val="%1."/>
+      <w:lvlJc w:val="left"/>
+      <w:pPr>
+        <w:ind w:left="460" w:hanging="260"/>
+      </w:pPr>
+    </w:lvl>
+  </w:abstractNum>
   <w:num w:numId="1">
     <w:abstractNumId w:val="1"/>
     <w:lvlOverride w:ilvl="0">
@@ -26198,6 +29913,12 @@
     </w:lvlOverride>
   </w:num>
   <w:num w:numId="2">
+    <w:abstractNumId w:val="3"/>
+    <w:lvlOverride w:ilvl="0">
+      <w:startOverride w:val="1"/>
+    </w:lvlOverride>
+  </w:num>
+  <w:num w:numId="3">
     <w:abstractNumId w:val="2"/>
     <w:lvlOverride w:ilvl="0">
       <w:startOverride w:val="1"/>

--- a/dossier/Dossier_Bloc2_Albion_Helper_v3.docx
+++ b/dossier/Dossier_Bloc2_Albion_Helper_v3.docx
@@ -12611,7 +12611,7 @@
           <w:sz w:val="22"/>
           <w:szCs w:val="22"/>
         </w:rPr>
-        <w:t xml:space="preserve">La sécurité a été traitée au travers du référentiel OWASP Top 10 (2021). Chaque famille de failles est couverte par une mesure concrète, vérifiée soit par les tests automatisés, soit par la recette de sécurité (cf. §10, scénarios SEC-*).</w:t>
+        <w:t xml:space="preserve">La sécurité a été traitée au travers du référentiel OWASP Top 10 (2021). Chaque famille de failles est couverte par une mesure concrète, localisée dans le code (fichier indiqué en fin de mesure) et vérifiée soit par les tests automatisés, soit par la recette de sécurité (cf. §10, scénarios SEC-*).</w:t>
       </w:r>
     </w:p>
     <w:tbl>
@@ -12855,7 +12855,7 @@
                 <w:sz w:val="16"/>
                 <w:szCs w:val="16"/>
               </w:rPr>
-              <w:t xml:space="preserve">Firewall Symfony : toutes les routes /api exigent un JWT sauf liste publique explicite ; /api/admin restreint à ROLE_ADMIN ; contrôle de propriété sur routes et compositions (un utilisateur ne peut ni voir ni supprimer celles d'un autre)</w:t>
+              <w:t xml:space="preserve">Firewall Symfony : toutes les routes /api exigent un JWT sauf liste publique explicite ; /api/admin restreint à ROLE_ADMIN ; contrôle de propriété sur routes et compositions (un utilisateur ne peut ni voir ni supprimer celles d'un autre) — security.yaml (access_control, annexe A.3) ; RouteController / CompositionController (filtrage par getUser())</w:t>
             </w:r>
           </w:p>
         </w:tc>
@@ -12981,7 +12981,7 @@
                 <w:sz w:val="16"/>
                 <w:szCs w:val="16"/>
               </w:rPr>
-              <w:t xml:space="preserve">Mots de passe hachés bcrypt (coût auto) ; JWT signés RS256 (paire de clés hors dépôt git) ; jetons délivrés en cookies httpOnly + Secure ; HTTPS en production ; aucun secret commité (variables d'environnement)</w:t>
+              <w:t xml:space="preserve">Mots de passe hachés bcrypt (coût auto) ; JWT signés RS256 (paire de clés hors dépôt git) ; jetons délivrés en cookies httpOnly + Secure ; HTTPS en production ; aucun secret commité — security.yaml (password_hashers) ; lexik_jwt_authentication.yaml (set_cookies) ; .gitignore (*.pem)</w:t>
             </w:r>
           </w:p>
         </w:tc>
@@ -13107,7 +13107,7 @@
                 <w:sz w:val="16"/>
                 <w:szCs w:val="16"/>
               </w:rPr>
-              <w:t xml:space="preserve">100 % des accès BDD via Doctrine ORM (requêtes paramétrées) ; entrées validées et bornées (regex sur les noms d'items, substr, min/max)</w:t>
+              <w:t xml:space="preserve">100 % des accès BDD via Doctrine ORM (requêtes paramétrées) ; entrées validées et bornées (regex, substr, min/max) — src/Repository/* ; ItemController (validation par expression régulière)</w:t>
             </w:r>
           </w:p>
         </w:tc>
@@ -13233,7 +13233,7 @@
                 <w:sz w:val="16"/>
                 <w:szCs w:val="16"/>
               </w:rPr>
-              <w:t xml:space="preserve">Rate limiting : 5 inscriptions/IP/heure (composant RateLimiter) ; expiration automatique des routes à 24 h ; jetons de partage non devinables</w:t>
+              <w:t xml:space="preserve">Rate limiting : 5 inscriptions/IP/heure ; expiration automatique des routes à 24 h ; jetons de partage imprévisibles — rate_limiter.yaml + AuthController (limiteur) ; GameRoute / Composition (bin2hex(random_bytes()))</w:t>
             </w:r>
           </w:p>
         </w:tc>
@@ -13359,7 +13359,7 @@
                 <w:sz w:val="16"/>
                 <w:szCs w:val="16"/>
               </w:rPr>
-              <w:t xml:space="preserve">CORS restreint par variable d'environnement (origin_regex, aucun wildcard) ; en-têtes de sécurité globaux : X-Content-Type-Options, X-Frame-Options DENY, Referrer-Policy, Content-Security-Policy ; pas de stack trace en prod</w:t>
+              <w:t xml:space="preserve">CORS restreint par variable d'environnement (origin_regex, aucun wildcard — y compris avec credentials) ; en-têtes de sécurité globaux : nosniff, X-Frame-Options DENY, Referrer-Policy, CSP ; pas de stack trace en prod — nelmio_cors.yaml ; SecurityHeadersSubscriber (annexe A.1)</w:t>
             </w:r>
           </w:p>
         </w:tc>
@@ -13485,7 +13485,7 @@
                 <w:sz w:val="16"/>
                 <w:szCs w:val="16"/>
               </w:rPr>
-              <w:t xml:space="preserve">Migration Symfony 7.2 (EOL) → 7.4.13 LTS : 36 advisories corrigées dont CVE-2025-64500 (élevée, contournement d'autorisation) ; axios 1.17 ; composer audit : 0 advisory ; Dependabot hebdomadaire</w:t>
+              <w:t xml:space="preserve">Migration Symfony 7.2 (EOL) → 7.4.13 LTS : 36 advisories corrigées dont CVE-2025-64500 (élevée) ; axios 1.17 ; composer audit : 0 advisory ; Dependabot hebdomadaire — composer.lock / package-lock.json ; .github/dependabot.yml</w:t>
             </w:r>
           </w:p>
         </w:tc>
@@ -13611,7 +13611,7 @@
                 <w:sz w:val="16"/>
                 <w:szCs w:val="16"/>
               </w:rPr>
-              <w:t xml:space="preserve">Login throttling : 5 échecs max / 15 min (par utilisateur + IP) ; mot de passe ≥ 8 caractères ; JWT à durée courte (1 h) en cookie httpOnly ; rotation des refresh tokens (single_use) ; déconnexion côté serveur (/api/logout invalide le refresh token)</w:t>
+              <w:t xml:space="preserve">Login throttling : 5 échecs max / 15 min ; mot de passe ≥ 8 caractères ; JWT à durée courte (1 h) en cookie httpOnly ; rotation des refresh tokens (single_use) ; déconnexion côté serveur — security.yaml (login_throttling) ; gesdinet_jwt_refresh_token.yaml ; AuthController (register, /api/logout)</w:t>
             </w:r>
           </w:p>
         </w:tc>
@@ -13737,7 +13737,7 @@
                 <w:sz w:val="16"/>
                 <w:szCs w:val="16"/>
               </w:rPr>
-              <w:t xml:space="preserve">Dépendances installées depuis les lockfiles (composer.lock, package-lock.json) ; pipeline CI signé par GitHub ; migrations versionnées</w:t>
+              <w:t xml:space="preserve">Dépendances installées depuis les lockfiles ; pipeline CI exécuté par GitHub Actions ; schéma BDD versionné (jamais de SQL manuel en production) — composer.lock / package-lock.json ; migrations/ ; .github/workflows/main.yml</w:t>
             </w:r>
           </w:p>
         </w:tc>
@@ -13863,7 +13863,7 @@
                 <w:sz w:val="16"/>
                 <w:szCs w:val="16"/>
               </w:rPr>
-              <w:t xml:space="preserve">Canal Monolog « incident » dédié (dev + prod) ; les échecs d'authentification sont tracés par le firewall ; aucun secret ni mot de passe en clair dans les logs</w:t>
+              <w:t xml:space="preserve">Canal Monolog « incident » dédié (dev + prod) ; échecs d'authentification tracés par le firewall ; aucun secret en clair dans les logs ; endpoint de supervision public — monolog.yaml ; HealthCheckController (annexe A.2) ; deploy/healthcheck-probe.sh</w:t>
             </w:r>
           </w:p>
         </w:tc>
@@ -13989,7 +13989,7 @@
                 <w:sz w:val="16"/>
                 <w:szCs w:val="16"/>
               </w:rPr>
-              <w:t xml:space="preserve">Le proxy d'icônes n'accepte qu'un identifiant d'item validé par expression régulière stricte interpolé dans une URL fixe : aucune URL fournie par l'utilisateur n'est requêtée ; les domaines de l'API Albion sont une liste fermée (un par serveur de jeu)</w:t>
+              <w:t xml:space="preserve">Le proxy d'icônes n'accepte qu'un identifiant validé par regex stricte (^[A-Za-z0-9_@]+$) interpolé dans une URL fixe : aucune URL fournie par l'utilisateur n'est requêtée ; domaines de l'API Albion en liste fermée (un par serveur) — ItemController ; AlbionDataMapper</w:t>
             </w:r>
           </w:p>
         </w:tc>

--- a/dossier/Dossier_Bloc2_Albion_Helper_v3.docx
+++ b/dossier/Dossier_Bloc2_Albion_Helper_v3.docx
@@ -16303,7 +16303,7 @@
           <w:sz w:val="22"/>
           <w:szCs w:val="22"/>
         </w:rPr>
-        <w:t xml:space="preserve">La recette a été exécutée le 12/06/2026 sur la version 2.1.0, en environnement de développement iso-production (PostgreSQL, données réelles de l'API Albion), au travers du navigateur (scénarios pilotés par Playwright) et de l'API (scénarios sécurité). Les scénarios critiques (authentification, routes, compositions, craft, administration) ont été rejoués le 14/07/2026 sur la version 3.0.0 lors de la préparation de ce dossier. Chaque scénario précise ses préconditions, ses étapes et son résultat attendu. Statut : PASS = conforme à l'attendu.</w:t>
+        <w:t xml:space="preserve">La recette a été exécutée le 12/06/2026 sur la version 2.1.0, en environnement de développement iso-production (PostgreSQL, données réelles de l'API Albion), au travers du navigateur (scénarios pilotés par Playwright) et de l'API (scénarios sécurité). Les scénarios critiques (authentification, routes, compositions, craft, administration) ont été rejoués les 14–15/07/2026 sur les versions 3.0.0 puis 3.1.0 lors de la préparation de ce dossier. Chaque scénario précise ses préconditions, ses étapes et son résultat attendu. Statut : PASS = conforme à l'attendu.</w:t>
       </w:r>
     </w:p>
     <w:p>
@@ -27564,7 +27564,7 @@
                 <w:sz w:val="18"/>
                 <w:szCs w:val="18"/>
               </w:rPr>
-              <w:t xml:space="preserve">pg_dump quotidien (cron sur le VPS) : pg_dump -Fc app &gt; backup_$(date +%F).dump — rotation sur 14 jours</w:t>
+              <w:t xml:space="preserve">Planifier un pg_dump quotidien via cron sur le VPS : pg_dump -Fc app &gt; backup_$(date +%F).dump — rotation recommandée : 14 jours</w:t>
             </w:r>
           </w:p>
         </w:tc>
